--- a/papers/Вавакин_Курсовая_Работа_2.docx
+++ b/papers/Вавакин_Курсовая_Работа_2.docx
@@ -1135,6 +1135,7 @@
           <w:docPartUnique/>
         </w:docPartObj>
       </w:sdtPr>
+      <w:sdtEndPr/>
       <w:sdtContent>
         <w:p>
           <w:pPr>
@@ -1251,7 +1252,7 @@
               <w:sz w:val="28"/>
               <w:szCs w:val="28"/>
             </w:rPr>
-            <w:t>5</w:t>
+            <w:t>6</w:t>
           </w:r>
         </w:p>
         <w:p>
@@ -1295,7 +1296,7 @@
               <w:sz w:val="28"/>
               <w:szCs w:val="28"/>
             </w:rPr>
-            <w:t>5</w:t>
+            <w:t>6</w:t>
           </w:r>
         </w:p>
         <w:p>
@@ -1339,7 +1340,7 @@
               <w:sz w:val="28"/>
               <w:szCs w:val="28"/>
             </w:rPr>
-            <w:t>7</w:t>
+            <w:t>8</w:t>
           </w:r>
         </w:p>
         <w:p>
@@ -1399,7 +1400,195 @@
               <w:sz w:val="28"/>
               <w:szCs w:val="28"/>
             </w:rPr>
-            <w:t>7</w:t>
+            <w:t>9</w:t>
+          </w:r>
+        </w:p>
+        <w:p>
+          <w:pPr>
+            <w:pStyle w:val="2"/>
+            <w:spacing w:line="360" w:lineRule="auto"/>
+            <w:ind w:left="708"/>
+            <w:rPr>
+              <w:color w:val="0D0D0D" w:themeColor="text1" w:themeTint="F2"/>
+              <w:sz w:val="28"/>
+              <w:szCs w:val="28"/>
+            </w:rPr>
+          </w:pPr>
+          <w:r>
+            <w:rPr>
+              <w:color w:val="0D0D0D" w:themeColor="text1" w:themeTint="F2"/>
+              <w:sz w:val="28"/>
+              <w:szCs w:val="28"/>
+            </w:rPr>
+            <w:t>1.3</w:t>
+          </w:r>
+          <w:r>
+            <w:rPr>
+              <w:color w:val="0D0D0D" w:themeColor="text1" w:themeTint="F2"/>
+              <w:sz w:val="28"/>
+              <w:szCs w:val="28"/>
+            </w:rPr>
+            <w:t>.1</w:t>
+          </w:r>
+          <w:r>
+            <w:rPr>
+              <w:color w:val="0D0D0D" w:themeColor="text1" w:themeTint="F2"/>
+              <w:sz w:val="28"/>
+              <w:szCs w:val="28"/>
+            </w:rPr>
+            <w:t xml:space="preserve"> </w:t>
+          </w:r>
+          <w:r>
+            <w:rPr>
+              <w:color w:val="0D0D0D" w:themeColor="text1" w:themeTint="F2"/>
+              <w:sz w:val="28"/>
+              <w:szCs w:val="28"/>
+            </w:rPr>
+            <w:t>Универсальные облачные сервисы</w:t>
+          </w:r>
+          <w:r>
+            <w:rPr>
+              <w:color w:val="0D0D0D" w:themeColor="text1" w:themeTint="F2"/>
+              <w:sz w:val="28"/>
+              <w:szCs w:val="28"/>
+            </w:rPr>
+            <w:ptab w:relativeTo="margin" w:alignment="right" w:leader="dot"/>
+          </w:r>
+          <w:r>
+            <w:rPr>
+              <w:color w:val="0D0D0D" w:themeColor="text1" w:themeTint="F2"/>
+              <w:sz w:val="28"/>
+              <w:szCs w:val="28"/>
+            </w:rPr>
+            <w:t>9</w:t>
+          </w:r>
+        </w:p>
+        <w:p>
+          <w:pPr>
+            <w:pStyle w:val="2"/>
+            <w:spacing w:line="360" w:lineRule="auto"/>
+            <w:ind w:left="708"/>
+            <w:rPr>
+              <w:color w:val="0D0D0D" w:themeColor="text1" w:themeTint="F2"/>
+              <w:sz w:val="28"/>
+              <w:szCs w:val="28"/>
+            </w:rPr>
+          </w:pPr>
+          <w:r>
+            <w:rPr>
+              <w:color w:val="0D0D0D" w:themeColor="text1" w:themeTint="F2"/>
+              <w:sz w:val="28"/>
+              <w:szCs w:val="28"/>
+            </w:rPr>
+            <w:t>1.3</w:t>
+          </w:r>
+          <w:r>
+            <w:rPr>
+              <w:color w:val="0D0D0D" w:themeColor="text1" w:themeTint="F2"/>
+              <w:sz w:val="28"/>
+              <w:szCs w:val="28"/>
+            </w:rPr>
+            <w:t>.2</w:t>
+          </w:r>
+          <w:r>
+            <w:rPr>
+              <w:color w:val="0D0D0D" w:themeColor="text1" w:themeTint="F2"/>
+              <w:sz w:val="28"/>
+              <w:szCs w:val="28"/>
+            </w:rPr>
+            <w:t xml:space="preserve"> </w:t>
+          </w:r>
+          <w:r>
+            <w:rPr>
+              <w:color w:val="0D0D0D" w:themeColor="text1" w:themeTint="F2"/>
+              <w:sz w:val="28"/>
+              <w:szCs w:val="28"/>
+            </w:rPr>
+            <w:t xml:space="preserve">Коммерческие системы </w:t>
+          </w:r>
+          <w:r>
+            <w:rPr>
+              <w:color w:val="0D0D0D" w:themeColor="text1" w:themeTint="F2"/>
+              <w:sz w:val="28"/>
+              <w:szCs w:val="28"/>
+            </w:rPr>
+            <w:t>контроля образовательного процесса</w:t>
+          </w:r>
+          <w:r>
+            <w:rPr>
+              <w:color w:val="0D0D0D" w:themeColor="text1" w:themeTint="F2"/>
+              <w:sz w:val="28"/>
+              <w:szCs w:val="28"/>
+            </w:rPr>
+            <w:ptab w:relativeTo="margin" w:alignment="right" w:leader="dot"/>
+          </w:r>
+          <w:r>
+            <w:rPr>
+              <w:color w:val="0D0D0D" w:themeColor="text1" w:themeTint="F2"/>
+              <w:sz w:val="28"/>
+              <w:szCs w:val="28"/>
+            </w:rPr>
+            <w:t>10</w:t>
+          </w:r>
+        </w:p>
+        <w:p>
+          <w:pPr>
+            <w:pStyle w:val="2"/>
+            <w:spacing w:line="360" w:lineRule="auto"/>
+            <w:ind w:left="708"/>
+            <w:rPr>
+              <w:color w:val="0D0D0D" w:themeColor="text1" w:themeTint="F2"/>
+              <w:sz w:val="28"/>
+              <w:szCs w:val="28"/>
+            </w:rPr>
+          </w:pPr>
+          <w:r>
+            <w:rPr>
+              <w:color w:val="0D0D0D" w:themeColor="text1" w:themeTint="F2"/>
+              <w:sz w:val="28"/>
+              <w:szCs w:val="28"/>
+            </w:rPr>
+            <w:t>1.3</w:t>
+          </w:r>
+          <w:r>
+            <w:rPr>
+              <w:color w:val="0D0D0D" w:themeColor="text1" w:themeTint="F2"/>
+              <w:sz w:val="28"/>
+              <w:szCs w:val="28"/>
+            </w:rPr>
+            <w:t>.3</w:t>
+          </w:r>
+          <w:r>
+            <w:rPr>
+              <w:color w:val="0D0D0D" w:themeColor="text1" w:themeTint="F2"/>
+              <w:sz w:val="28"/>
+              <w:szCs w:val="28"/>
+            </w:rPr>
+            <w:t xml:space="preserve"> </w:t>
+          </w:r>
+          <w:r>
+            <w:rPr>
+              <w:color w:val="0D0D0D" w:themeColor="text1" w:themeTint="F2"/>
+              <w:sz w:val="28"/>
+              <w:szCs w:val="28"/>
+            </w:rPr>
+            <w:t>Решения для локальных инфраструктур</w:t>
+          </w:r>
+          <w:r>
+            <w:rPr>
+              <w:color w:val="0D0D0D" w:themeColor="text1" w:themeTint="F2"/>
+              <w:sz w:val="28"/>
+              <w:szCs w:val="28"/>
+            </w:rPr>
+            <w:ptab w:relativeTo="margin" w:alignment="right" w:leader="dot"/>
+          </w:r>
+          <w:r>
+            <w:rPr>
+              <w:color w:val="0D0D0D" w:themeColor="text1" w:themeTint="F2"/>
+              <w:sz w:val="28"/>
+              <w:szCs w:val="28"/>
+            </w:rPr>
+            <w:t>14</w:t>
           </w:r>
         </w:p>
         <w:p>
@@ -1410,6 +1599,7 @@
               <w:color w:val="0D0D0D" w:themeColor="text1" w:themeTint="F2"/>
               <w:sz w:val="28"/>
               <w:szCs w:val="28"/>
+              <w:lang w:val="en-US"/>
             </w:rPr>
           </w:pPr>
           <w:r>
@@ -1444,8 +1634,9 @@
               <w:color w:val="0D0D0D" w:themeColor="text1" w:themeTint="F2"/>
               <w:sz w:val="28"/>
               <w:szCs w:val="28"/>
+              <w:lang w:val="en-US"/>
             </w:rPr>
-            <w:t>10</w:t>
+            <w:t>15</w:t>
           </w:r>
         </w:p>
         <w:p>
@@ -4096,14 +4287,49 @@
           <w:szCs w:val="28"/>
         </w:rPr>
       </w:pPr>
-      <w:r>
-        <w:rPr>
-          <w:color w:val="0D0D0D" w:themeColor="text1" w:themeTint="F2"/>
-          <w:sz w:val="28"/>
-          <w:szCs w:val="28"/>
-        </w:rPr>
-        <w:t>1) Универсальные облачные сервисы</w:t>
-      </w:r>
+    </w:p>
+    <w:p>
+      <w:pPr>
+        <w:spacing w:line="360" w:lineRule="auto"/>
+        <w:ind w:firstLine="709"/>
+        <w:jc w:val="both"/>
+        <w:rPr>
+          <w:b/>
+          <w:color w:val="0D0D0D" w:themeColor="text1" w:themeTint="F2"/>
+          <w:sz w:val="28"/>
+          <w:szCs w:val="28"/>
+        </w:rPr>
+      </w:pPr>
+      <w:r>
+        <w:rPr>
+          <w:b/>
+          <w:color w:val="0D0D0D" w:themeColor="text1" w:themeTint="F2"/>
+          <w:sz w:val="28"/>
+          <w:szCs w:val="28"/>
+        </w:rPr>
+        <w:t>1.3.1</w:t>
+      </w:r>
+      <w:r>
+        <w:rPr>
+          <w:b/>
+          <w:color w:val="0D0D0D" w:themeColor="text1" w:themeTint="F2"/>
+          <w:sz w:val="28"/>
+          <w:szCs w:val="28"/>
+        </w:rPr>
+        <w:t xml:space="preserve"> Универсальные облачные сервисы</w:t>
+      </w:r>
+    </w:p>
+    <w:p>
+      <w:pPr>
+        <w:spacing w:line="360" w:lineRule="auto"/>
+        <w:ind w:firstLine="709"/>
+        <w:jc w:val="both"/>
+        <w:rPr>
+          <w:color w:val="0D0D0D" w:themeColor="text1" w:themeTint="F2"/>
+          <w:sz w:val="28"/>
+          <w:szCs w:val="28"/>
+        </w:rPr>
+      </w:pPr>
     </w:p>
     <w:p>
       <w:pPr>
@@ -4230,7 +4456,16 @@
           <w:sz w:val="28"/>
           <w:szCs w:val="28"/>
         </w:rPr>
-        <w:t>» построена текущая система контроля курсовых работ, используемая кафедрой</w:t>
+        <w:t xml:space="preserve">» построена текущая система </w:t>
+      </w:r>
+      <w:r>
+        <w:rPr>
+          <w:color w:val="0D0D0D" w:themeColor="text1" w:themeTint="F2"/>
+          <w:sz w:val="28"/>
+          <w:szCs w:val="28"/>
+        </w:rPr>
+        <w:lastRenderedPageBreak/>
+        <w:t>контроля курсовых работ, используемая кафедрой</w:t>
       </w:r>
       <w:r>
         <w:rPr>
@@ -4273,6 +4508,7 @@
       </w:pPr>
       <w:r>
         <w:rPr>
+          <w:noProof/>
           <w:color w:val="0D0D0D" w:themeColor="text1" w:themeTint="F2"/>
           <w:sz w:val="28"/>
           <w:szCs w:val="28"/>
@@ -4376,27 +4612,70 @@
         <w:ind w:firstLine="709"/>
         <w:jc w:val="both"/>
         <w:rPr>
-          <w:color w:val="0D0D0D" w:themeColor="text1" w:themeTint="F2"/>
-          <w:sz w:val="28"/>
-          <w:szCs w:val="28"/>
-        </w:rPr>
-      </w:pPr>
-      <w:r>
-        <w:rPr>
-          <w:color w:val="0D0D0D" w:themeColor="text1" w:themeTint="F2"/>
-          <w:sz w:val="28"/>
-          <w:szCs w:val="28"/>
-        </w:rPr>
-        <w:t xml:space="preserve">2) Коммерческие системы управления </w:t>
-      </w:r>
-      <w:r>
-        <w:rPr>
-          <w:color w:val="0D0D0D" w:themeColor="text1" w:themeTint="F2"/>
-          <w:sz w:val="28"/>
-          <w:szCs w:val="28"/>
-        </w:rPr>
-        <w:t>образовательным процессом</w:t>
-      </w:r>
+          <w:b/>
+          <w:color w:val="0D0D0D" w:themeColor="text1" w:themeTint="F2"/>
+          <w:sz w:val="28"/>
+          <w:szCs w:val="28"/>
+          <w:lang w:val="en-US"/>
+        </w:rPr>
+      </w:pPr>
+      <w:r>
+        <w:rPr>
+          <w:b/>
+          <w:color w:val="0D0D0D" w:themeColor="text1" w:themeTint="F2"/>
+          <w:sz w:val="28"/>
+          <w:szCs w:val="28"/>
+        </w:rPr>
+        <w:t>1.3.2</w:t>
+      </w:r>
+      <w:r>
+        <w:rPr>
+          <w:b/>
+          <w:color w:val="0D0D0D" w:themeColor="text1" w:themeTint="F2"/>
+          <w:sz w:val="28"/>
+          <w:szCs w:val="28"/>
+        </w:rPr>
+        <w:t xml:space="preserve"> Коммерческие системы </w:t>
+      </w:r>
+      <w:r>
+        <w:rPr>
+          <w:b/>
+          <w:color w:val="0D0D0D" w:themeColor="text1" w:themeTint="F2"/>
+          <w:sz w:val="28"/>
+          <w:szCs w:val="28"/>
+        </w:rPr>
+        <w:t>контроля</w:t>
+      </w:r>
+      <w:r>
+        <w:rPr>
+          <w:b/>
+          <w:color w:val="0D0D0D" w:themeColor="text1" w:themeTint="F2"/>
+          <w:sz w:val="28"/>
+          <w:szCs w:val="28"/>
+        </w:rPr>
+        <w:t xml:space="preserve"> </w:t>
+      </w:r>
+      <w:r>
+        <w:rPr>
+          <w:b/>
+          <w:color w:val="0D0D0D" w:themeColor="text1" w:themeTint="F2"/>
+          <w:sz w:val="28"/>
+          <w:szCs w:val="28"/>
+        </w:rPr>
+        <w:t>образовательного процесса</w:t>
+      </w:r>
+    </w:p>
+    <w:p>
+      <w:pPr>
+        <w:spacing w:line="360" w:lineRule="auto"/>
+        <w:ind w:firstLine="709"/>
+        <w:jc w:val="both"/>
+        <w:rPr>
+          <w:color w:val="0D0D0D" w:themeColor="text1" w:themeTint="F2"/>
+          <w:sz w:val="28"/>
+          <w:szCs w:val="28"/>
+        </w:rPr>
+      </w:pPr>
     </w:p>
     <w:p>
       <w:pPr>
@@ -4463,7 +4742,42 @@
           <w:sz w:val="28"/>
           <w:szCs w:val="28"/>
         </w:rPr>
-        <w:t xml:space="preserve"> «1С:Университет» и ее расширенную версию – «1С:Университет ПРОФ». Ее функциональность представлена на рисунке 2.</w:t>
+        <w:t xml:space="preserve"> «1С:Университет» и ее расширенную версию – «1С:Университет ПРОФ»</w:t>
+      </w:r>
+      <w:r>
+        <w:rPr>
+          <w:color w:val="0D0D0D" w:themeColor="text1" w:themeTint="F2"/>
+          <w:sz w:val="28"/>
+          <w:szCs w:val="28"/>
+          <w:lang w:val="en-US"/>
+        </w:rPr>
+        <w:t>[</w:t>
+      </w:r>
+      <w:r>
+        <w:rPr>
+          <w:color w:val="0D0D0D" w:themeColor="text1" w:themeTint="F2"/>
+          <w:sz w:val="28"/>
+          <w:szCs w:val="28"/>
+          <w:lang w:val="en-US"/>
+        </w:rPr>
+        <w:t>1</w:t>
+      </w:r>
+      <w:r>
+        <w:rPr>
+          <w:color w:val="0D0D0D" w:themeColor="text1" w:themeTint="F2"/>
+          <w:sz w:val="28"/>
+          <w:szCs w:val="28"/>
+          <w:lang w:val="en-US"/>
+        </w:rPr>
+        <w:t>]</w:t>
+      </w:r>
+      <w:r>
+        <w:rPr>
+          <w:color w:val="0D0D0D" w:themeColor="text1" w:themeTint="F2"/>
+          <w:sz w:val="28"/>
+          <w:szCs w:val="28"/>
+        </w:rPr>
+        <w:t>. Ее функциональность представлена на рисунке 2.</w:t>
       </w:r>
     </w:p>
     <w:p>
@@ -4502,6 +4816,7 @@
       </w:pPr>
       <w:r>
         <w:rPr>
+          <w:noProof/>
           <w:color w:val="0D0D0D" w:themeColor="text1" w:themeTint="F2"/>
           <w:sz w:val="28"/>
           <w:szCs w:val="28"/>
@@ -4679,6 +4994,7 @@
       </w:pPr>
       <w:r>
         <w:rPr>
+          <w:noProof/>
           <w:color w:val="0D0D0D" w:themeColor="text1" w:themeTint="F2"/>
           <w:sz w:val="28"/>
           <w:szCs w:val="28"/>
@@ -4726,15 +5042,7 @@
           <w:sz w:val="28"/>
           <w:szCs w:val="28"/>
         </w:rPr>
-        <w:t xml:space="preserve">Рисунок </w:t>
-      </w:r>
-      <w:r>
-        <w:rPr>
-          <w:color w:val="0D0D0D" w:themeColor="text1" w:themeTint="F2"/>
-          <w:sz w:val="28"/>
-          <w:szCs w:val="28"/>
-        </w:rPr>
-        <w:t>3 – Информация о стоимости платформ «1С:Университет»</w:t>
+        <w:t>Рисунок 3 – Информация о стоимости платформ «1С:Университет»</w:t>
       </w:r>
       <w:r>
         <w:rPr>
@@ -4845,6 +5153,7 @@
       </w:pPr>
       <w:r>
         <w:rPr>
+          <w:noProof/>
           <w:color w:val="0D0D0D" w:themeColor="text1" w:themeTint="F2"/>
           <w:sz w:val="28"/>
           <w:szCs w:val="28"/>
@@ -4945,6 +5254,7 @@
       </w:pPr>
       <w:r>
         <w:rPr>
+          <w:noProof/>
           <w:color w:val="0D0D0D" w:themeColor="text1" w:themeTint="F2"/>
           <w:sz w:val="28"/>
           <w:szCs w:val="28"/>
@@ -5007,23 +5317,7 @@
           <w:sz w:val="28"/>
           <w:szCs w:val="28"/>
         </w:rPr>
-        <w:t xml:space="preserve"> – Функциональность модуля «</w:t>
-      </w:r>
-      <w:r>
-        <w:rPr>
-          <w:color w:val="0D0D0D" w:themeColor="text1" w:themeTint="F2"/>
-          <w:sz w:val="28"/>
-          <w:szCs w:val="28"/>
-        </w:rPr>
-        <w:t>Студент</w:t>
-      </w:r>
-      <w:r>
-        <w:rPr>
-          <w:color w:val="0D0D0D" w:themeColor="text1" w:themeTint="F2"/>
-          <w:sz w:val="28"/>
-          <w:szCs w:val="28"/>
-        </w:rPr>
-        <w:t>» системы «Апекс-ВУЗ»</w:t>
+        <w:t xml:space="preserve"> – Функциональность модуля «Студент» системы «Апекс-ВУЗ»</w:t>
       </w:r>
     </w:p>
     <w:p>
@@ -5097,14 +5391,51 @@
           <w:szCs w:val="28"/>
         </w:rPr>
       </w:pPr>
-      <w:r>
-        <w:rPr>
-          <w:color w:val="0D0D0D" w:themeColor="text1" w:themeTint="F2"/>
-          <w:sz w:val="28"/>
-          <w:szCs w:val="28"/>
-        </w:rPr>
-        <w:t>3) Самописные решения</w:t>
-      </w:r>
+    </w:p>
+    <w:p>
+      <w:pPr>
+        <w:spacing w:line="360" w:lineRule="auto"/>
+        <w:ind w:firstLine="709"/>
+        <w:jc w:val="both"/>
+        <w:rPr>
+          <w:b/>
+          <w:color w:val="0D0D0D" w:themeColor="text1" w:themeTint="F2"/>
+          <w:sz w:val="28"/>
+          <w:szCs w:val="28"/>
+        </w:rPr>
+      </w:pPr>
+      <w:r>
+        <w:rPr>
+          <w:b/>
+          <w:color w:val="0D0D0D" w:themeColor="text1" w:themeTint="F2"/>
+          <w:sz w:val="28"/>
+          <w:szCs w:val="28"/>
+          <w:lang w:val="en-US"/>
+        </w:rPr>
+        <w:t xml:space="preserve">1.3.3 </w:t>
+      </w:r>
+      <w:r>
+        <w:rPr>
+          <w:b/>
+          <w:color w:val="0D0D0D" w:themeColor="text1" w:themeTint="F2"/>
+          <w:sz w:val="28"/>
+          <w:szCs w:val="28"/>
+        </w:rPr>
+        <w:t>Решения для локальных инфраструктур</w:t>
+      </w:r>
+    </w:p>
+    <w:p>
+      <w:pPr>
+        <w:spacing w:line="360" w:lineRule="auto"/>
+        <w:ind w:firstLine="709"/>
+        <w:jc w:val="both"/>
+        <w:rPr>
+          <w:color w:val="0D0D0D" w:themeColor="text1" w:themeTint="F2"/>
+          <w:sz w:val="28"/>
+          <w:szCs w:val="28"/>
+          <w:lang w:val="en-US"/>
+        </w:rPr>
+      </w:pPr>
     </w:p>
     <w:p>
       <w:pPr>
@@ -5195,7 +5526,42 @@
           <w:sz w:val="28"/>
           <w:szCs w:val="28"/>
         </w:rPr>
-        <w:t>конкретных учреждений.</w:t>
+        <w:t>конкретных учреждений</w:t>
+      </w:r>
+      <w:r>
+        <w:rPr>
+          <w:color w:val="0D0D0D" w:themeColor="text1" w:themeTint="F2"/>
+          <w:sz w:val="28"/>
+          <w:szCs w:val="28"/>
+          <w:lang w:val="en-US"/>
+        </w:rPr>
+        <w:t>[</w:t>
+      </w:r>
+      <w:r>
+        <w:rPr>
+          <w:color w:val="0D0D0D" w:themeColor="text1" w:themeTint="F2"/>
+          <w:sz w:val="28"/>
+          <w:szCs w:val="28"/>
+          <w:lang w:val="en-US"/>
+        </w:rPr>
+        <w:t>2</w:t>
+      </w:r>
+      <w:r>
+        <w:rPr>
+          <w:color w:val="0D0D0D" w:themeColor="text1" w:themeTint="F2"/>
+          <w:sz w:val="28"/>
+          <w:szCs w:val="28"/>
+          <w:lang w:val="en-US"/>
+        </w:rPr>
+        <w:t>]</w:t>
+      </w:r>
+      <w:r>
+        <w:rPr>
+          <w:color w:val="0D0D0D" w:themeColor="text1" w:themeTint="F2"/>
+          <w:sz w:val="28"/>
+          <w:szCs w:val="28"/>
+        </w:rPr>
+        <w:t>.</w:t>
       </w:r>
     </w:p>
     <w:p>
@@ -5218,8 +5584,6 @@
         </w:rPr>
         <w:t>Проведенный анализ показал, что ни одно из рассмотренных решений не соответствует в полной мере требованиям к системе контроля курсовых работ кафедры, что обосновывает необходимость разработки специализированного программного обеспечения.</w:t>
       </w:r>
-      <w:bookmarkStart w:id="0" w:name="_GoBack"/>
-      <w:bookmarkEnd w:id="0"/>
     </w:p>
     <w:p>
       <w:pPr>
@@ -5293,15 +5657,200 @@
           <w:sz w:val="28"/>
           <w:szCs w:val="28"/>
         </w:rPr>
-        <w:t>В ходе</w:t>
-      </w:r>
-      <w:r>
-        <w:rPr>
-          <w:color w:val="0D0D0D" w:themeColor="text1" w:themeTint="F2"/>
-          <w:sz w:val="28"/>
-          <w:szCs w:val="28"/>
-        </w:rPr>
-        <w:t xml:space="preserve"> проведенного</w:t>
+        <w:t>Выбор технологического стека для реализации системы контроля курсовых работ обусловлен необходимостью обеспечения надежности, масштаби</w:t>
+      </w:r>
+      <w:r>
+        <w:rPr>
+          <w:color w:val="0D0D0D" w:themeColor="text1" w:themeTint="F2"/>
+          <w:sz w:val="28"/>
+          <w:szCs w:val="28"/>
+        </w:rPr>
+        <w:t>руемости и удобства разработки.</w:t>
+      </w:r>
+    </w:p>
+    <w:p>
+      <w:pPr>
+        <w:spacing w:line="360" w:lineRule="auto"/>
+        <w:ind w:firstLine="709"/>
+        <w:jc w:val="both"/>
+        <w:rPr>
+          <w:color w:val="0D0D0D" w:themeColor="text1" w:themeTint="F2"/>
+          <w:sz w:val="28"/>
+          <w:szCs w:val="28"/>
+        </w:rPr>
+      </w:pPr>
+      <w:r>
+        <w:rPr>
+          <w:color w:val="0D0D0D" w:themeColor="text1" w:themeTint="F2"/>
+          <w:sz w:val="28"/>
+          <w:szCs w:val="28"/>
+        </w:rPr>
+        <w:t>На основании анализа функциональных требований и по результатам этапа проектирования системы были выбраны следующие инструменты:</w:t>
+      </w:r>
+    </w:p>
+    <w:p>
+      <w:pPr>
+        <w:spacing w:line="360" w:lineRule="auto"/>
+        <w:ind w:firstLine="709"/>
+        <w:jc w:val="both"/>
+        <w:rPr>
+          <w:color w:val="0D0D0D" w:themeColor="text1" w:themeTint="F2"/>
+          <w:sz w:val="28"/>
+          <w:szCs w:val="28"/>
+          <w:lang w:val="en-US"/>
+        </w:rPr>
+      </w:pPr>
+      <w:r>
+        <w:rPr>
+          <w:color w:val="0D0D0D" w:themeColor="text1" w:themeTint="F2"/>
+          <w:sz w:val="28"/>
+          <w:szCs w:val="28"/>
+        </w:rPr>
+        <w:t>–</w:t>
+      </w:r>
+      <w:r>
+        <w:rPr>
+          <w:color w:val="0D0D0D" w:themeColor="text1" w:themeTint="F2"/>
+          <w:sz w:val="28"/>
+          <w:szCs w:val="28"/>
+        </w:rPr>
+        <w:t xml:space="preserve"> библиотека </w:t>
+      </w:r>
+      <w:r>
+        <w:rPr>
+          <w:color w:val="0D0D0D" w:themeColor="text1" w:themeTint="F2"/>
+          <w:sz w:val="28"/>
+          <w:szCs w:val="28"/>
+          <w:lang w:val="en-US"/>
+        </w:rPr>
+        <w:t>React</w:t>
+      </w:r>
+      <w:r>
+        <w:rPr>
+          <w:color w:val="0D0D0D" w:themeColor="text1" w:themeTint="F2"/>
+          <w:sz w:val="28"/>
+          <w:szCs w:val="28"/>
+        </w:rPr>
+        <w:t xml:space="preserve"> языка </w:t>
+      </w:r>
+      <w:r>
+        <w:rPr>
+          <w:color w:val="0D0D0D" w:themeColor="text1" w:themeTint="F2"/>
+          <w:sz w:val="28"/>
+          <w:szCs w:val="28"/>
+          <w:lang w:val="en-US"/>
+        </w:rPr>
+        <w:t xml:space="preserve">JavaScript </w:t>
+      </w:r>
+      <w:r>
+        <w:rPr>
+          <w:color w:val="0D0D0D" w:themeColor="text1" w:themeTint="F2"/>
+          <w:sz w:val="28"/>
+          <w:szCs w:val="28"/>
+        </w:rPr>
+        <w:t>для разработки пользовательского интерфейса веб-сайта</w:t>
+      </w:r>
+      <w:r>
+        <w:rPr>
+          <w:color w:val="0D0D0D" w:themeColor="text1" w:themeTint="F2"/>
+          <w:sz w:val="28"/>
+          <w:szCs w:val="28"/>
+          <w:lang w:val="en-US"/>
+        </w:rPr>
+        <w:t>,</w:t>
+      </w:r>
+    </w:p>
+    <w:p>
+      <w:pPr>
+        <w:spacing w:line="360" w:lineRule="auto"/>
+        <w:ind w:firstLine="709"/>
+        <w:jc w:val="both"/>
+        <w:rPr>
+          <w:color w:val="0D0D0D" w:themeColor="text1" w:themeTint="F2"/>
+          <w:sz w:val="28"/>
+          <w:szCs w:val="28"/>
+          <w:lang w:val="en-US"/>
+        </w:rPr>
+      </w:pPr>
+      <w:r>
+        <w:rPr>
+          <w:color w:val="0D0D0D" w:themeColor="text1" w:themeTint="F2"/>
+          <w:sz w:val="28"/>
+          <w:szCs w:val="28"/>
+        </w:rPr>
+        <w:t>–</w:t>
+      </w:r>
+      <w:r>
+        <w:rPr>
+          <w:color w:val="0D0D0D" w:themeColor="text1" w:themeTint="F2"/>
+          <w:sz w:val="28"/>
+          <w:szCs w:val="28"/>
+        </w:rPr>
+        <w:t xml:space="preserve"> фреймворк </w:t>
+      </w:r>
+      <w:r>
+        <w:rPr>
+          <w:color w:val="0D0D0D" w:themeColor="text1" w:themeTint="F2"/>
+          <w:sz w:val="28"/>
+          <w:szCs w:val="28"/>
+          <w:lang w:val="en-US"/>
+        </w:rPr>
+        <w:t xml:space="preserve">Django </w:t>
+      </w:r>
+      <w:r>
+        <w:rPr>
+          <w:color w:val="0D0D0D" w:themeColor="text1" w:themeTint="F2"/>
+          <w:sz w:val="28"/>
+          <w:szCs w:val="28"/>
+        </w:rPr>
+        <w:t>для обеспечения серверной логики</w:t>
+      </w:r>
+      <w:r>
+        <w:rPr>
+          <w:color w:val="0D0D0D" w:themeColor="text1" w:themeTint="F2"/>
+          <w:sz w:val="28"/>
+          <w:szCs w:val="28"/>
+          <w:lang w:val="en-US"/>
+        </w:rPr>
+        <w:t>,</w:t>
+      </w:r>
+    </w:p>
+    <w:p>
+      <w:pPr>
+        <w:spacing w:line="360" w:lineRule="auto"/>
+        <w:ind w:firstLine="709"/>
+        <w:jc w:val="both"/>
+        <w:rPr>
+          <w:color w:val="0D0D0D" w:themeColor="text1" w:themeTint="F2"/>
+          <w:sz w:val="28"/>
+          <w:szCs w:val="28"/>
+          <w:lang w:val="en-US"/>
+        </w:rPr>
+      </w:pPr>
+      <w:r>
+        <w:rPr>
+          <w:color w:val="0D0D0D" w:themeColor="text1" w:themeTint="F2"/>
+          <w:sz w:val="28"/>
+          <w:szCs w:val="28"/>
+        </w:rPr>
+        <w:t>–</w:t>
+      </w:r>
+      <w:r>
+        <w:rPr>
+          <w:color w:val="0D0D0D" w:themeColor="text1" w:themeTint="F2"/>
+          <w:sz w:val="28"/>
+          <w:szCs w:val="28"/>
+        </w:rPr>
+        <w:t xml:space="preserve"> встроенная СУБД </w:t>
+      </w:r>
+      <w:r>
+        <w:rPr>
+          <w:color w:val="0D0D0D" w:themeColor="text1" w:themeTint="F2"/>
+          <w:sz w:val="28"/>
+          <w:szCs w:val="28"/>
+          <w:lang w:val="en-US"/>
+        </w:rPr>
+        <w:t>SQLite</w:t>
       </w:r>
       <w:r>
         <w:rPr>
@@ -5317,50 +5866,513 @@
           <w:sz w:val="28"/>
           <w:szCs w:val="28"/>
         </w:rPr>
-        <w:t>проектирования</w:t>
-      </w:r>
-      <w:r>
-        <w:rPr>
-          <w:color w:val="0D0D0D" w:themeColor="text1" w:themeTint="F2"/>
-          <w:sz w:val="28"/>
-          <w:szCs w:val="28"/>
-        </w:rPr>
-        <w:t xml:space="preserve"> системы были вы</w:t>
-      </w:r>
-      <w:r>
-        <w:rPr>
-          <w:color w:val="0D0D0D" w:themeColor="text1" w:themeTint="F2"/>
-          <w:sz w:val="28"/>
-          <w:szCs w:val="28"/>
-        </w:rPr>
-        <w:t>браны</w:t>
-      </w:r>
-      <w:r>
-        <w:rPr>
-          <w:color w:val="0D0D0D" w:themeColor="text1" w:themeTint="F2"/>
-          <w:sz w:val="28"/>
-          <w:szCs w:val="28"/>
-        </w:rPr>
-        <w:t xml:space="preserve"> следующие технологии:</w:t>
-      </w:r>
-    </w:p>
-    <w:p>
-      <w:pPr>
-        <w:spacing w:line="360" w:lineRule="auto"/>
-        <w:ind w:firstLine="709"/>
-        <w:jc w:val="both"/>
-        <w:rPr>
-          <w:color w:val="0D0D0D" w:themeColor="text1" w:themeTint="F2"/>
-          <w:sz w:val="28"/>
-          <w:szCs w:val="28"/>
-          <w:lang w:val="en-US"/>
-        </w:rPr>
-      </w:pPr>
-      <w:r>
-        <w:rPr>
-          <w:color w:val="0D0D0D" w:themeColor="text1" w:themeTint="F2"/>
-          <w:sz w:val="28"/>
-          <w:szCs w:val="28"/>
+        <w:t>в качестве базового хранилища данных</w:t>
+      </w:r>
+      <w:r>
+        <w:rPr>
+          <w:color w:val="0D0D0D" w:themeColor="text1" w:themeTint="F2"/>
+          <w:sz w:val="28"/>
+          <w:szCs w:val="28"/>
+          <w:lang w:val="en-US"/>
+        </w:rPr>
+        <w:t>.</w:t>
+      </w:r>
+    </w:p>
+    <w:p>
+      <w:pPr>
+        <w:spacing w:line="360" w:lineRule="auto"/>
+        <w:ind w:firstLine="709"/>
+        <w:jc w:val="both"/>
+        <w:rPr>
+          <w:color w:val="0D0D0D" w:themeColor="text1" w:themeTint="F2"/>
+          <w:sz w:val="28"/>
+          <w:szCs w:val="28"/>
+        </w:rPr>
+      </w:pPr>
+      <w:r>
+        <w:rPr>
+          <w:color w:val="0D0D0D" w:themeColor="text1" w:themeTint="F2"/>
+          <w:sz w:val="28"/>
+          <w:szCs w:val="28"/>
+          <w:lang w:val="en-US"/>
+        </w:rPr>
+        <w:t xml:space="preserve"> </w:t>
+      </w:r>
+    </w:p>
+    <w:p>
+      <w:pPr>
+        <w:spacing w:line="360" w:lineRule="auto"/>
+        <w:ind w:firstLine="709"/>
+        <w:jc w:val="both"/>
+        <w:rPr>
+          <w:b/>
+          <w:color w:val="0D0D0D" w:themeColor="text1" w:themeTint="F2"/>
+          <w:sz w:val="28"/>
+          <w:szCs w:val="28"/>
+          <w:lang w:val="en-US"/>
+        </w:rPr>
+      </w:pPr>
+      <w:r>
+        <w:rPr>
+          <w:b/>
+          <w:color w:val="0D0D0D" w:themeColor="text1" w:themeTint="F2"/>
+          <w:sz w:val="28"/>
+          <w:szCs w:val="28"/>
+        </w:rPr>
+        <w:t xml:space="preserve">2.1 Библиотека </w:t>
+      </w:r>
+      <w:r>
+        <w:rPr>
+          <w:b/>
+          <w:color w:val="0D0D0D" w:themeColor="text1" w:themeTint="F2"/>
+          <w:sz w:val="28"/>
+          <w:szCs w:val="28"/>
+          <w:lang w:val="en-US"/>
+        </w:rPr>
+        <w:t>React</w:t>
+      </w:r>
+    </w:p>
+    <w:p>
+      <w:pPr>
+        <w:spacing w:line="360" w:lineRule="auto"/>
+        <w:ind w:firstLine="709"/>
+        <w:jc w:val="both"/>
+        <w:rPr>
+          <w:color w:val="0D0D0D" w:themeColor="text1" w:themeTint="F2"/>
+          <w:sz w:val="28"/>
+          <w:szCs w:val="28"/>
+          <w:lang w:val="en-US"/>
+        </w:rPr>
+      </w:pPr>
+    </w:p>
+    <w:p>
+      <w:pPr>
+        <w:spacing w:line="360" w:lineRule="auto"/>
+        <w:ind w:firstLine="709"/>
+        <w:jc w:val="both"/>
+        <w:rPr>
+          <w:color w:val="0D0D0D" w:themeColor="text1" w:themeTint="F2"/>
+          <w:sz w:val="28"/>
+          <w:szCs w:val="28"/>
+        </w:rPr>
+      </w:pPr>
+      <w:r>
+        <w:rPr>
+          <w:color w:val="0D0D0D" w:themeColor="text1" w:themeTint="F2"/>
+          <w:sz w:val="28"/>
+          <w:szCs w:val="28"/>
+          <w:lang w:val="en-US"/>
+        </w:rPr>
+        <w:t>React</w:t>
+      </w:r>
+      <w:r>
+        <w:rPr>
+          <w:color w:val="0D0D0D" w:themeColor="text1" w:themeTint="F2"/>
+          <w:sz w:val="28"/>
+          <w:szCs w:val="28"/>
+          <w:lang w:val="en-US"/>
+        </w:rPr>
+        <w:t xml:space="preserve"> [</w:t>
+      </w:r>
+      <w:r>
+        <w:rPr>
+          <w:color w:val="0D0D0D" w:themeColor="text1" w:themeTint="F2"/>
+          <w:sz w:val="28"/>
+          <w:szCs w:val="28"/>
+        </w:rPr>
+        <w:t>3</w:t>
+      </w:r>
+      <w:r>
+        <w:rPr>
+          <w:color w:val="0D0D0D" w:themeColor="text1" w:themeTint="F2"/>
+          <w:sz w:val="28"/>
+          <w:szCs w:val="28"/>
+          <w:lang w:val="en-US"/>
+        </w:rPr>
+        <w:t>]</w:t>
+      </w:r>
+      <w:r>
+        <w:rPr>
+          <w:color w:val="0D0D0D" w:themeColor="text1" w:themeTint="F2"/>
+          <w:sz w:val="28"/>
+          <w:szCs w:val="28"/>
+          <w:lang w:val="en-US"/>
+        </w:rPr>
+        <w:t xml:space="preserve"> – </w:t>
+      </w:r>
+      <w:r>
+        <w:rPr>
+          <w:color w:val="0D0D0D" w:themeColor="text1" w:themeTint="F2"/>
+          <w:sz w:val="28"/>
+          <w:szCs w:val="28"/>
+        </w:rPr>
+        <w:t xml:space="preserve">это </w:t>
+      </w:r>
+      <w:r>
+        <w:rPr>
+          <w:color w:val="0D0D0D" w:themeColor="text1" w:themeTint="F2"/>
+          <w:sz w:val="28"/>
+          <w:szCs w:val="28"/>
+          <w:lang w:val="en-US"/>
+        </w:rPr>
+        <w:t>JavaScript-</w:t>
+      </w:r>
+      <w:r>
+        <w:rPr>
+          <w:color w:val="0D0D0D" w:themeColor="text1" w:themeTint="F2"/>
+          <w:sz w:val="28"/>
+          <w:szCs w:val="28"/>
+        </w:rPr>
+        <w:t>библиотека с открытым исходным кодом, предназначенная для создания пользовательских интерфейсов</w:t>
+      </w:r>
+      <w:r>
+        <w:rPr>
+          <w:color w:val="0D0D0D" w:themeColor="text1" w:themeTint="F2"/>
+          <w:sz w:val="28"/>
+          <w:szCs w:val="28"/>
+        </w:rPr>
+        <w:t xml:space="preserve"> и  предоставляющая инструменты для создания динамичных и высокопроизводительных одностраничных приложений.</w:t>
+      </w:r>
+    </w:p>
+    <w:p>
+      <w:pPr>
+        <w:spacing w:line="360" w:lineRule="auto"/>
+        <w:ind w:firstLine="709"/>
+        <w:jc w:val="both"/>
+        <w:rPr>
+          <w:color w:val="0D0D0D" w:themeColor="text1" w:themeTint="F2"/>
+          <w:sz w:val="28"/>
+          <w:szCs w:val="28"/>
+        </w:rPr>
+      </w:pPr>
+      <w:r>
+        <w:rPr>
+          <w:color w:val="0D0D0D" w:themeColor="text1" w:themeTint="F2"/>
+          <w:sz w:val="28"/>
+          <w:szCs w:val="28"/>
+          <w:lang w:val="en-US"/>
+        </w:rPr>
+        <w:t xml:space="preserve">React, </w:t>
+      </w:r>
+      <w:r>
+        <w:rPr>
+          <w:color w:val="0D0D0D" w:themeColor="text1" w:themeTint="F2"/>
+          <w:sz w:val="28"/>
+          <w:szCs w:val="28"/>
+        </w:rPr>
+        <w:t xml:space="preserve">как основа клиентской части системы, предоставляет мощный инструментарий для создания динамичных пользовательских интерфейсов. Библиотека реализует компонентный подход, позволяя разбивать интерфейс на независимые логические блоки, которые могут быть повторно использованы в разных частях приложения. </w:t>
+      </w:r>
+    </w:p>
+    <w:p>
+      <w:pPr>
+        <w:spacing w:line="360" w:lineRule="auto"/>
+        <w:ind w:firstLine="709"/>
+        <w:jc w:val="both"/>
+        <w:rPr>
+          <w:color w:val="0D0D0D" w:themeColor="text1" w:themeTint="F2"/>
+          <w:sz w:val="28"/>
+          <w:szCs w:val="28"/>
+        </w:rPr>
+      </w:pPr>
+      <w:r>
+        <w:rPr>
+          <w:color w:val="0D0D0D" w:themeColor="text1" w:themeTint="F2"/>
+          <w:sz w:val="28"/>
+          <w:szCs w:val="28"/>
+        </w:rPr>
+        <w:t xml:space="preserve">Использование </w:t>
+      </w:r>
+      <w:r>
+        <w:rPr>
+          <w:color w:val="0D0D0D" w:themeColor="text1" w:themeTint="F2"/>
+          <w:sz w:val="28"/>
+          <w:szCs w:val="28"/>
+          <w:lang w:val="en-US"/>
+        </w:rPr>
+        <w:t xml:space="preserve">JSX – </w:t>
+      </w:r>
+      <w:r>
+        <w:rPr>
+          <w:color w:val="0D0D0D" w:themeColor="text1" w:themeTint="F2"/>
+          <w:sz w:val="28"/>
+          <w:szCs w:val="28"/>
+        </w:rPr>
+        <w:t xml:space="preserve">синтаксического решения, сочетающего </w:t>
+      </w:r>
+      <w:r>
+        <w:rPr>
+          <w:color w:val="0D0D0D" w:themeColor="text1" w:themeTint="F2"/>
+          <w:sz w:val="28"/>
+          <w:szCs w:val="28"/>
+          <w:lang w:val="en-US"/>
+        </w:rPr>
+        <w:t>HTML-</w:t>
+      </w:r>
+      <w:r>
+        <w:rPr>
+          <w:color w:val="0D0D0D" w:themeColor="text1" w:themeTint="F2"/>
+          <w:sz w:val="28"/>
+          <w:szCs w:val="28"/>
+        </w:rPr>
+        <w:t xml:space="preserve">разметку с логикой </w:t>
+      </w:r>
+      <w:r>
+        <w:rPr>
+          <w:color w:val="0D0D0D" w:themeColor="text1" w:themeTint="F2"/>
+          <w:sz w:val="28"/>
+          <w:szCs w:val="28"/>
+          <w:lang w:val="en-US"/>
+        </w:rPr>
+        <w:t>JavaScript</w:t>
+      </w:r>
+      <w:r>
+        <w:rPr>
+          <w:color w:val="0D0D0D" w:themeColor="text1" w:themeTint="F2"/>
+          <w:sz w:val="28"/>
+          <w:szCs w:val="28"/>
+        </w:rPr>
+        <w:t xml:space="preserve">, - значительно упрощает разработку сложных интерфейсов. В отличие от традиционного разделения кода и шаблонов, </w:t>
+      </w:r>
+      <w:r>
+        <w:rPr>
+          <w:color w:val="0D0D0D" w:themeColor="text1" w:themeTint="F2"/>
+          <w:sz w:val="28"/>
+          <w:szCs w:val="28"/>
+          <w:lang w:val="en-US"/>
+        </w:rPr>
+        <w:t xml:space="preserve">JSX </w:t>
+      </w:r>
+      <w:r>
+        <w:rPr>
+          <w:color w:val="0D0D0D" w:themeColor="text1" w:themeTint="F2"/>
+          <w:sz w:val="28"/>
+          <w:szCs w:val="28"/>
+        </w:rPr>
+        <w:t xml:space="preserve">позволяет описывать структуру компонентов в декларативном стиле, что повышает читаемость и упрощает отладку. Для оптимизации производительности </w:t>
+      </w:r>
+      <w:r>
+        <w:rPr>
+          <w:color w:val="0D0D0D" w:themeColor="text1" w:themeTint="F2"/>
+          <w:sz w:val="28"/>
+          <w:szCs w:val="28"/>
+          <w:lang w:val="en-US"/>
+        </w:rPr>
+        <w:t xml:space="preserve">React </w:t>
+      </w:r>
+      <w:r>
+        <w:rPr>
+          <w:color w:val="0D0D0D" w:themeColor="text1" w:themeTint="F2"/>
+          <w:sz w:val="28"/>
+          <w:szCs w:val="28"/>
+        </w:rPr>
+        <w:t xml:space="preserve">применяет механизм виртуального </w:t>
+      </w:r>
+      <w:r>
+        <w:rPr>
+          <w:color w:val="0D0D0D" w:themeColor="text1" w:themeTint="F2"/>
+          <w:sz w:val="28"/>
+          <w:szCs w:val="28"/>
+          <w:lang w:val="en-US"/>
+        </w:rPr>
+        <w:t xml:space="preserve">DOM. </w:t>
+      </w:r>
+      <w:r>
+        <w:rPr>
+          <w:color w:val="0D0D0D" w:themeColor="text1" w:themeTint="F2"/>
+          <w:sz w:val="28"/>
+          <w:szCs w:val="28"/>
+        </w:rPr>
+        <w:t xml:space="preserve">Это критично для интерфейсов с частыми изменениями состояния, к которым </w:t>
+      </w:r>
+      <w:r>
+        <w:rPr>
+          <w:color w:val="0D0D0D" w:themeColor="text1" w:themeTint="F2"/>
+          <w:sz w:val="28"/>
+          <w:szCs w:val="28"/>
+        </w:rPr>
+        <w:lastRenderedPageBreak/>
+        <w:t>относится интерфейс разрабатываемой системы контроля курсовых работ кафедры.</w:t>
+      </w:r>
+    </w:p>
+    <w:p>
+      <w:pPr>
+        <w:spacing w:line="360" w:lineRule="auto"/>
+        <w:ind w:firstLine="709"/>
+        <w:jc w:val="both"/>
+        <w:rPr>
+          <w:color w:val="0D0D0D" w:themeColor="text1" w:themeTint="F2"/>
+          <w:sz w:val="28"/>
+          <w:szCs w:val="28"/>
+        </w:rPr>
+      </w:pPr>
+      <w:r>
+        <w:rPr>
+          <w:color w:val="0D0D0D" w:themeColor="text1" w:themeTint="F2"/>
+          <w:sz w:val="28"/>
+          <w:szCs w:val="28"/>
+        </w:rPr>
+        <w:t xml:space="preserve">Дополнительные библиотеки экосистемы </w:t>
+      </w:r>
+      <w:r>
+        <w:rPr>
+          <w:color w:val="0D0D0D" w:themeColor="text1" w:themeTint="F2"/>
+          <w:sz w:val="28"/>
+          <w:szCs w:val="28"/>
+          <w:lang w:val="en-US"/>
+        </w:rPr>
+        <w:t>React</w:t>
+      </w:r>
+      <w:r>
+        <w:rPr>
+          <w:color w:val="0D0D0D" w:themeColor="text1" w:themeTint="F2"/>
+          <w:sz w:val="28"/>
+          <w:szCs w:val="28"/>
+        </w:rPr>
+        <w:t xml:space="preserve"> расширяют возможности системы. Так, </w:t>
+      </w:r>
+      <w:r>
+        <w:rPr>
+          <w:color w:val="0D0D0D" w:themeColor="text1" w:themeTint="F2"/>
+          <w:sz w:val="28"/>
+          <w:szCs w:val="28"/>
+          <w:lang w:val="en-US"/>
+        </w:rPr>
+        <w:t xml:space="preserve">React Router </w:t>
+      </w:r>
+      <w:r>
+        <w:rPr>
+          <w:color w:val="0D0D0D" w:themeColor="text1" w:themeTint="F2"/>
+          <w:sz w:val="28"/>
+          <w:szCs w:val="28"/>
+        </w:rPr>
+        <w:t xml:space="preserve">обеспечивает клиентскую маршрутизацию, позволяя реализовать навигацию между разделами приложения без перезагрузки страницы. Для управления глобальным состоянием, таким как данные авторизованного пользователя, может быть использован </w:t>
+      </w:r>
+      <w:r>
+        <w:rPr>
+          <w:color w:val="0D0D0D" w:themeColor="text1" w:themeTint="F2"/>
+          <w:sz w:val="28"/>
+          <w:szCs w:val="28"/>
+          <w:lang w:val="en-US"/>
+        </w:rPr>
+        <w:t>Redux Toolkit,</w:t>
+      </w:r>
+      <w:r>
+        <w:rPr>
+          <w:color w:val="0D0D0D" w:themeColor="text1" w:themeTint="F2"/>
+          <w:sz w:val="28"/>
+          <w:szCs w:val="28"/>
+        </w:rPr>
+        <w:t xml:space="preserve"> который предоставляет предсказуемую модель хранения данных.</w:t>
+      </w:r>
+    </w:p>
+    <w:p>
+      <w:pPr>
+        <w:spacing w:line="360" w:lineRule="auto"/>
+        <w:ind w:firstLine="709"/>
+        <w:jc w:val="both"/>
+        <w:rPr>
+          <w:color w:val="0D0D0D" w:themeColor="text1" w:themeTint="F2"/>
+          <w:sz w:val="28"/>
+          <w:szCs w:val="28"/>
+        </w:rPr>
+      </w:pPr>
+      <w:r>
+        <w:rPr>
+          <w:color w:val="0D0D0D" w:themeColor="text1" w:themeTint="F2"/>
+          <w:sz w:val="28"/>
+          <w:szCs w:val="28"/>
+        </w:rPr>
+        <w:t xml:space="preserve">Интеграция с </w:t>
+      </w:r>
+      <w:r>
+        <w:rPr>
+          <w:color w:val="0D0D0D" w:themeColor="text1" w:themeTint="F2"/>
+          <w:sz w:val="28"/>
+          <w:szCs w:val="28"/>
+          <w:lang w:val="en-US"/>
+        </w:rPr>
+        <w:t xml:space="preserve">Axios </w:t>
+      </w:r>
+      <w:r>
+        <w:rPr>
+          <w:color w:val="0D0D0D" w:themeColor="text1" w:themeTint="F2"/>
+          <w:sz w:val="28"/>
+          <w:szCs w:val="28"/>
+        </w:rPr>
+        <w:t xml:space="preserve">упрощает взаимодействие клиентской части веб-приложения с серверным </w:t>
+      </w:r>
+      <w:r>
+        <w:rPr>
+          <w:color w:val="0D0D0D" w:themeColor="text1" w:themeTint="F2"/>
+          <w:sz w:val="28"/>
+          <w:szCs w:val="28"/>
+          <w:lang w:val="en-US"/>
+        </w:rPr>
+        <w:t xml:space="preserve">API, </w:t>
+      </w:r>
+      <w:r>
+        <w:rPr>
+          <w:color w:val="0D0D0D" w:themeColor="text1" w:themeTint="F2"/>
+          <w:sz w:val="28"/>
+          <w:szCs w:val="28"/>
+        </w:rPr>
+        <w:t>обеспечивая обработку ошибок и авторизационные заголовки.</w:t>
+      </w:r>
+    </w:p>
+    <w:p>
+      <w:pPr>
+        <w:spacing w:line="360" w:lineRule="auto"/>
+        <w:ind w:firstLine="709"/>
+        <w:jc w:val="both"/>
+        <w:rPr>
+          <w:color w:val="0D0D0D" w:themeColor="text1" w:themeTint="F2"/>
+          <w:sz w:val="28"/>
+          <w:szCs w:val="28"/>
+        </w:rPr>
+      </w:pPr>
+      <w:r>
+        <w:rPr>
+          <w:color w:val="0D0D0D" w:themeColor="text1" w:themeTint="F2"/>
+          <w:sz w:val="28"/>
+          <w:szCs w:val="28"/>
+        </w:rPr>
+        <w:t xml:space="preserve">К другим особенностям </w:t>
+      </w:r>
+      <w:r>
+        <w:rPr>
+          <w:color w:val="0D0D0D" w:themeColor="text1" w:themeTint="F2"/>
+          <w:sz w:val="28"/>
+          <w:szCs w:val="28"/>
+          <w:lang w:val="en-US"/>
+        </w:rPr>
+        <w:t xml:space="preserve">React </w:t>
+      </w:r>
+      <w:r>
+        <w:rPr>
+          <w:color w:val="0D0D0D" w:themeColor="text1" w:themeTint="F2"/>
+          <w:sz w:val="28"/>
+          <w:szCs w:val="28"/>
+        </w:rPr>
+        <w:t>относятся:</w:t>
+      </w:r>
+    </w:p>
+    <w:p>
+      <w:pPr>
+        <w:spacing w:line="360" w:lineRule="auto"/>
+        <w:ind w:firstLine="709"/>
+        <w:jc w:val="both"/>
+        <w:rPr>
+          <w:color w:val="0D0D0D" w:themeColor="text1" w:themeTint="F2"/>
+          <w:sz w:val="28"/>
+          <w:szCs w:val="28"/>
+        </w:rPr>
+      </w:pPr>
+      <w:r>
+        <w:rPr>
+          <w:color w:val="0D0D0D" w:themeColor="text1" w:themeTint="F2"/>
+          <w:sz w:val="28"/>
+          <w:szCs w:val="28"/>
+          <w:lang w:val="en-US"/>
         </w:rPr>
         <w:t>–</w:t>
       </w:r>
@@ -5370,69 +6382,43 @@
           <w:sz w:val="28"/>
           <w:szCs w:val="28"/>
         </w:rPr>
-        <w:t xml:space="preserve"> библиотека </w:t>
-      </w:r>
-      <w:r>
-        <w:rPr>
-          <w:color w:val="0D0D0D" w:themeColor="text1" w:themeTint="F2"/>
-          <w:sz w:val="28"/>
-          <w:szCs w:val="28"/>
-          <w:lang w:val="en-US"/>
-        </w:rPr>
-        <w:t>React</w:t>
-      </w:r>
-      <w:r>
-        <w:rPr>
-          <w:color w:val="0D0D0D" w:themeColor="text1" w:themeTint="F2"/>
-          <w:sz w:val="28"/>
-          <w:szCs w:val="28"/>
-        </w:rPr>
-        <w:t xml:space="preserve"> языка </w:t>
-      </w:r>
-      <w:r>
-        <w:rPr>
-          <w:color w:val="0D0D0D" w:themeColor="text1" w:themeTint="F2"/>
-          <w:sz w:val="28"/>
-          <w:szCs w:val="28"/>
-          <w:lang w:val="en-US"/>
-        </w:rPr>
-        <w:t xml:space="preserve">JavaScript </w:t>
-      </w:r>
-      <w:r>
-        <w:rPr>
-          <w:color w:val="0D0D0D" w:themeColor="text1" w:themeTint="F2"/>
-          <w:sz w:val="28"/>
-          <w:szCs w:val="28"/>
-        </w:rPr>
-        <w:t>для разработки пользовательского интерфейса веб-сайта</w:t>
-      </w:r>
-      <w:r>
-        <w:rPr>
-          <w:color w:val="0D0D0D" w:themeColor="text1" w:themeTint="F2"/>
-          <w:sz w:val="28"/>
-          <w:szCs w:val="28"/>
-          <w:lang w:val="en-US"/>
-        </w:rPr>
-        <w:t>,</w:t>
-      </w:r>
-    </w:p>
-    <w:p>
-      <w:pPr>
-        <w:spacing w:line="360" w:lineRule="auto"/>
-        <w:ind w:firstLine="709"/>
-        <w:jc w:val="both"/>
-        <w:rPr>
-          <w:color w:val="0D0D0D" w:themeColor="text1" w:themeTint="F2"/>
-          <w:sz w:val="28"/>
-          <w:szCs w:val="28"/>
-          <w:lang w:val="en-US"/>
-        </w:rPr>
-      </w:pPr>
-      <w:r>
-        <w:rPr>
-          <w:color w:val="0D0D0D" w:themeColor="text1" w:themeTint="F2"/>
-          <w:sz w:val="28"/>
-          <w:szCs w:val="28"/>
+        <w:t xml:space="preserve"> однонаправленная передача данных: свойства передаются от родительских компонентов к дочерним. Компоненты получают свойства как множество неизменяемых значений, поэтому компонент не может напрямую изменять свойства, но может вызвать изменения через </w:t>
+      </w:r>
+      <w:r>
+        <w:rPr>
+          <w:color w:val="0D0D0D" w:themeColor="text1" w:themeTint="F2"/>
+          <w:sz w:val="28"/>
+          <w:szCs w:val="28"/>
+          <w:lang w:val="en-US"/>
+        </w:rPr>
+        <w:t>callback-</w:t>
+      </w:r>
+      <w:r>
+        <w:rPr>
+          <w:color w:val="0D0D0D" w:themeColor="text1" w:themeTint="F2"/>
+          <w:sz w:val="28"/>
+          <w:szCs w:val="28"/>
+        </w:rPr>
+        <w:t>функции;</w:t>
+      </w:r>
+    </w:p>
+    <w:p>
+      <w:pPr>
+        <w:spacing w:line="360" w:lineRule="auto"/>
+        <w:ind w:firstLine="709"/>
+        <w:jc w:val="both"/>
+        <w:rPr>
+          <w:color w:val="0D0D0D" w:themeColor="text1" w:themeTint="F2"/>
+          <w:sz w:val="28"/>
+          <w:szCs w:val="28"/>
+        </w:rPr>
+      </w:pPr>
+      <w:r>
+        <w:rPr>
+          <w:color w:val="0D0D0D" w:themeColor="text1" w:themeTint="F2"/>
+          <w:sz w:val="28"/>
+          <w:szCs w:val="28"/>
+          <w:lang w:val="en-US"/>
         </w:rPr>
         <w:t>–</w:t>
       </w:r>
@@ -5442,8 +6428,187 @@
           <w:sz w:val="28"/>
           <w:szCs w:val="28"/>
         </w:rPr>
-        <w:t xml:space="preserve"> фреймворк </w:t>
-      </w:r>
+        <w:t xml:space="preserve"> методы жизненного цикла: методы, позволяющие разработчику запсукать код на разных стадиях жизненного цикла компонента</w:t>
+      </w:r>
+      <w:r>
+        <w:rPr>
+          <w:color w:val="0D0D0D" w:themeColor="text1" w:themeTint="F2"/>
+          <w:sz w:val="28"/>
+          <w:szCs w:val="28"/>
+        </w:rPr>
+        <w:t>.</w:t>
+      </w:r>
+    </w:p>
+    <w:p>
+      <w:pPr>
+        <w:spacing w:line="360" w:lineRule="auto"/>
+        <w:ind w:firstLine="709"/>
+        <w:jc w:val="both"/>
+        <w:rPr>
+          <w:color w:val="0D0D0D" w:themeColor="text1" w:themeTint="F2"/>
+          <w:sz w:val="28"/>
+          <w:szCs w:val="28"/>
+        </w:rPr>
+      </w:pPr>
+    </w:p>
+    <w:p>
+      <w:pPr>
+        <w:spacing w:line="360" w:lineRule="auto"/>
+        <w:ind w:firstLine="709"/>
+        <w:jc w:val="both"/>
+        <w:rPr>
+          <w:b/>
+          <w:color w:val="0D0D0D" w:themeColor="text1" w:themeTint="F2"/>
+          <w:sz w:val="28"/>
+          <w:szCs w:val="28"/>
+          <w:lang w:val="en-US"/>
+        </w:rPr>
+      </w:pPr>
+      <w:r>
+        <w:rPr>
+          <w:b/>
+          <w:color w:val="0D0D0D" w:themeColor="text1" w:themeTint="F2"/>
+          <w:sz w:val="28"/>
+          <w:szCs w:val="28"/>
+          <w:lang w:val="en-US"/>
+        </w:rPr>
+        <w:t xml:space="preserve">2.2 </w:t>
+      </w:r>
+      <w:r>
+        <w:rPr>
+          <w:b/>
+          <w:color w:val="0D0D0D" w:themeColor="text1" w:themeTint="F2"/>
+          <w:sz w:val="28"/>
+          <w:szCs w:val="28"/>
+        </w:rPr>
+        <w:t xml:space="preserve">Фреймворк </w:t>
+      </w:r>
+      <w:r>
+        <w:rPr>
+          <w:b/>
+          <w:color w:val="0D0D0D" w:themeColor="text1" w:themeTint="F2"/>
+          <w:sz w:val="28"/>
+          <w:szCs w:val="28"/>
+          <w:lang w:val="en-US"/>
+        </w:rPr>
+        <w:t>Django</w:t>
+      </w:r>
+    </w:p>
+    <w:p>
+      <w:pPr>
+        <w:spacing w:line="360" w:lineRule="auto"/>
+        <w:ind w:firstLine="709"/>
+        <w:jc w:val="both"/>
+        <w:rPr>
+          <w:color w:val="0D0D0D" w:themeColor="text1" w:themeTint="F2"/>
+          <w:sz w:val="28"/>
+          <w:szCs w:val="28"/>
+          <w:lang w:val="en-US"/>
+        </w:rPr>
+      </w:pPr>
+    </w:p>
+    <w:p>
+      <w:pPr>
+        <w:spacing w:line="360" w:lineRule="auto"/>
+        <w:ind w:firstLine="709"/>
+        <w:jc w:val="both"/>
+        <w:rPr>
+          <w:color w:val="0D0D0D" w:themeColor="text1" w:themeTint="F2"/>
+          <w:sz w:val="28"/>
+          <w:szCs w:val="28"/>
+          <w:lang w:val="en-US"/>
+        </w:rPr>
+      </w:pPr>
+      <w:r>
+        <w:rPr>
+          <w:color w:val="0D0D0D" w:themeColor="text1" w:themeTint="F2"/>
+          <w:sz w:val="28"/>
+          <w:szCs w:val="28"/>
+          <w:lang w:val="en-US"/>
+        </w:rPr>
+        <w:t>Django</w:t>
+      </w:r>
+      <w:r>
+        <w:rPr>
+          <w:color w:val="0D0D0D" w:themeColor="text1" w:themeTint="F2"/>
+          <w:sz w:val="28"/>
+          <w:szCs w:val="28"/>
+          <w:lang w:val="en-US"/>
+        </w:rPr>
+        <w:t xml:space="preserve"> [</w:t>
+      </w:r>
+      <w:r>
+        <w:rPr>
+          <w:color w:val="0D0D0D" w:themeColor="text1" w:themeTint="F2"/>
+          <w:sz w:val="28"/>
+          <w:szCs w:val="28"/>
+        </w:rPr>
+        <w:t>4</w:t>
+      </w:r>
+      <w:r>
+        <w:rPr>
+          <w:color w:val="0D0D0D" w:themeColor="text1" w:themeTint="F2"/>
+          <w:sz w:val="28"/>
+          <w:szCs w:val="28"/>
+          <w:lang w:val="en-US"/>
+        </w:rPr>
+        <w:t>]</w:t>
+      </w:r>
+      <w:r>
+        <w:rPr>
+          <w:color w:val="0D0D0D" w:themeColor="text1" w:themeTint="F2"/>
+          <w:sz w:val="28"/>
+          <w:szCs w:val="28"/>
+          <w:lang w:val="en-US"/>
+        </w:rPr>
+        <w:t xml:space="preserve"> – </w:t>
+      </w:r>
+      <w:r>
+        <w:rPr>
+          <w:color w:val="0D0D0D" w:themeColor="text1" w:themeTint="F2"/>
+          <w:sz w:val="28"/>
+          <w:szCs w:val="28"/>
+        </w:rPr>
+        <w:t xml:space="preserve">высокоуровневый свободный фреймворк для разработки веб-приложений на языке </w:t>
+      </w:r>
+      <w:r>
+        <w:rPr>
+          <w:color w:val="0D0D0D" w:themeColor="text1" w:themeTint="F2"/>
+          <w:sz w:val="28"/>
+          <w:szCs w:val="28"/>
+          <w:lang w:val="en-US"/>
+        </w:rPr>
+        <w:t xml:space="preserve">Python, </w:t>
+      </w:r>
+      <w:r>
+        <w:rPr>
+          <w:color w:val="0D0D0D" w:themeColor="text1" w:themeTint="F2"/>
+          <w:sz w:val="28"/>
+          <w:szCs w:val="28"/>
+        </w:rPr>
+        <w:t xml:space="preserve">использующий шаблон проектирования </w:t>
+      </w:r>
+      <w:r>
+        <w:rPr>
+          <w:color w:val="0D0D0D" w:themeColor="text1" w:themeTint="F2"/>
+          <w:sz w:val="28"/>
+          <w:szCs w:val="28"/>
+          <w:lang w:val="en-US"/>
+        </w:rPr>
+        <w:t>MVC.</w:t>
+      </w:r>
+    </w:p>
+    <w:p>
+      <w:pPr>
+        <w:spacing w:line="360" w:lineRule="auto"/>
+        <w:ind w:firstLine="709"/>
+        <w:jc w:val="both"/>
+        <w:rPr>
+          <w:color w:val="0D0D0D" w:themeColor="text1" w:themeTint="F2"/>
+          <w:sz w:val="28"/>
+          <w:szCs w:val="28"/>
+        </w:rPr>
+      </w:pPr>
       <w:r>
         <w:rPr>
           <w:color w:val="0D0D0D" w:themeColor="text1" w:themeTint="F2"/>
@@ -5459,69 +6624,116 @@
           <w:sz w:val="28"/>
           <w:szCs w:val="28"/>
         </w:rPr>
-        <w:t>для разработки серверной части веб-приложения</w:t>
-      </w:r>
-      <w:r>
-        <w:rPr>
-          <w:color w:val="0D0D0D" w:themeColor="text1" w:themeTint="F2"/>
-          <w:sz w:val="28"/>
-          <w:szCs w:val="28"/>
-          <w:lang w:val="en-US"/>
-        </w:rPr>
-        <w:t>,</w:t>
-      </w:r>
-    </w:p>
-    <w:p>
-      <w:pPr>
-        <w:spacing w:line="360" w:lineRule="auto"/>
-        <w:ind w:firstLine="709"/>
-        <w:jc w:val="both"/>
-        <w:rPr>
-          <w:color w:val="0D0D0D" w:themeColor="text1" w:themeTint="F2"/>
-          <w:sz w:val="28"/>
-          <w:szCs w:val="28"/>
-          <w:lang w:val="en-US"/>
-        </w:rPr>
-      </w:pPr>
-      <w:r>
-        <w:rPr>
-          <w:color w:val="0D0D0D" w:themeColor="text1" w:themeTint="F2"/>
-          <w:sz w:val="28"/>
-          <w:szCs w:val="28"/>
-        </w:rPr>
-        <w:t>–</w:t>
-      </w:r>
-      <w:r>
-        <w:rPr>
-          <w:color w:val="0D0D0D" w:themeColor="text1" w:themeTint="F2"/>
-          <w:sz w:val="28"/>
-          <w:szCs w:val="28"/>
-        </w:rPr>
-        <w:t xml:space="preserve"> встроенная СУБД </w:t>
-      </w:r>
-      <w:r>
-        <w:rPr>
-          <w:color w:val="0D0D0D" w:themeColor="text1" w:themeTint="F2"/>
-          <w:sz w:val="28"/>
-          <w:szCs w:val="28"/>
-          <w:lang w:val="en-US"/>
-        </w:rPr>
-        <w:t>SQLite</w:t>
-      </w:r>
-      <w:r>
-        <w:rPr>
-          <w:color w:val="0D0D0D" w:themeColor="text1" w:themeTint="F2"/>
-          <w:sz w:val="28"/>
-          <w:szCs w:val="28"/>
-        </w:rPr>
-        <w:t xml:space="preserve"> для хранения данных пользователей</w:t>
-      </w:r>
-      <w:r>
-        <w:rPr>
-          <w:color w:val="0D0D0D" w:themeColor="text1" w:themeTint="F2"/>
-          <w:sz w:val="28"/>
-          <w:szCs w:val="28"/>
-          <w:lang w:val="en-US"/>
+        <w:t xml:space="preserve">предоставляет готовые решения для типовых задач веб-разработки, что ускоряет создание надежной серверной логики. Одним из ключевых преимуществ фреймворка является встроенная объектно-реляционная модель </w:t>
+      </w:r>
+      <w:r>
+        <w:rPr>
+          <w:color w:val="0D0D0D" w:themeColor="text1" w:themeTint="F2"/>
+          <w:sz w:val="28"/>
+          <w:szCs w:val="28"/>
+          <w:lang w:val="en-US"/>
+        </w:rPr>
+        <w:t>(ORM)</w:t>
+      </w:r>
+      <w:r>
+        <w:rPr>
+          <w:color w:val="0D0D0D" w:themeColor="text1" w:themeTint="F2"/>
+          <w:sz w:val="28"/>
+          <w:szCs w:val="28"/>
+        </w:rPr>
+        <w:t xml:space="preserve">, которая абстрагирует работу с базой данных. Для создания отдельной сущности достаточно описать </w:t>
+      </w:r>
+      <w:r>
+        <w:rPr>
+          <w:color w:val="0D0D0D" w:themeColor="text1" w:themeTint="F2"/>
+          <w:sz w:val="28"/>
+          <w:szCs w:val="28"/>
+          <w:lang w:val="en-US"/>
+        </w:rPr>
+        <w:t>Python-</w:t>
+      </w:r>
+      <w:r>
+        <w:rPr>
+          <w:color w:val="0D0D0D" w:themeColor="text1" w:themeTint="F2"/>
+          <w:sz w:val="28"/>
+          <w:szCs w:val="28"/>
+        </w:rPr>
+        <w:t xml:space="preserve">класс с полями, </w:t>
+      </w:r>
+      <w:r>
+        <w:rPr>
+          <w:color w:val="0D0D0D" w:themeColor="text1" w:themeTint="F2"/>
+          <w:sz w:val="28"/>
+          <w:szCs w:val="28"/>
+        </w:rPr>
+        <w:lastRenderedPageBreak/>
+        <w:t xml:space="preserve">соответствующими столбцам таблицы в БД, после чего </w:t>
+      </w:r>
+      <w:r>
+        <w:rPr>
+          <w:color w:val="0D0D0D" w:themeColor="text1" w:themeTint="F2"/>
+          <w:sz w:val="28"/>
+          <w:szCs w:val="28"/>
+          <w:lang w:val="en-US"/>
+        </w:rPr>
+        <w:t xml:space="preserve">ORM </w:t>
+      </w:r>
+      <w:r>
+        <w:rPr>
+          <w:color w:val="0D0D0D" w:themeColor="text1" w:themeTint="F2"/>
+          <w:sz w:val="28"/>
+          <w:szCs w:val="28"/>
+        </w:rPr>
+        <w:t xml:space="preserve">автоматически сгенерирует </w:t>
+      </w:r>
+      <w:r>
+        <w:rPr>
+          <w:color w:val="0D0D0D" w:themeColor="text1" w:themeTint="F2"/>
+          <w:sz w:val="28"/>
+          <w:szCs w:val="28"/>
+          <w:lang w:val="en-US"/>
+        </w:rPr>
+        <w:t>SQL-</w:t>
+      </w:r>
+      <w:r>
+        <w:rPr>
+          <w:color w:val="0D0D0D" w:themeColor="text1" w:themeTint="F2"/>
+          <w:sz w:val="28"/>
+          <w:szCs w:val="28"/>
+        </w:rPr>
+        <w:t xml:space="preserve">запросы для операций </w:t>
+      </w:r>
+      <w:r>
+        <w:rPr>
+          <w:color w:val="0D0D0D" w:themeColor="text1" w:themeTint="F2"/>
+          <w:sz w:val="28"/>
+          <w:szCs w:val="28"/>
+          <w:lang w:val="en-US"/>
+        </w:rPr>
+        <w:t>CRUD (</w:t>
+      </w:r>
+      <w:r>
+        <w:rPr>
+          <w:color w:val="0D0D0D" w:themeColor="text1" w:themeTint="F2"/>
+          <w:sz w:val="28"/>
+          <w:szCs w:val="28"/>
+        </w:rPr>
+        <w:t>создание, чтение, обновление, удаление</w:t>
+      </w:r>
+      <w:r>
+        <w:rPr>
+          <w:color w:val="0D0D0D" w:themeColor="text1" w:themeTint="F2"/>
+          <w:sz w:val="28"/>
+          <w:szCs w:val="28"/>
+          <w:lang w:val="en-US"/>
+        </w:rPr>
+        <w:t>)</w:t>
+      </w:r>
+      <w:r>
+        <w:rPr>
+          <w:color w:val="0D0D0D" w:themeColor="text1" w:themeTint="F2"/>
+          <w:sz w:val="28"/>
+          <w:szCs w:val="28"/>
         </w:rPr>
         <w:t>.</w:t>
       </w:r>
@@ -5542,496 +6754,83 @@
           <w:color w:val="0D0D0D" w:themeColor="text1" w:themeTint="F2"/>
           <w:sz w:val="28"/>
           <w:szCs w:val="28"/>
-          <w:lang w:val="en-US"/>
-        </w:rPr>
-        <w:t xml:space="preserve"> </w:t>
-      </w:r>
-    </w:p>
-    <w:p>
-      <w:pPr>
-        <w:spacing w:line="360" w:lineRule="auto"/>
-        <w:ind w:firstLine="709"/>
-        <w:jc w:val="both"/>
-        <w:rPr>
-          <w:b/>
-          <w:color w:val="0D0D0D" w:themeColor="text1" w:themeTint="F2"/>
-          <w:sz w:val="28"/>
-          <w:szCs w:val="28"/>
-          <w:lang w:val="en-US"/>
-        </w:rPr>
-      </w:pPr>
-      <w:r>
-        <w:rPr>
-          <w:b/>
-          <w:color w:val="0D0D0D" w:themeColor="text1" w:themeTint="F2"/>
-          <w:sz w:val="28"/>
-          <w:szCs w:val="28"/>
-        </w:rPr>
-        <w:t xml:space="preserve">2.1 Библиотека </w:t>
-      </w:r>
-      <w:r>
-        <w:rPr>
-          <w:b/>
-          <w:color w:val="0D0D0D" w:themeColor="text1" w:themeTint="F2"/>
-          <w:sz w:val="28"/>
-          <w:szCs w:val="28"/>
-          <w:lang w:val="en-US"/>
-        </w:rPr>
-        <w:t>React</w:t>
-      </w:r>
-    </w:p>
-    <w:p>
-      <w:pPr>
-        <w:spacing w:line="360" w:lineRule="auto"/>
-        <w:ind w:firstLine="709"/>
-        <w:jc w:val="both"/>
-        <w:rPr>
-          <w:color w:val="0D0D0D" w:themeColor="text1" w:themeTint="F2"/>
-          <w:sz w:val="28"/>
-          <w:szCs w:val="28"/>
-          <w:lang w:val="en-US"/>
-        </w:rPr>
-      </w:pPr>
-    </w:p>
-    <w:p>
-      <w:pPr>
-        <w:spacing w:line="360" w:lineRule="auto"/>
-        <w:ind w:firstLine="709"/>
-        <w:jc w:val="both"/>
-        <w:rPr>
-          <w:color w:val="0D0D0D" w:themeColor="text1" w:themeTint="F2"/>
-          <w:sz w:val="28"/>
-          <w:szCs w:val="28"/>
-        </w:rPr>
-      </w:pPr>
-      <w:r>
-        <w:rPr>
-          <w:color w:val="0D0D0D" w:themeColor="text1" w:themeTint="F2"/>
-          <w:sz w:val="28"/>
-          <w:szCs w:val="28"/>
-          <w:lang w:val="en-US"/>
-        </w:rPr>
-        <w:t>React</w:t>
-      </w:r>
-      <w:r>
-        <w:rPr>
-          <w:color w:val="0D0D0D" w:themeColor="text1" w:themeTint="F2"/>
-          <w:sz w:val="28"/>
-          <w:szCs w:val="28"/>
-          <w:lang w:val="en-US"/>
-        </w:rPr>
-        <w:t xml:space="preserve"> [</w:t>
-      </w:r>
-      <w:r>
-        <w:rPr>
-          <w:color w:val="0D0D0D" w:themeColor="text1" w:themeTint="F2"/>
-          <w:sz w:val="28"/>
-          <w:szCs w:val="28"/>
-          <w:lang w:val="en-US"/>
-        </w:rPr>
-        <w:t>8</w:t>
-      </w:r>
-      <w:r>
-        <w:rPr>
-          <w:color w:val="0D0D0D" w:themeColor="text1" w:themeTint="F2"/>
-          <w:sz w:val="28"/>
-          <w:szCs w:val="28"/>
-          <w:lang w:val="en-US"/>
-        </w:rPr>
-        <w:t>]</w:t>
-      </w:r>
-      <w:r>
-        <w:rPr>
-          <w:color w:val="0D0D0D" w:themeColor="text1" w:themeTint="F2"/>
-          <w:sz w:val="28"/>
-          <w:szCs w:val="28"/>
-          <w:lang w:val="en-US"/>
-        </w:rPr>
-        <w:t xml:space="preserve"> – </w:t>
-      </w:r>
-      <w:r>
-        <w:rPr>
-          <w:color w:val="0D0D0D" w:themeColor="text1" w:themeTint="F2"/>
-          <w:sz w:val="28"/>
-          <w:szCs w:val="28"/>
-        </w:rPr>
-        <w:t xml:space="preserve">это </w:t>
-      </w:r>
-      <w:r>
-        <w:rPr>
-          <w:color w:val="0D0D0D" w:themeColor="text1" w:themeTint="F2"/>
-          <w:sz w:val="28"/>
-          <w:szCs w:val="28"/>
-          <w:lang w:val="en-US"/>
-        </w:rPr>
-        <w:t>JavaScript-</w:t>
-      </w:r>
-      <w:r>
-        <w:rPr>
-          <w:color w:val="0D0D0D" w:themeColor="text1" w:themeTint="F2"/>
-          <w:sz w:val="28"/>
-          <w:szCs w:val="28"/>
-        </w:rPr>
-        <w:t>библиотека с открытым исходным кодом, предназначенная для создания пользовательских интерфейсов</w:t>
-      </w:r>
-      <w:r>
-        <w:rPr>
-          <w:color w:val="0D0D0D" w:themeColor="text1" w:themeTint="F2"/>
-          <w:sz w:val="28"/>
-          <w:szCs w:val="28"/>
-        </w:rPr>
-        <w:t xml:space="preserve"> и  предоставляющая инструменты для создания динамичных и высокопроизводительных одностраничных приложений.</w:t>
-      </w:r>
-    </w:p>
-    <w:p>
-      <w:pPr>
-        <w:spacing w:line="360" w:lineRule="auto"/>
-        <w:ind w:firstLine="709"/>
-        <w:jc w:val="both"/>
-        <w:rPr>
-          <w:color w:val="0D0D0D" w:themeColor="text1" w:themeTint="F2"/>
-          <w:sz w:val="28"/>
-          <w:szCs w:val="28"/>
-        </w:rPr>
-      </w:pPr>
-      <w:r>
-        <w:rPr>
-          <w:color w:val="0D0D0D" w:themeColor="text1" w:themeTint="F2"/>
-          <w:sz w:val="28"/>
-          <w:szCs w:val="28"/>
-        </w:rPr>
-        <w:t xml:space="preserve">Основная концепция </w:t>
-      </w:r>
-      <w:r>
-        <w:rPr>
-          <w:color w:val="0D0D0D" w:themeColor="text1" w:themeTint="F2"/>
-          <w:sz w:val="28"/>
-          <w:szCs w:val="28"/>
-          <w:lang w:val="en-US"/>
-        </w:rPr>
-        <w:t>React</w:t>
-      </w:r>
-      <w:r>
-        <w:rPr>
-          <w:color w:val="0D0D0D" w:themeColor="text1" w:themeTint="F2"/>
-          <w:sz w:val="28"/>
-          <w:szCs w:val="28"/>
-        </w:rPr>
-        <w:t xml:space="preserve"> заключается в компонентном подходе – разделении интерфейсов на независимые части – компоненты, которые легко</w:t>
-      </w:r>
-      <w:r>
-        <w:rPr>
-          <w:color w:val="0D0D0D" w:themeColor="text1" w:themeTint="F2"/>
-          <w:sz w:val="28"/>
-          <w:szCs w:val="28"/>
-        </w:rPr>
-        <w:t xml:space="preserve"> тестировать, модифицировать и использовать повторно.</w:t>
-      </w:r>
-      <w:r>
-        <w:rPr>
-          <w:color w:val="0D0D0D" w:themeColor="text1" w:themeTint="F2"/>
-          <w:sz w:val="28"/>
-          <w:szCs w:val="28"/>
-          <w:lang w:val="en-US"/>
-        </w:rPr>
-        <w:t xml:space="preserve"> React </w:t>
-      </w:r>
-      <w:r>
-        <w:rPr>
-          <w:color w:val="0D0D0D" w:themeColor="text1" w:themeTint="F2"/>
-          <w:sz w:val="28"/>
-          <w:szCs w:val="28"/>
-        </w:rPr>
-        <w:t xml:space="preserve">также поддерживает создание компонентов с помощью синтаксиса </w:t>
-      </w:r>
-      <w:r>
-        <w:rPr>
-          <w:color w:val="0D0D0D" w:themeColor="text1" w:themeTint="F2"/>
-          <w:sz w:val="28"/>
-          <w:szCs w:val="28"/>
-          <w:lang w:val="en-US"/>
-        </w:rPr>
-        <w:t xml:space="preserve">JSX, </w:t>
-      </w:r>
-      <w:r>
-        <w:rPr>
-          <w:color w:val="0D0D0D" w:themeColor="text1" w:themeTint="F2"/>
-          <w:sz w:val="28"/>
-          <w:szCs w:val="28"/>
-        </w:rPr>
-        <w:t xml:space="preserve">позволяющего комбинировать элементы </w:t>
-      </w:r>
-      <w:r>
-        <w:rPr>
-          <w:color w:val="0D0D0D" w:themeColor="text1" w:themeTint="F2"/>
-          <w:sz w:val="28"/>
-          <w:szCs w:val="28"/>
-          <w:lang w:val="en-US"/>
-        </w:rPr>
-        <w:t xml:space="preserve">HTML </w:t>
-      </w:r>
-      <w:r>
-        <w:rPr>
-          <w:color w:val="0D0D0D" w:themeColor="text1" w:themeTint="F2"/>
-          <w:sz w:val="28"/>
-          <w:szCs w:val="28"/>
-        </w:rPr>
-        <w:t xml:space="preserve">с кодом </w:t>
-      </w:r>
-      <w:r>
-        <w:rPr>
-          <w:color w:val="0D0D0D" w:themeColor="text1" w:themeTint="F2"/>
-          <w:sz w:val="28"/>
-          <w:szCs w:val="28"/>
-          <w:lang w:val="en-US"/>
-        </w:rPr>
-        <w:t xml:space="preserve">JavaScript, </w:t>
-      </w:r>
-      <w:r>
-        <w:rPr>
-          <w:color w:val="0D0D0D" w:themeColor="text1" w:themeTint="F2"/>
-          <w:sz w:val="28"/>
-          <w:szCs w:val="28"/>
-        </w:rPr>
-        <w:t xml:space="preserve">что упрощает разработку и улучшает читабельность кода. </w:t>
-      </w:r>
-    </w:p>
-    <w:p>
-      <w:pPr>
-        <w:spacing w:line="360" w:lineRule="auto"/>
-        <w:ind w:firstLine="709"/>
-        <w:jc w:val="both"/>
-        <w:rPr>
-          <w:color w:val="0D0D0D" w:themeColor="text1" w:themeTint="F2"/>
-          <w:sz w:val="28"/>
-          <w:szCs w:val="28"/>
-          <w:lang w:val="en-US"/>
-        </w:rPr>
-      </w:pPr>
-      <w:r>
-        <w:rPr>
-          <w:color w:val="0D0D0D" w:themeColor="text1" w:themeTint="F2"/>
-          <w:sz w:val="28"/>
-          <w:szCs w:val="28"/>
-        </w:rPr>
-        <w:t>Кроме того, простоте разработки и предсказуемости кода способствует также декларативный подход библиотеки</w:t>
-      </w:r>
-      <w:r>
-        <w:rPr>
-          <w:color w:val="0D0D0D" w:themeColor="text1" w:themeTint="F2"/>
-          <w:sz w:val="28"/>
-          <w:szCs w:val="28"/>
-          <w:lang w:val="en-US"/>
-        </w:rPr>
-        <w:t xml:space="preserve">. Он предполагает, что разработчик описывает желаемое состояние интерфейса, а React </w:t>
-      </w:r>
-      <w:r>
-        <w:rPr>
-          <w:color w:val="0D0D0D" w:themeColor="text1" w:themeTint="F2"/>
-          <w:sz w:val="28"/>
-          <w:szCs w:val="28"/>
-        </w:rPr>
-        <w:t>самостоятельно обновляет его в соответствии с изменениями данных.</w:t>
-      </w:r>
-    </w:p>
-    <w:p>
-      <w:pPr>
-        <w:spacing w:line="360" w:lineRule="auto"/>
-        <w:ind w:firstLine="709"/>
-        <w:jc w:val="both"/>
-        <w:rPr>
-          <w:color w:val="0D0D0D" w:themeColor="text1" w:themeTint="F2"/>
-          <w:sz w:val="28"/>
-          <w:szCs w:val="28"/>
-        </w:rPr>
-      </w:pPr>
-      <w:r>
-        <w:rPr>
-          <w:color w:val="0D0D0D" w:themeColor="text1" w:themeTint="F2"/>
-          <w:sz w:val="28"/>
-          <w:szCs w:val="28"/>
-        </w:rPr>
-        <w:t xml:space="preserve">К другим особенностям </w:t>
-      </w:r>
-      <w:r>
-        <w:rPr>
-          <w:color w:val="0D0D0D" w:themeColor="text1" w:themeTint="F2"/>
-          <w:sz w:val="28"/>
-          <w:szCs w:val="28"/>
-          <w:lang w:val="en-US"/>
-        </w:rPr>
-        <w:t xml:space="preserve">React </w:t>
-      </w:r>
-      <w:r>
-        <w:rPr>
-          <w:color w:val="0D0D0D" w:themeColor="text1" w:themeTint="F2"/>
-          <w:sz w:val="28"/>
-          <w:szCs w:val="28"/>
-        </w:rPr>
-        <w:t>относятся:</w:t>
-      </w:r>
-    </w:p>
-    <w:p>
-      <w:pPr>
-        <w:spacing w:line="360" w:lineRule="auto"/>
-        <w:ind w:firstLine="709"/>
-        <w:jc w:val="both"/>
-        <w:rPr>
-          <w:color w:val="0D0D0D" w:themeColor="text1" w:themeTint="F2"/>
-          <w:sz w:val="28"/>
-          <w:szCs w:val="28"/>
-        </w:rPr>
-      </w:pPr>
-      <w:r>
-        <w:rPr>
-          <w:color w:val="0D0D0D" w:themeColor="text1" w:themeTint="F2"/>
-          <w:sz w:val="28"/>
-          <w:szCs w:val="28"/>
-          <w:lang w:val="en-US"/>
-        </w:rPr>
-        <w:t>–</w:t>
-      </w:r>
-      <w:r>
-        <w:rPr>
-          <w:color w:val="0D0D0D" w:themeColor="text1" w:themeTint="F2"/>
-          <w:sz w:val="28"/>
-          <w:szCs w:val="28"/>
-        </w:rPr>
-        <w:t xml:space="preserve"> однонаправленная передача данных: свойства передаются от родительских компонентов к дочерним. Компоненты получают свойства как множество неизменяемых значений, поэтому компонент не может напрямую изменять свойства, но может вызвать изменения через </w:t>
-      </w:r>
-      <w:r>
-        <w:rPr>
-          <w:color w:val="0D0D0D" w:themeColor="text1" w:themeTint="F2"/>
-          <w:sz w:val="28"/>
-          <w:szCs w:val="28"/>
-          <w:lang w:val="en-US"/>
-        </w:rPr>
-        <w:t>callback-</w:t>
-      </w:r>
-      <w:r>
-        <w:rPr>
-          <w:color w:val="0D0D0D" w:themeColor="text1" w:themeTint="F2"/>
-          <w:sz w:val="28"/>
-          <w:szCs w:val="28"/>
-        </w:rPr>
-        <w:t>функции;</w:t>
-      </w:r>
-    </w:p>
-    <w:p>
-      <w:pPr>
-        <w:spacing w:line="360" w:lineRule="auto"/>
-        <w:ind w:firstLine="709"/>
-        <w:jc w:val="both"/>
-        <w:rPr>
-          <w:color w:val="0D0D0D" w:themeColor="text1" w:themeTint="F2"/>
-          <w:sz w:val="28"/>
-          <w:szCs w:val="28"/>
-        </w:rPr>
-      </w:pPr>
-      <w:r>
-        <w:rPr>
-          <w:color w:val="0D0D0D" w:themeColor="text1" w:themeTint="F2"/>
-          <w:sz w:val="28"/>
-          <w:szCs w:val="28"/>
-          <w:lang w:val="en-US"/>
-        </w:rPr>
-        <w:lastRenderedPageBreak/>
-        <w:t>–</w:t>
-      </w:r>
-      <w:r>
-        <w:rPr>
-          <w:color w:val="0D0D0D" w:themeColor="text1" w:themeTint="F2"/>
-          <w:sz w:val="28"/>
-          <w:szCs w:val="28"/>
-        </w:rPr>
-        <w:t xml:space="preserve"> виртуальный </w:t>
-      </w:r>
-      <w:r>
-        <w:rPr>
-          <w:color w:val="0D0D0D" w:themeColor="text1" w:themeTint="F2"/>
-          <w:sz w:val="28"/>
-          <w:szCs w:val="28"/>
-          <w:lang w:val="en-US"/>
-        </w:rPr>
-        <w:t xml:space="preserve">DOM: React </w:t>
-      </w:r>
-      <w:r>
-        <w:rPr>
-          <w:color w:val="0D0D0D" w:themeColor="text1" w:themeTint="F2"/>
-          <w:sz w:val="28"/>
-          <w:szCs w:val="28"/>
-        </w:rPr>
-        <w:t>созда</w:t>
-      </w:r>
-      <w:r>
-        <w:rPr>
-          <w:color w:val="0D0D0D" w:themeColor="text1" w:themeTint="F2"/>
-          <w:sz w:val="28"/>
-          <w:szCs w:val="28"/>
-        </w:rPr>
-        <w:t>е</w:t>
-      </w:r>
-      <w:r>
-        <w:rPr>
-          <w:color w:val="0D0D0D" w:themeColor="text1" w:themeTint="F2"/>
-          <w:sz w:val="28"/>
-          <w:szCs w:val="28"/>
-        </w:rPr>
-        <w:t xml:space="preserve">т кэш-структуру </w:t>
-      </w:r>
-      <w:r>
-        <w:rPr>
-          <w:color w:val="0D0D0D" w:themeColor="text1" w:themeTint="F2"/>
-          <w:sz w:val="28"/>
-          <w:szCs w:val="28"/>
-          <w:lang w:val="en-US"/>
-        </w:rPr>
-        <w:t xml:space="preserve">DOM </w:t>
-      </w:r>
-      <w:r>
-        <w:rPr>
-          <w:color w:val="0D0D0D" w:themeColor="text1" w:themeTint="F2"/>
-          <w:sz w:val="28"/>
-          <w:szCs w:val="28"/>
-        </w:rPr>
-        <w:t>в памяти, что позволяет оптимально изменять текущее состояние интерфейса – при обновлении меняется не вся страница, а только те компонен</w:t>
-      </w:r>
-      <w:r>
-        <w:rPr>
-          <w:color w:val="0D0D0D" w:themeColor="text1" w:themeTint="F2"/>
-          <w:sz w:val="28"/>
-          <w:szCs w:val="28"/>
-        </w:rPr>
-        <w:t>ты, которые необходимо обновить;</w:t>
-      </w:r>
-    </w:p>
-    <w:p>
-      <w:pPr>
-        <w:spacing w:line="360" w:lineRule="auto"/>
-        <w:ind w:firstLine="709"/>
-        <w:jc w:val="both"/>
-        <w:rPr>
-          <w:color w:val="0D0D0D" w:themeColor="text1" w:themeTint="F2"/>
-          <w:sz w:val="28"/>
-          <w:szCs w:val="28"/>
-        </w:rPr>
-      </w:pPr>
-      <w:r>
-        <w:rPr>
-          <w:color w:val="0D0D0D" w:themeColor="text1" w:themeTint="F2"/>
-          <w:sz w:val="28"/>
-          <w:szCs w:val="28"/>
-          <w:lang w:val="en-US"/>
-        </w:rPr>
-        <w:t>–</w:t>
-      </w:r>
-      <w:r>
-        <w:rPr>
-          <w:color w:val="0D0D0D" w:themeColor="text1" w:themeTint="F2"/>
-          <w:sz w:val="28"/>
-          <w:szCs w:val="28"/>
-        </w:rPr>
-        <w:t xml:space="preserve"> методы жизненного цикла: методы, позволяющие разработчику запсукать код на разных стадиях жизненного цикла компонента</w:t>
+        </w:rPr>
+        <w:t>С</w:t>
+      </w:r>
+      <w:r>
+        <w:rPr>
+          <w:color w:val="0D0D0D" w:themeColor="text1" w:themeTint="F2"/>
+          <w:sz w:val="28"/>
+          <w:szCs w:val="28"/>
+        </w:rPr>
+        <w:t xml:space="preserve">истема </w:t>
+      </w:r>
+      <w:r>
+        <w:rPr>
+          <w:color w:val="0D0D0D" w:themeColor="text1" w:themeTint="F2"/>
+          <w:sz w:val="28"/>
+          <w:szCs w:val="28"/>
+          <w:lang w:val="en-US"/>
+        </w:rPr>
+        <w:t>URL-</w:t>
+      </w:r>
+      <w:r>
+        <w:rPr>
+          <w:color w:val="0D0D0D" w:themeColor="text1" w:themeTint="F2"/>
+          <w:sz w:val="28"/>
+          <w:szCs w:val="28"/>
+        </w:rPr>
+        <w:t>маршрутизации</w:t>
+      </w:r>
+      <w:r>
+        <w:rPr>
+          <w:color w:val="0D0D0D" w:themeColor="text1" w:themeTint="F2"/>
+          <w:sz w:val="28"/>
+          <w:szCs w:val="28"/>
+        </w:rPr>
+        <w:t xml:space="preserve">, входящая в базовые возможности </w:t>
+      </w:r>
+      <w:r>
+        <w:rPr>
+          <w:color w:val="0D0D0D" w:themeColor="text1" w:themeTint="F2"/>
+          <w:sz w:val="28"/>
+          <w:szCs w:val="28"/>
+          <w:lang w:val="en-US"/>
+        </w:rPr>
+        <w:t>Django,</w:t>
+      </w:r>
+      <w:r>
+        <w:rPr>
+          <w:color w:val="0D0D0D" w:themeColor="text1" w:themeTint="F2"/>
+          <w:sz w:val="28"/>
+          <w:szCs w:val="28"/>
+        </w:rPr>
+        <w:t xml:space="preserve"> позволяет</w:t>
+      </w:r>
+      <w:r>
+        <w:rPr>
+          <w:color w:val="0D0D0D" w:themeColor="text1" w:themeTint="F2"/>
+          <w:sz w:val="28"/>
+          <w:szCs w:val="28"/>
+        </w:rPr>
+        <w:t xml:space="preserve"> легко определить структуру </w:t>
+      </w:r>
+      <w:r>
+        <w:rPr>
+          <w:color w:val="0D0D0D" w:themeColor="text1" w:themeTint="F2"/>
+          <w:sz w:val="28"/>
+          <w:szCs w:val="28"/>
+          <w:lang w:val="en-US"/>
+        </w:rPr>
+        <w:t>URL-</w:t>
+      </w:r>
+      <w:r>
+        <w:rPr>
+          <w:color w:val="0D0D0D" w:themeColor="text1" w:themeTint="F2"/>
+          <w:sz w:val="28"/>
+          <w:szCs w:val="28"/>
+        </w:rPr>
+        <w:t>адресов приложения и их соответствующие обработчики представлений</w:t>
       </w:r>
       <w:r>
         <w:rPr>
@@ -6051,382 +6850,91 @@
           <w:color w:val="0D0D0D" w:themeColor="text1" w:themeTint="F2"/>
           <w:sz w:val="28"/>
           <w:szCs w:val="28"/>
-        </w:rPr>
-      </w:pPr>
-    </w:p>
-    <w:p>
-      <w:pPr>
-        <w:spacing w:line="360" w:lineRule="auto"/>
-        <w:ind w:firstLine="709"/>
-        <w:jc w:val="both"/>
-        <w:rPr>
-          <w:b/>
-          <w:color w:val="0D0D0D" w:themeColor="text1" w:themeTint="F2"/>
-          <w:sz w:val="28"/>
-          <w:szCs w:val="28"/>
-          <w:lang w:val="en-US"/>
-        </w:rPr>
-      </w:pPr>
-      <w:r>
-        <w:rPr>
-          <w:b/>
-          <w:color w:val="0D0D0D" w:themeColor="text1" w:themeTint="F2"/>
-          <w:sz w:val="28"/>
-          <w:szCs w:val="28"/>
-          <w:lang w:val="en-US"/>
-        </w:rPr>
-        <w:t xml:space="preserve">2.2 </w:t>
-      </w:r>
-      <w:r>
-        <w:rPr>
-          <w:b/>
-          <w:color w:val="0D0D0D" w:themeColor="text1" w:themeTint="F2"/>
-          <w:sz w:val="28"/>
-          <w:szCs w:val="28"/>
-        </w:rPr>
-        <w:t xml:space="preserve">Фреймворк </w:t>
-      </w:r>
-      <w:r>
-        <w:rPr>
-          <w:b/>
-          <w:color w:val="0D0D0D" w:themeColor="text1" w:themeTint="F2"/>
-          <w:sz w:val="28"/>
-          <w:szCs w:val="28"/>
-          <w:lang w:val="en-US"/>
-        </w:rPr>
-        <w:t>Django</w:t>
-      </w:r>
-    </w:p>
-    <w:p>
-      <w:pPr>
-        <w:spacing w:line="360" w:lineRule="auto"/>
-        <w:ind w:firstLine="709"/>
-        <w:jc w:val="both"/>
-        <w:rPr>
-          <w:color w:val="0D0D0D" w:themeColor="text1" w:themeTint="F2"/>
-          <w:sz w:val="28"/>
-          <w:szCs w:val="28"/>
-          <w:lang w:val="en-US"/>
-        </w:rPr>
-      </w:pPr>
-    </w:p>
-    <w:p>
-      <w:pPr>
-        <w:spacing w:line="360" w:lineRule="auto"/>
-        <w:ind w:firstLine="709"/>
-        <w:jc w:val="both"/>
-        <w:rPr>
-          <w:color w:val="0D0D0D" w:themeColor="text1" w:themeTint="F2"/>
-          <w:sz w:val="28"/>
-          <w:szCs w:val="28"/>
-          <w:lang w:val="en-US"/>
-        </w:rPr>
-      </w:pPr>
-      <w:r>
-        <w:rPr>
-          <w:color w:val="0D0D0D" w:themeColor="text1" w:themeTint="F2"/>
-          <w:sz w:val="28"/>
-          <w:szCs w:val="28"/>
-          <w:lang w:val="en-US"/>
-        </w:rPr>
-        <w:t>Django</w:t>
-      </w:r>
-      <w:r>
-        <w:rPr>
-          <w:color w:val="0D0D0D" w:themeColor="text1" w:themeTint="F2"/>
-          <w:sz w:val="28"/>
-          <w:szCs w:val="28"/>
-          <w:lang w:val="en-US"/>
-        </w:rPr>
-        <w:t xml:space="preserve"> [</w:t>
-      </w:r>
-      <w:r>
-        <w:rPr>
-          <w:color w:val="0D0D0D" w:themeColor="text1" w:themeTint="F2"/>
-          <w:sz w:val="28"/>
-          <w:szCs w:val="28"/>
-          <w:lang w:val="en-US"/>
-        </w:rPr>
-        <w:t>9</w:t>
-      </w:r>
-      <w:r>
-        <w:rPr>
-          <w:color w:val="0D0D0D" w:themeColor="text1" w:themeTint="F2"/>
-          <w:sz w:val="28"/>
-          <w:szCs w:val="28"/>
-          <w:lang w:val="en-US"/>
-        </w:rPr>
-        <w:t>]</w:t>
-      </w:r>
-      <w:r>
-        <w:rPr>
-          <w:color w:val="0D0D0D" w:themeColor="text1" w:themeTint="F2"/>
-          <w:sz w:val="28"/>
-          <w:szCs w:val="28"/>
-          <w:lang w:val="en-US"/>
-        </w:rPr>
-        <w:t xml:space="preserve"> – </w:t>
-      </w:r>
-      <w:r>
-        <w:rPr>
-          <w:color w:val="0D0D0D" w:themeColor="text1" w:themeTint="F2"/>
-          <w:sz w:val="28"/>
-          <w:szCs w:val="28"/>
-        </w:rPr>
-        <w:t xml:space="preserve">высокоуровневый свободный фреймворк для разработки веб-приложений на языке </w:t>
-      </w:r>
-      <w:r>
-        <w:rPr>
-          <w:color w:val="0D0D0D" w:themeColor="text1" w:themeTint="F2"/>
-          <w:sz w:val="28"/>
-          <w:szCs w:val="28"/>
-          <w:lang w:val="en-US"/>
-        </w:rPr>
-        <w:t xml:space="preserve">Python, </w:t>
-      </w:r>
-      <w:r>
-        <w:rPr>
-          <w:color w:val="0D0D0D" w:themeColor="text1" w:themeTint="F2"/>
-          <w:sz w:val="28"/>
-          <w:szCs w:val="28"/>
-        </w:rPr>
-        <w:t xml:space="preserve">использующий шаблон проектирования </w:t>
-      </w:r>
-      <w:r>
-        <w:rPr>
-          <w:color w:val="0D0D0D" w:themeColor="text1" w:themeTint="F2"/>
-          <w:sz w:val="28"/>
-          <w:szCs w:val="28"/>
-          <w:lang w:val="en-US"/>
-        </w:rPr>
-        <w:t>MVC.</w:t>
-      </w:r>
-    </w:p>
-    <w:p>
-      <w:pPr>
-        <w:spacing w:line="360" w:lineRule="auto"/>
-        <w:ind w:firstLine="709"/>
-        <w:jc w:val="both"/>
-        <w:rPr>
-          <w:color w:val="0D0D0D" w:themeColor="text1" w:themeTint="F2"/>
-          <w:sz w:val="28"/>
-          <w:szCs w:val="28"/>
-        </w:rPr>
-      </w:pPr>
-      <w:r>
-        <w:rPr>
-          <w:color w:val="0D0D0D" w:themeColor="text1" w:themeTint="F2"/>
-          <w:sz w:val="28"/>
-          <w:szCs w:val="28"/>
-        </w:rPr>
-        <w:t>Данный фреймворк предлагает ряд возможностей, принципов, встроенных инструментов и утилит, упрощающих разработку серверной части веб-приложения, облегчающих работу с данными и делающих код более переносимым, читаемым и поддерживаемым:</w:t>
-      </w:r>
-    </w:p>
-    <w:p>
-      <w:pPr>
-        <w:spacing w:line="360" w:lineRule="auto"/>
-        <w:ind w:firstLine="709"/>
-        <w:jc w:val="both"/>
-        <w:rPr>
-          <w:color w:val="0D0D0D" w:themeColor="text1" w:themeTint="F2"/>
-          <w:sz w:val="28"/>
-          <w:szCs w:val="28"/>
-          <w:lang w:val="en-US"/>
-        </w:rPr>
-      </w:pPr>
-      <w:r>
-        <w:rPr>
-          <w:color w:val="0D0D0D" w:themeColor="text1" w:themeTint="F2"/>
-          <w:sz w:val="28"/>
-          <w:szCs w:val="28"/>
-          <w:lang w:val="en-US"/>
-        </w:rPr>
-        <w:t>–</w:t>
-      </w:r>
-      <w:r>
-        <w:rPr>
-          <w:color w:val="0D0D0D" w:themeColor="text1" w:themeTint="F2"/>
-          <w:sz w:val="28"/>
-          <w:szCs w:val="28"/>
-        </w:rPr>
-        <w:t xml:space="preserve"> </w:t>
-      </w:r>
-      <w:r>
-        <w:rPr>
-          <w:color w:val="0D0D0D" w:themeColor="text1" w:themeTint="F2"/>
-          <w:sz w:val="28"/>
-          <w:szCs w:val="28"/>
-        </w:rPr>
-        <w:t xml:space="preserve">система </w:t>
-      </w:r>
-      <w:r>
-        <w:rPr>
-          <w:color w:val="0D0D0D" w:themeColor="text1" w:themeTint="F2"/>
-          <w:sz w:val="28"/>
-          <w:szCs w:val="28"/>
-          <w:lang w:val="en-US"/>
-        </w:rPr>
-        <w:t>URL-</w:t>
-      </w:r>
-      <w:r>
-        <w:rPr>
-          <w:color w:val="0D0D0D" w:themeColor="text1" w:themeTint="F2"/>
-          <w:sz w:val="28"/>
-          <w:szCs w:val="28"/>
-        </w:rPr>
-        <w:t xml:space="preserve">маршрутизации, позволяющая легко определить структуру </w:t>
-      </w:r>
-      <w:r>
-        <w:rPr>
-          <w:color w:val="0D0D0D" w:themeColor="text1" w:themeTint="F2"/>
-          <w:sz w:val="28"/>
-          <w:szCs w:val="28"/>
-          <w:lang w:val="en-US"/>
-        </w:rPr>
-        <w:t>URL-</w:t>
-      </w:r>
-      <w:r>
-        <w:rPr>
-          <w:color w:val="0D0D0D" w:themeColor="text1" w:themeTint="F2"/>
-          <w:sz w:val="28"/>
-          <w:szCs w:val="28"/>
-        </w:rPr>
-        <w:t>адресов приложения и их соответствующие обработчики представлений</w:t>
-      </w:r>
-      <w:r>
-        <w:rPr>
-          <w:color w:val="0D0D0D" w:themeColor="text1" w:themeTint="F2"/>
-          <w:sz w:val="28"/>
-          <w:szCs w:val="28"/>
-          <w:lang w:val="en-US"/>
-        </w:rPr>
-        <w:t>;</w:t>
-      </w:r>
-    </w:p>
-    <w:p>
-      <w:pPr>
-        <w:spacing w:line="360" w:lineRule="auto"/>
-        <w:ind w:firstLine="709"/>
-        <w:jc w:val="both"/>
-        <w:rPr>
-          <w:color w:val="0D0D0D" w:themeColor="text1" w:themeTint="F2"/>
-          <w:sz w:val="28"/>
-          <w:szCs w:val="28"/>
-          <w:lang w:val="en-US"/>
-        </w:rPr>
-      </w:pPr>
-      <w:r>
-        <w:rPr>
-          <w:color w:val="0D0D0D" w:themeColor="text1" w:themeTint="F2"/>
-          <w:sz w:val="28"/>
-          <w:szCs w:val="28"/>
-          <w:lang w:val="en-US"/>
-        </w:rPr>
-        <w:t>–</w:t>
-      </w:r>
-      <w:r>
-        <w:rPr>
-          <w:color w:val="0D0D0D" w:themeColor="text1" w:themeTint="F2"/>
-          <w:sz w:val="28"/>
-          <w:szCs w:val="28"/>
-        </w:rPr>
-        <w:t xml:space="preserve"> технология </w:t>
-      </w:r>
-      <w:r>
-        <w:rPr>
-          <w:color w:val="0D0D0D" w:themeColor="text1" w:themeTint="F2"/>
-          <w:sz w:val="28"/>
-          <w:szCs w:val="28"/>
-          <w:lang w:val="en-US"/>
-        </w:rPr>
-        <w:t xml:space="preserve">ORM, </w:t>
-      </w:r>
-      <w:r>
-        <w:rPr>
-          <w:color w:val="0D0D0D" w:themeColor="text1" w:themeTint="F2"/>
-          <w:sz w:val="28"/>
-          <w:szCs w:val="28"/>
-        </w:rPr>
-        <w:t>обеспечивающая абстракцию от деталей взаимодействия с базой данных</w:t>
-      </w:r>
-      <w:r>
-        <w:rPr>
-          <w:color w:val="0D0D0D" w:themeColor="text1" w:themeTint="F2"/>
-          <w:sz w:val="28"/>
-          <w:szCs w:val="28"/>
-          <w:lang w:val="en-US"/>
-        </w:rPr>
-        <w:t>;</w:t>
-      </w:r>
-    </w:p>
-    <w:p>
-      <w:pPr>
-        <w:spacing w:line="360" w:lineRule="auto"/>
-        <w:ind w:firstLine="709"/>
-        <w:jc w:val="both"/>
-        <w:rPr>
-          <w:color w:val="0D0D0D" w:themeColor="text1" w:themeTint="F2"/>
-          <w:sz w:val="28"/>
-          <w:szCs w:val="28"/>
-        </w:rPr>
-      </w:pPr>
-      <w:r>
-        <w:rPr>
-          <w:color w:val="0D0D0D" w:themeColor="text1" w:themeTint="F2"/>
-          <w:sz w:val="28"/>
-          <w:szCs w:val="28"/>
-          <w:lang w:val="en-US"/>
-        </w:rPr>
-        <w:t>–</w:t>
-      </w:r>
-      <w:r>
-        <w:rPr>
-          <w:color w:val="0D0D0D" w:themeColor="text1" w:themeTint="F2"/>
-          <w:sz w:val="28"/>
-          <w:szCs w:val="28"/>
-        </w:rPr>
-        <w:t xml:space="preserve"> </w:t>
-      </w:r>
-      <w:r>
-        <w:rPr>
-          <w:color w:val="0D0D0D" w:themeColor="text1" w:themeTint="F2"/>
-          <w:sz w:val="28"/>
-          <w:szCs w:val="28"/>
-        </w:rPr>
-        <w:t>приложение для управления содержимым, выполняющее роль административной части сайта, которое можно включить в любой сайт, и которое может управлять сразу несколькими сайтами на одном сервере. Административное приложение позволяет создавать, изменять и удалять любые объекты наполнения сайта, протоколируя все соверш</w:t>
-      </w:r>
-      <w:r>
-        <w:rPr>
-          <w:color w:val="0D0D0D" w:themeColor="text1" w:themeTint="F2"/>
-          <w:sz w:val="28"/>
-          <w:szCs w:val="28"/>
-        </w:rPr>
-        <w:t>е</w:t>
-      </w:r>
-      <w:r>
-        <w:rPr>
-          <w:color w:val="0D0D0D" w:themeColor="text1" w:themeTint="F2"/>
-          <w:sz w:val="28"/>
-          <w:szCs w:val="28"/>
-        </w:rPr>
-        <w:t>нные действия, и предоставляет интерфейс для управ</w:t>
-      </w:r>
-      <w:r>
-        <w:rPr>
-          <w:color w:val="0D0D0D" w:themeColor="text1" w:themeTint="F2"/>
-          <w:sz w:val="28"/>
-          <w:szCs w:val="28"/>
-        </w:rPr>
-        <w:t>ления пользователями и группами</w:t>
-      </w:r>
-      <w:r>
-        <w:rPr>
-          <w:color w:val="0D0D0D" w:themeColor="text1" w:themeTint="F2"/>
-          <w:sz w:val="28"/>
-          <w:szCs w:val="28"/>
-        </w:rPr>
-        <w:t>;</w:t>
-      </w:r>
+          <w:lang w:val="en-US"/>
+        </w:rPr>
+      </w:pPr>
+      <w:r>
+        <w:rPr>
+          <w:color w:val="0D0D0D" w:themeColor="text1" w:themeTint="F2"/>
+          <w:sz w:val="28"/>
+          <w:szCs w:val="28"/>
+        </w:rPr>
+        <w:t xml:space="preserve">Роль административной части сайта, особенно на ранних этапах разработки и в процессе тестирования, может выполнять административная панель </w:t>
+      </w:r>
+      <w:r>
+        <w:rPr>
+          <w:color w:val="0D0D0D" w:themeColor="text1" w:themeTint="F2"/>
+          <w:sz w:val="28"/>
+          <w:szCs w:val="28"/>
+          <w:lang w:val="en-US"/>
+        </w:rPr>
+        <w:t>Django.</w:t>
+      </w:r>
+      <w:r>
+        <w:rPr>
+          <w:color w:val="0D0D0D" w:themeColor="text1" w:themeTint="F2"/>
+          <w:sz w:val="28"/>
+          <w:szCs w:val="28"/>
+        </w:rPr>
+        <w:t xml:space="preserve"> Она активируется несколькими строками кода и предоставляет готовый интерфейс для управления данными. В её возможности входят все базовые операции </w:t>
+      </w:r>
+      <w:r>
+        <w:rPr>
+          <w:color w:val="0D0D0D" w:themeColor="text1" w:themeTint="F2"/>
+          <w:sz w:val="28"/>
+          <w:szCs w:val="28"/>
+          <w:lang w:val="en-US"/>
+        </w:rPr>
+        <w:t xml:space="preserve">CRUD – </w:t>
+      </w:r>
+      <w:r>
+        <w:rPr>
+          <w:color w:val="0D0D0D" w:themeColor="text1" w:themeTint="F2"/>
+          <w:sz w:val="28"/>
+          <w:szCs w:val="28"/>
+        </w:rPr>
+        <w:t>создание, чтение, обновление и удаление записей базы данных.</w:t>
+      </w:r>
+    </w:p>
+    <w:p>
+      <w:pPr>
+        <w:spacing w:line="360" w:lineRule="auto"/>
+        <w:ind w:firstLine="709"/>
+        <w:jc w:val="both"/>
+        <w:rPr>
+          <w:color w:val="0D0D0D" w:themeColor="text1" w:themeTint="F2"/>
+          <w:sz w:val="28"/>
+          <w:szCs w:val="28"/>
+        </w:rPr>
+      </w:pPr>
+      <w:r>
+        <w:rPr>
+          <w:color w:val="0D0D0D" w:themeColor="text1" w:themeTint="F2"/>
+          <w:sz w:val="28"/>
+          <w:szCs w:val="28"/>
+        </w:rPr>
+        <w:t>Для авторизации в административной панели существует форма входа в систему, представленная на рисунке 6.</w:t>
+      </w:r>
+      <w:r>
+        <w:rPr>
+          <w:color w:val="0D0D0D" w:themeColor="text1" w:themeTint="F2"/>
+          <w:sz w:val="28"/>
+          <w:szCs w:val="28"/>
+        </w:rPr>
+        <w:t xml:space="preserve"> С помощью нее в панель могут входить предварительно созданные пользователи-администраторы, которые при необходимости могут иметь различные роли и права доступа.</w:t>
+      </w:r>
+    </w:p>
+    <w:p>
+      <w:pPr>
+        <w:spacing w:line="360" w:lineRule="auto"/>
+        <w:ind w:firstLine="709"/>
+        <w:jc w:val="both"/>
+        <w:rPr>
+          <w:color w:val="0D0D0D" w:themeColor="text1" w:themeTint="F2"/>
+          <w:sz w:val="28"/>
+          <w:szCs w:val="28"/>
+        </w:rPr>
+      </w:pPr>
     </w:p>
     <w:p>
       <w:pPr>
@@ -6445,7 +6953,6 @@
           <w:sz w:val="28"/>
           <w:szCs w:val="28"/>
         </w:rPr>
-        <w:lastRenderedPageBreak/>
         <w:drawing>
           <wp:inline distT="0" distB="0" distL="0" distR="0" wp14:anchorId="6B7A9672" wp14:editId="084183F5">
             <wp:extent cx="6047367" cy="3140364"/>
@@ -6491,16 +6998,31 @@
           <w:color w:val="0D0D0D" w:themeColor="text1" w:themeTint="F2"/>
           <w:sz w:val="28"/>
           <w:szCs w:val="28"/>
-          <w:lang w:val="en-US"/>
-        </w:rPr>
-      </w:pPr>
-      <w:r>
-        <w:rPr>
-          <w:color w:val="0D0D0D" w:themeColor="text1" w:themeTint="F2"/>
-          <w:sz w:val="28"/>
-          <w:szCs w:val="28"/>
-        </w:rPr>
-        <w:t xml:space="preserve">Рисунок 3 – Страница авторизации административного приложения </w:t>
+        </w:rPr>
+      </w:pPr>
+      <w:r>
+        <w:rPr>
+          <w:color w:val="0D0D0D" w:themeColor="text1" w:themeTint="F2"/>
+          <w:sz w:val="28"/>
+          <w:szCs w:val="28"/>
+        </w:rPr>
+        <w:t xml:space="preserve">Рисунок </w:t>
+      </w:r>
+      <w:r>
+        <w:rPr>
+          <w:color w:val="0D0D0D" w:themeColor="text1" w:themeTint="F2"/>
+          <w:sz w:val="28"/>
+          <w:szCs w:val="28"/>
+        </w:rPr>
+        <w:t>6</w:t>
+      </w:r>
+      <w:r>
+        <w:rPr>
+          <w:color w:val="0D0D0D" w:themeColor="text1" w:themeTint="F2"/>
+          <w:sz w:val="28"/>
+          <w:szCs w:val="28"/>
+        </w:rPr>
+        <w:t xml:space="preserve"> – Страница авторизации административного приложения </w:t>
       </w:r>
       <w:r>
         <w:rPr>
@@ -6510,6 +7032,71 @@
           <w:lang w:val="en-US"/>
         </w:rPr>
         <w:t>Django</w:t>
+      </w:r>
+    </w:p>
+    <w:p>
+      <w:pPr>
+        <w:spacing w:line="360" w:lineRule="auto"/>
+        <w:jc w:val="center"/>
+        <w:rPr>
+          <w:color w:val="0D0D0D" w:themeColor="text1" w:themeTint="F2"/>
+          <w:sz w:val="28"/>
+          <w:szCs w:val="28"/>
+        </w:rPr>
+      </w:pPr>
+    </w:p>
+    <w:p>
+      <w:pPr>
+        <w:spacing w:line="360" w:lineRule="auto"/>
+        <w:ind w:firstLine="709"/>
+        <w:jc w:val="both"/>
+        <w:rPr>
+          <w:color w:val="0D0D0D" w:themeColor="text1" w:themeTint="F2"/>
+          <w:sz w:val="28"/>
+          <w:szCs w:val="28"/>
+        </w:rPr>
+      </w:pPr>
+      <w:r>
+        <w:rPr>
+          <w:color w:val="0D0D0D" w:themeColor="text1" w:themeTint="F2"/>
+          <w:sz w:val="28"/>
+          <w:szCs w:val="28"/>
+        </w:rPr>
+        <w:lastRenderedPageBreak/>
+        <w:t xml:space="preserve">Рабочее пространство административной панели </w:t>
+      </w:r>
+      <w:r>
+        <w:rPr>
+          <w:color w:val="0D0D0D" w:themeColor="text1" w:themeTint="F2"/>
+          <w:sz w:val="28"/>
+          <w:szCs w:val="28"/>
+          <w:lang w:val="en-US"/>
+        </w:rPr>
+        <w:t>Django</w:t>
+      </w:r>
+      <w:r>
+        <w:rPr>
+          <w:color w:val="0D0D0D" w:themeColor="text1" w:themeTint="F2"/>
+          <w:sz w:val="28"/>
+          <w:szCs w:val="28"/>
+        </w:rPr>
+        <w:t xml:space="preserve"> предоставляет возможности просмотра и изменения данных во всех таблицах используемой базы данных, а также их фильтрацию и сортировку.</w:t>
+      </w:r>
+      <w:r>
+        <w:rPr>
+          <w:color w:val="0D0D0D" w:themeColor="text1" w:themeTint="F2"/>
+          <w:sz w:val="28"/>
+          <w:szCs w:val="28"/>
+        </w:rPr>
+        <w:t xml:space="preserve"> </w:t>
+      </w:r>
+      <w:r>
+        <w:rPr>
+          <w:color w:val="0D0D0D" w:themeColor="text1" w:themeTint="F2"/>
+          <w:sz w:val="28"/>
+          <w:szCs w:val="28"/>
+        </w:rPr>
+        <w:t>Его внешний вид представлен на рисунке 7.</w:t>
       </w:r>
     </w:p>
     <w:p>
@@ -6603,9 +7190,8 @@
           <w:color w:val="0D0D0D" w:themeColor="text1" w:themeTint="F2"/>
           <w:sz w:val="28"/>
           <w:szCs w:val="28"/>
-          <w:lang w:val="en-US"/>
-        </w:rPr>
-        <w:t>4</w:t>
+        </w:rPr>
+        <w:t>7</w:t>
       </w:r>
       <w:r>
         <w:rPr>
@@ -6793,6 +7379,20 @@
         <w:ind w:firstLine="709"/>
         <w:jc w:val="both"/>
         <w:rPr>
+          <w:color w:val="0D0D0D" w:themeColor="text1" w:themeTint="F2"/>
+          <w:sz w:val="28"/>
+          <w:szCs w:val="28"/>
+        </w:rPr>
+      </w:pPr>
+      <w:bookmarkStart w:id="0" w:name="_GoBack"/>
+      <w:bookmarkEnd w:id="0"/>
+    </w:p>
+    <w:p>
+      <w:pPr>
+        <w:spacing w:line="360" w:lineRule="auto"/>
+        <w:ind w:firstLine="709"/>
+        <w:jc w:val="both"/>
+        <w:rPr>
           <w:b/>
           <w:color w:val="0D0D0D" w:themeColor="text1" w:themeTint="F2"/>
           <w:sz w:val="28"/>
@@ -6808,149 +7408,149 @@
           <w:szCs w:val="28"/>
           <w:lang w:val="en-US"/>
         </w:rPr>
+        <w:t xml:space="preserve">2.3 </w:t>
+      </w:r>
+      <w:r>
+        <w:rPr>
+          <w:b/>
+          <w:color w:val="0D0D0D" w:themeColor="text1" w:themeTint="F2"/>
+          <w:sz w:val="28"/>
+          <w:szCs w:val="28"/>
+        </w:rPr>
+        <w:t>СУБД</w:t>
+      </w:r>
+    </w:p>
+    <w:p>
+      <w:pPr>
+        <w:spacing w:line="360" w:lineRule="auto"/>
+        <w:ind w:firstLine="709"/>
+        <w:jc w:val="both"/>
+        <w:rPr>
+          <w:color w:val="0D0D0D" w:themeColor="text1" w:themeTint="F2"/>
+          <w:sz w:val="28"/>
+          <w:szCs w:val="28"/>
+          <w:lang w:val="en-US"/>
+        </w:rPr>
+      </w:pPr>
+    </w:p>
+    <w:p>
+      <w:pPr>
+        <w:spacing w:line="360" w:lineRule="auto"/>
+        <w:ind w:firstLine="709"/>
+        <w:jc w:val="both"/>
+        <w:rPr>
+          <w:color w:val="0D0D0D" w:themeColor="text1" w:themeTint="F2"/>
+          <w:sz w:val="28"/>
+          <w:szCs w:val="28"/>
+        </w:rPr>
+      </w:pPr>
+      <w:r>
+        <w:rPr>
+          <w:color w:val="0D0D0D" w:themeColor="text1" w:themeTint="F2"/>
+          <w:sz w:val="28"/>
+          <w:szCs w:val="28"/>
+          <w:lang w:val="en-US"/>
+        </w:rPr>
+        <w:t xml:space="preserve">Django </w:t>
+      </w:r>
+      <w:r>
+        <w:rPr>
+          <w:color w:val="0D0D0D" w:themeColor="text1" w:themeTint="F2"/>
+          <w:sz w:val="28"/>
+          <w:szCs w:val="28"/>
+        </w:rPr>
+        <w:t xml:space="preserve">использует встраиваемую СУБД </w:t>
+      </w:r>
+      <w:r>
+        <w:rPr>
+          <w:color w:val="0D0D0D" w:themeColor="text1" w:themeTint="F2"/>
+          <w:sz w:val="28"/>
+          <w:szCs w:val="28"/>
+          <w:lang w:val="en-US"/>
+        </w:rPr>
+        <w:t>SQLite</w:t>
+      </w:r>
+      <w:r>
+        <w:rPr>
+          <w:color w:val="0D0D0D" w:themeColor="text1" w:themeTint="F2"/>
+          <w:sz w:val="28"/>
+          <w:szCs w:val="28"/>
+          <w:lang w:val="en-US"/>
+        </w:rPr>
+        <w:t xml:space="preserve"> [1</w:t>
+      </w:r>
+      <w:r>
+        <w:rPr>
+          <w:color w:val="0D0D0D" w:themeColor="text1" w:themeTint="F2"/>
+          <w:sz w:val="28"/>
+          <w:szCs w:val="28"/>
+          <w:lang w:val="en-US"/>
+        </w:rPr>
+        <w:t>0</w:t>
+      </w:r>
+      <w:r>
+        <w:rPr>
+          <w:color w:val="0D0D0D" w:themeColor="text1" w:themeTint="F2"/>
+          <w:sz w:val="28"/>
+          <w:szCs w:val="28"/>
+          <w:lang w:val="en-US"/>
+        </w:rPr>
+        <w:t>]</w:t>
+      </w:r>
+      <w:r>
+        <w:rPr>
+          <w:color w:val="0D0D0D" w:themeColor="text1" w:themeTint="F2"/>
+          <w:sz w:val="28"/>
+          <w:szCs w:val="28"/>
+          <w:lang w:val="en-US"/>
+        </w:rPr>
+        <w:t xml:space="preserve">. </w:t>
+      </w:r>
+      <w:r>
+        <w:rPr>
+          <w:color w:val="0D0D0D" w:themeColor="text1" w:themeTint="F2"/>
+          <w:sz w:val="28"/>
+          <w:szCs w:val="28"/>
+        </w:rPr>
+        <w:t xml:space="preserve">Она по умолчанию встроена в </w:t>
+      </w:r>
+      <w:r>
+        <w:rPr>
+          <w:color w:val="0D0D0D" w:themeColor="text1" w:themeTint="F2"/>
+          <w:sz w:val="28"/>
+          <w:szCs w:val="28"/>
+          <w:lang w:val="en-US"/>
+        </w:rPr>
+        <w:t xml:space="preserve">Python, </w:t>
+      </w:r>
+      <w:r>
+        <w:rPr>
+          <w:color w:val="0D0D0D" w:themeColor="text1" w:themeTint="F2"/>
+          <w:sz w:val="28"/>
+          <w:szCs w:val="28"/>
+        </w:rPr>
+        <w:t>что значительно упрощает настройку и использование для разработки, поскольку исключается необходимость в установке отдельного сервера базы данных.</w:t>
+      </w:r>
+    </w:p>
+    <w:p>
+      <w:pPr>
+        <w:spacing w:line="360" w:lineRule="auto"/>
+        <w:ind w:firstLine="709"/>
+        <w:jc w:val="both"/>
+        <w:rPr>
+          <w:color w:val="0D0D0D" w:themeColor="text1" w:themeTint="F2"/>
+          <w:sz w:val="28"/>
+          <w:szCs w:val="28"/>
+          <w:lang w:val="en-US"/>
+        </w:rPr>
+      </w:pPr>
+      <w:r>
+        <w:rPr>
+          <w:color w:val="0D0D0D" w:themeColor="text1" w:themeTint="F2"/>
+          <w:sz w:val="28"/>
+          <w:szCs w:val="28"/>
+        </w:rPr>
         <w:lastRenderedPageBreak/>
-        <w:t xml:space="preserve">2.3 </w:t>
-      </w:r>
-      <w:r>
-        <w:rPr>
-          <w:b/>
-          <w:color w:val="0D0D0D" w:themeColor="text1" w:themeTint="F2"/>
-          <w:sz w:val="28"/>
-          <w:szCs w:val="28"/>
-        </w:rPr>
-        <w:t>СУБД</w:t>
-      </w:r>
-    </w:p>
-    <w:p>
-      <w:pPr>
-        <w:spacing w:line="360" w:lineRule="auto"/>
-        <w:ind w:firstLine="709"/>
-        <w:jc w:val="both"/>
-        <w:rPr>
-          <w:color w:val="0D0D0D" w:themeColor="text1" w:themeTint="F2"/>
-          <w:sz w:val="28"/>
-          <w:szCs w:val="28"/>
-          <w:lang w:val="en-US"/>
-        </w:rPr>
-      </w:pPr>
-    </w:p>
-    <w:p>
-      <w:pPr>
-        <w:spacing w:line="360" w:lineRule="auto"/>
-        <w:ind w:firstLine="709"/>
-        <w:jc w:val="both"/>
-        <w:rPr>
-          <w:color w:val="0D0D0D" w:themeColor="text1" w:themeTint="F2"/>
-          <w:sz w:val="28"/>
-          <w:szCs w:val="28"/>
-        </w:rPr>
-      </w:pPr>
-      <w:r>
-        <w:rPr>
-          <w:color w:val="0D0D0D" w:themeColor="text1" w:themeTint="F2"/>
-          <w:sz w:val="28"/>
-          <w:szCs w:val="28"/>
-          <w:lang w:val="en-US"/>
-        </w:rPr>
-        <w:t xml:space="preserve">Django </w:t>
-      </w:r>
-      <w:r>
-        <w:rPr>
-          <w:color w:val="0D0D0D" w:themeColor="text1" w:themeTint="F2"/>
-          <w:sz w:val="28"/>
-          <w:szCs w:val="28"/>
-        </w:rPr>
-        <w:t xml:space="preserve">использует встраиваемую СУБД </w:t>
-      </w:r>
-      <w:r>
-        <w:rPr>
-          <w:color w:val="0D0D0D" w:themeColor="text1" w:themeTint="F2"/>
-          <w:sz w:val="28"/>
-          <w:szCs w:val="28"/>
-          <w:lang w:val="en-US"/>
-        </w:rPr>
-        <w:t>SQLite</w:t>
-      </w:r>
-      <w:r>
-        <w:rPr>
-          <w:color w:val="0D0D0D" w:themeColor="text1" w:themeTint="F2"/>
-          <w:sz w:val="28"/>
-          <w:szCs w:val="28"/>
-          <w:lang w:val="en-US"/>
-        </w:rPr>
-        <w:t xml:space="preserve"> [1</w:t>
-      </w:r>
-      <w:r>
-        <w:rPr>
-          <w:color w:val="0D0D0D" w:themeColor="text1" w:themeTint="F2"/>
-          <w:sz w:val="28"/>
-          <w:szCs w:val="28"/>
-          <w:lang w:val="en-US"/>
-        </w:rPr>
-        <w:t>0</w:t>
-      </w:r>
-      <w:r>
-        <w:rPr>
-          <w:color w:val="0D0D0D" w:themeColor="text1" w:themeTint="F2"/>
-          <w:sz w:val="28"/>
-          <w:szCs w:val="28"/>
-          <w:lang w:val="en-US"/>
-        </w:rPr>
-        <w:t>]</w:t>
-      </w:r>
-      <w:r>
-        <w:rPr>
-          <w:color w:val="0D0D0D" w:themeColor="text1" w:themeTint="F2"/>
-          <w:sz w:val="28"/>
-          <w:szCs w:val="28"/>
-          <w:lang w:val="en-US"/>
-        </w:rPr>
-        <w:t xml:space="preserve">. </w:t>
-      </w:r>
-      <w:r>
-        <w:rPr>
-          <w:color w:val="0D0D0D" w:themeColor="text1" w:themeTint="F2"/>
-          <w:sz w:val="28"/>
-          <w:szCs w:val="28"/>
-        </w:rPr>
-        <w:t xml:space="preserve">Она по умолчанию встроена в </w:t>
-      </w:r>
-      <w:r>
-        <w:rPr>
-          <w:color w:val="0D0D0D" w:themeColor="text1" w:themeTint="F2"/>
-          <w:sz w:val="28"/>
-          <w:szCs w:val="28"/>
-          <w:lang w:val="en-US"/>
-        </w:rPr>
-        <w:t xml:space="preserve">Python, </w:t>
-      </w:r>
-      <w:r>
-        <w:rPr>
-          <w:color w:val="0D0D0D" w:themeColor="text1" w:themeTint="F2"/>
-          <w:sz w:val="28"/>
-          <w:szCs w:val="28"/>
-        </w:rPr>
-        <w:t>что значительно упрощает настройку и использование для разработки, поскольку исключается необходимость в установке отдельного сервера базы данных.</w:t>
-      </w:r>
-    </w:p>
-    <w:p>
-      <w:pPr>
-        <w:spacing w:line="360" w:lineRule="auto"/>
-        <w:ind w:firstLine="709"/>
-        <w:jc w:val="both"/>
-        <w:rPr>
-          <w:color w:val="0D0D0D" w:themeColor="text1" w:themeTint="F2"/>
-          <w:sz w:val="28"/>
-          <w:szCs w:val="28"/>
-          <w:lang w:val="en-US"/>
-        </w:rPr>
-      </w:pPr>
-      <w:r>
-        <w:rPr>
-          <w:color w:val="0D0D0D" w:themeColor="text1" w:themeTint="F2"/>
-          <w:sz w:val="28"/>
-          <w:szCs w:val="28"/>
-        </w:rPr>
         <w:t xml:space="preserve">«Встраиваемость» </w:t>
       </w:r>
       <w:r>
@@ -12037,153 +12637,52 @@
           <w:color w:val="0D0D0D" w:themeColor="text1" w:themeTint="F2"/>
           <w:sz w:val="28"/>
           <w:szCs w:val="28"/>
-          <w:lang w:val="en-US"/>
-        </w:rPr>
-        <w:t>Гладышева М.М., Гладышева К.С., Иванов А.А., Петручок А.Н., Солончак И.П. СРАВНИТЕЛЬНЫЙ АНАЛИЗ АВТОМАТИЗИРОВАННЫХ СИСТЕМ УЧЕТА И ХРАНЕНИЯ КУРСОВЫХ РАБОТ В ВУЗЕ // Международный журнал экспериментального об</w:t>
-      </w:r>
-      <w:r>
-        <w:rPr>
-          <w:color w:val="0D0D0D" w:themeColor="text1" w:themeTint="F2"/>
-          <w:sz w:val="28"/>
-          <w:szCs w:val="28"/>
-          <w:lang w:val="en-US"/>
-        </w:rPr>
-        <w:t xml:space="preserve">разования. 2022. № 5. С. 23-28 </w:t>
-      </w:r>
-      <w:r>
-        <w:rPr>
-          <w:color w:val="0D0D0D" w:themeColor="text1" w:themeTint="F2"/>
-          <w:sz w:val="28"/>
-          <w:szCs w:val="28"/>
-        </w:rPr>
-        <w:t>—</w:t>
-      </w:r>
-      <w:r>
-        <w:rPr>
-          <w:color w:val="0D0D0D" w:themeColor="text1" w:themeTint="F2"/>
-          <w:sz w:val="28"/>
-          <w:szCs w:val="28"/>
-        </w:rPr>
-        <w:t xml:space="preserve"> </w:t>
-      </w:r>
-      <w:r>
-        <w:rPr>
-          <w:color w:val="0D0D0D" w:themeColor="text1" w:themeTint="F2"/>
-          <w:sz w:val="28"/>
-          <w:szCs w:val="28"/>
-          <w:lang w:val="en-US"/>
-        </w:rPr>
-        <w:t xml:space="preserve">URL: </w:t>
+        </w:rPr>
+        <w:t xml:space="preserve">1С:Университет – О решении – </w:t>
+      </w:r>
+      <w:r>
+        <w:rPr>
+          <w:color w:val="0D0D0D" w:themeColor="text1" w:themeTint="F2"/>
+          <w:sz w:val="28"/>
+          <w:szCs w:val="28"/>
+        </w:rPr>
+        <w:t xml:space="preserve">Описание </w:t>
+      </w:r>
+      <w:r>
+        <w:rPr>
+          <w:color w:val="0D0D0D" w:themeColor="text1" w:themeTint="F2"/>
+          <w:sz w:val="28"/>
+          <w:szCs w:val="28"/>
+          <w:lang w:val="en-US"/>
+        </w:rPr>
+        <w:t>[</w:t>
+      </w:r>
+      <w:r>
+        <w:rPr>
+          <w:color w:val="0D0D0D" w:themeColor="text1" w:themeTint="F2"/>
+          <w:sz w:val="28"/>
+          <w:szCs w:val="28"/>
+        </w:rPr>
+        <w:t>Электронный ресурс</w:t>
+      </w:r>
+      <w:r>
+        <w:rPr>
+          <w:color w:val="0D0D0D" w:themeColor="text1" w:themeTint="F2"/>
+          <w:sz w:val="28"/>
+          <w:szCs w:val="28"/>
+          <w:lang w:val="en-US"/>
+        </w:rPr>
+        <w:t>]</w:t>
+      </w:r>
+      <w:r>
+        <w:rPr>
+          <w:color w:val="0D0D0D" w:themeColor="text1" w:themeTint="F2"/>
+          <w:sz w:val="28"/>
+          <w:szCs w:val="28"/>
+        </w:rPr>
+        <w:t xml:space="preserve"> – Режим доступа: </w:t>
       </w:r>
       <w:hyperlink r:id="rId25" w:history="1">
-        <w:r>
-          <w:rPr>
-            <w:rStyle w:val="a9"/>
-            <w:sz w:val="28"/>
-            <w:szCs w:val="28"/>
-            <w:lang w:val="en-US"/>
-          </w:rPr>
-          <w:t>https://expeducation.ru/ru/article/view?</w:t>
-        </w:r>
-        <w:r>
-          <w:rPr>
-            <w:rStyle w:val="a9"/>
-            <w:sz w:val="28"/>
-            <w:szCs w:val="28"/>
-            <w:lang w:val="en-US"/>
-          </w:rPr>
-          <w:t>i</w:t>
-        </w:r>
-        <w:r>
-          <w:rPr>
-            <w:rStyle w:val="a9"/>
-            <w:sz w:val="28"/>
-            <w:szCs w:val="28"/>
-            <w:lang w:val="en-US"/>
-          </w:rPr>
-          <w:t>d=12091</w:t>
-        </w:r>
-      </w:hyperlink>
-      <w:r>
-        <w:rPr>
-          <w:color w:val="0D0D0D" w:themeColor="text1" w:themeTint="F2"/>
-          <w:sz w:val="28"/>
-          <w:szCs w:val="28"/>
-          <w:lang w:val="en-US"/>
-        </w:rPr>
-        <w:t xml:space="preserve"> (дата обращения: 03.05.2025).</w:t>
-      </w:r>
-    </w:p>
-    <w:p>
-      <w:pPr>
-        <w:spacing w:line="360" w:lineRule="auto"/>
-        <w:ind w:firstLine="709"/>
-        <w:jc w:val="both"/>
-        <w:rPr>
-          <w:color w:val="0D0D0D" w:themeColor="text1" w:themeTint="F2"/>
-          <w:sz w:val="28"/>
-          <w:szCs w:val="28"/>
-        </w:rPr>
-      </w:pPr>
-      <w:r>
-        <w:rPr>
-          <w:color w:val="0D0D0D" w:themeColor="text1" w:themeTint="F2"/>
-          <w:sz w:val="28"/>
-          <w:szCs w:val="28"/>
-        </w:rPr>
-        <w:t>2.</w:t>
-      </w:r>
-      <w:r>
-        <w:rPr>
-          <w:color w:val="0D0D0D" w:themeColor="text1" w:themeTint="F2"/>
-          <w:sz w:val="28"/>
-          <w:szCs w:val="28"/>
-        </w:rPr>
-        <w:t xml:space="preserve"> 1С:Университет – О решении – </w:t>
-      </w:r>
-      <w:r>
-        <w:rPr>
-          <w:color w:val="0D0D0D" w:themeColor="text1" w:themeTint="F2"/>
-          <w:sz w:val="28"/>
-          <w:szCs w:val="28"/>
-        </w:rPr>
-        <w:t xml:space="preserve">Описание </w:t>
-      </w:r>
-      <w:r>
-        <w:rPr>
-          <w:color w:val="0D0D0D" w:themeColor="text1" w:themeTint="F2"/>
-          <w:sz w:val="28"/>
-          <w:szCs w:val="28"/>
-          <w:lang w:val="en-US"/>
-        </w:rPr>
-        <w:t>[</w:t>
-      </w:r>
-      <w:r>
-        <w:rPr>
-          <w:color w:val="0D0D0D" w:themeColor="text1" w:themeTint="F2"/>
-          <w:sz w:val="28"/>
-          <w:szCs w:val="28"/>
-        </w:rPr>
-        <w:t>Электронный ресурс</w:t>
-      </w:r>
-      <w:r>
-        <w:rPr>
-          <w:color w:val="0D0D0D" w:themeColor="text1" w:themeTint="F2"/>
-          <w:sz w:val="28"/>
-          <w:szCs w:val="28"/>
-          <w:lang w:val="en-US"/>
-        </w:rPr>
-        <w:t>]</w:t>
-      </w:r>
-      <w:r>
-        <w:rPr>
-          <w:color w:val="0D0D0D" w:themeColor="text1" w:themeTint="F2"/>
-          <w:sz w:val="28"/>
-          <w:szCs w:val="28"/>
-        </w:rPr>
-        <w:t xml:space="preserve"> – Режим доступа: </w:t>
-      </w:r>
-      <w:hyperlink r:id="rId26" w:history="1">
         <w:r>
           <w:rPr>
             <w:rStyle w:val="a9"/>
@@ -12202,8 +12701,341 @@
         <w:t xml:space="preserve"> (дата обращения: 03.05.2025).</w:t>
       </w:r>
     </w:p>
+    <w:p>
+      <w:pPr>
+        <w:spacing w:line="360" w:lineRule="auto"/>
+        <w:ind w:firstLine="709"/>
+        <w:jc w:val="both"/>
+        <w:rPr>
+          <w:color w:val="0D0D0D" w:themeColor="text1" w:themeTint="F2"/>
+          <w:sz w:val="28"/>
+          <w:szCs w:val="28"/>
+          <w:lang w:val="en-US"/>
+        </w:rPr>
+      </w:pPr>
+      <w:r>
+        <w:rPr>
+          <w:color w:val="0D0D0D" w:themeColor="text1" w:themeTint="F2"/>
+          <w:sz w:val="28"/>
+          <w:szCs w:val="28"/>
+        </w:rPr>
+        <w:t>2.</w:t>
+      </w:r>
+      <w:r>
+        <w:rPr>
+          <w:color w:val="0D0D0D" w:themeColor="text1" w:themeTint="F2"/>
+          <w:sz w:val="28"/>
+          <w:szCs w:val="28"/>
+        </w:rPr>
+        <w:t xml:space="preserve"> </w:t>
+      </w:r>
+      <w:r>
+        <w:rPr>
+          <w:color w:val="0D0D0D" w:themeColor="text1" w:themeTint="F2"/>
+          <w:sz w:val="28"/>
+          <w:szCs w:val="28"/>
+          <w:lang w:val="en-US"/>
+        </w:rPr>
+        <w:t>Гладышева М.М., Гладышева К.С., Иванов А.А., Петручок А.Н., Солончак И.П. СРАВНИТЕЛЬНЫЙ АНАЛИЗ АВТОМАТИЗИРОВАННЫХ СИСТЕМ УЧЕТА И ХРАНЕНИЯ КУРСОВЫХ РАБОТ В ВУЗЕ // Международный журнал экспериментального об</w:t>
+      </w:r>
+      <w:r>
+        <w:rPr>
+          <w:color w:val="0D0D0D" w:themeColor="text1" w:themeTint="F2"/>
+          <w:sz w:val="28"/>
+          <w:szCs w:val="28"/>
+          <w:lang w:val="en-US"/>
+        </w:rPr>
+        <w:t xml:space="preserve">разования. 2022. № 5. С. 23-28 </w:t>
+      </w:r>
+      <w:r>
+        <w:rPr>
+          <w:color w:val="0D0D0D" w:themeColor="text1" w:themeTint="F2"/>
+          <w:sz w:val="28"/>
+          <w:szCs w:val="28"/>
+        </w:rPr>
+        <w:t>—</w:t>
+      </w:r>
+      <w:r>
+        <w:rPr>
+          <w:color w:val="0D0D0D" w:themeColor="text1" w:themeTint="F2"/>
+          <w:sz w:val="28"/>
+          <w:szCs w:val="28"/>
+        </w:rPr>
+        <w:t xml:space="preserve"> </w:t>
+      </w:r>
+      <w:r>
+        <w:rPr>
+          <w:color w:val="0D0D0D" w:themeColor="text1" w:themeTint="F2"/>
+          <w:sz w:val="28"/>
+          <w:szCs w:val="28"/>
+          <w:lang w:val="en-US"/>
+        </w:rPr>
+        <w:t xml:space="preserve">URL: </w:t>
+      </w:r>
+      <w:hyperlink r:id="rId26" w:history="1">
+        <w:r>
+          <w:rPr>
+            <w:rStyle w:val="a9"/>
+            <w:sz w:val="28"/>
+            <w:szCs w:val="28"/>
+            <w:lang w:val="en-US"/>
+          </w:rPr>
+          <w:t>https://expeducation.ru/ru/article/view?id=12091</w:t>
+        </w:r>
+      </w:hyperlink>
+      <w:r>
+        <w:rPr>
+          <w:color w:val="0D0D0D" w:themeColor="text1" w:themeTint="F2"/>
+          <w:sz w:val="28"/>
+          <w:szCs w:val="28"/>
+          <w:lang w:val="en-US"/>
+        </w:rPr>
+        <w:t xml:space="preserve"> (дата обращения: 03.05.2025).</w:t>
+      </w:r>
+    </w:p>
+    <w:p>
+      <w:pPr>
+        <w:spacing w:line="360" w:lineRule="auto"/>
+        <w:ind w:firstLine="709"/>
+        <w:jc w:val="both"/>
+        <w:rPr>
+          <w:color w:val="0D0D0D" w:themeColor="text1" w:themeTint="F2"/>
+          <w:sz w:val="28"/>
+          <w:szCs w:val="28"/>
+        </w:rPr>
+      </w:pPr>
+      <w:r>
+        <w:rPr>
+          <w:color w:val="0D0D0D" w:themeColor="text1" w:themeTint="F2"/>
+          <w:sz w:val="28"/>
+          <w:szCs w:val="28"/>
+        </w:rPr>
+        <w:t xml:space="preserve">3. </w:t>
+      </w:r>
+      <w:r>
+        <w:rPr>
+          <w:color w:val="0D0D0D" w:themeColor="text1" w:themeTint="F2"/>
+          <w:sz w:val="28"/>
+          <w:szCs w:val="28"/>
+          <w:lang w:val="en-US"/>
+        </w:rPr>
+        <w:t>React – JavaScript-</w:t>
+      </w:r>
+      <w:r>
+        <w:rPr>
+          <w:color w:val="0D0D0D" w:themeColor="text1" w:themeTint="F2"/>
+          <w:sz w:val="28"/>
+          <w:szCs w:val="28"/>
+        </w:rPr>
+        <w:t xml:space="preserve">библиотека для создания пользовательских интерфейсов </w:t>
+      </w:r>
+      <w:r>
+        <w:rPr>
+          <w:color w:val="0D0D0D" w:themeColor="text1" w:themeTint="F2"/>
+          <w:sz w:val="28"/>
+          <w:szCs w:val="28"/>
+          <w:lang w:val="en-US"/>
+        </w:rPr>
+        <w:t>[</w:t>
+      </w:r>
+      <w:r>
+        <w:rPr>
+          <w:color w:val="0D0D0D" w:themeColor="text1" w:themeTint="F2"/>
+          <w:sz w:val="28"/>
+          <w:szCs w:val="28"/>
+        </w:rPr>
+        <w:t>Электронный ресурс</w:t>
+      </w:r>
+      <w:r>
+        <w:rPr>
+          <w:color w:val="0D0D0D" w:themeColor="text1" w:themeTint="F2"/>
+          <w:sz w:val="28"/>
+          <w:szCs w:val="28"/>
+          <w:lang w:val="en-US"/>
+        </w:rPr>
+        <w:t>]</w:t>
+      </w:r>
+      <w:r>
+        <w:rPr>
+          <w:color w:val="0D0D0D" w:themeColor="text1" w:themeTint="F2"/>
+          <w:sz w:val="28"/>
+          <w:szCs w:val="28"/>
+        </w:rPr>
+        <w:t xml:space="preserve"> – Режим доступа: </w:t>
+      </w:r>
+      <w:hyperlink r:id="rId27" w:history="1">
+        <w:r>
+          <w:rPr>
+            <w:rStyle w:val="a9"/>
+            <w:sz w:val="28"/>
+            <w:szCs w:val="28"/>
+          </w:rPr>
+          <w:t>https://ru.react.js.org/</w:t>
+        </w:r>
+      </w:hyperlink>
+      <w:r>
+        <w:rPr>
+          <w:color w:val="0D0D0D" w:themeColor="text1" w:themeTint="F2"/>
+          <w:sz w:val="28"/>
+          <w:szCs w:val="28"/>
+        </w:rPr>
+        <w:t xml:space="preserve"> (дата обращения: </w:t>
+      </w:r>
+      <w:r>
+        <w:rPr>
+          <w:color w:val="0D0D0D" w:themeColor="text1" w:themeTint="F2"/>
+          <w:sz w:val="28"/>
+          <w:szCs w:val="28"/>
+        </w:rPr>
+        <w:t>03.05</w:t>
+      </w:r>
+      <w:r>
+        <w:rPr>
+          <w:color w:val="0D0D0D" w:themeColor="text1" w:themeTint="F2"/>
+          <w:sz w:val="28"/>
+          <w:szCs w:val="28"/>
+        </w:rPr>
+        <w:t>.2025</w:t>
+      </w:r>
+      <w:r>
+        <w:rPr>
+          <w:color w:val="0D0D0D" w:themeColor="text1" w:themeTint="F2"/>
+          <w:sz w:val="28"/>
+          <w:szCs w:val="28"/>
+        </w:rPr>
+        <w:t>)</w:t>
+      </w:r>
+    </w:p>
+    <w:p>
+      <w:pPr>
+        <w:spacing w:line="360" w:lineRule="auto"/>
+        <w:ind w:firstLine="709"/>
+        <w:jc w:val="both"/>
+        <w:rPr>
+          <w:color w:val="0D0D0D" w:themeColor="text1" w:themeTint="F2"/>
+          <w:sz w:val="28"/>
+          <w:szCs w:val="28"/>
+        </w:rPr>
+      </w:pPr>
+      <w:r>
+        <w:rPr>
+          <w:color w:val="0D0D0D" w:themeColor="text1" w:themeTint="F2"/>
+          <w:sz w:val="28"/>
+          <w:szCs w:val="28"/>
+        </w:rPr>
+        <w:t xml:space="preserve">4. </w:t>
+      </w:r>
+      <w:r>
+        <w:rPr>
+          <w:color w:val="0D0D0D" w:themeColor="text1" w:themeTint="F2"/>
+          <w:sz w:val="28"/>
+          <w:szCs w:val="28"/>
+          <w:lang w:val="en-US"/>
+        </w:rPr>
+        <w:t>Django documentation | Django [</w:t>
+      </w:r>
+      <w:r>
+        <w:rPr>
+          <w:color w:val="0D0D0D" w:themeColor="text1" w:themeTint="F2"/>
+          <w:sz w:val="28"/>
+          <w:szCs w:val="28"/>
+        </w:rPr>
+        <w:t>Электронный ресурс</w:t>
+      </w:r>
+      <w:r>
+        <w:rPr>
+          <w:color w:val="0D0D0D" w:themeColor="text1" w:themeTint="F2"/>
+          <w:sz w:val="28"/>
+          <w:szCs w:val="28"/>
+          <w:lang w:val="en-US"/>
+        </w:rPr>
+        <w:t>]</w:t>
+      </w:r>
+      <w:r>
+        <w:rPr>
+          <w:color w:val="0D0D0D" w:themeColor="text1" w:themeTint="F2"/>
+          <w:sz w:val="28"/>
+          <w:szCs w:val="28"/>
+        </w:rPr>
+        <w:t xml:space="preserve"> – Режим доступа:</w:t>
+      </w:r>
+      <w:r>
+        <w:rPr>
+          <w:color w:val="0D0D0D" w:themeColor="text1" w:themeTint="F2"/>
+          <w:sz w:val="28"/>
+          <w:szCs w:val="28"/>
+          <w:lang w:val="en-US"/>
+        </w:rPr>
+        <w:t xml:space="preserve"> </w:t>
+      </w:r>
+      <w:hyperlink r:id="rId28" w:history="1">
+        <w:r>
+          <w:rPr>
+            <w:rStyle w:val="a9"/>
+            <w:sz w:val="28"/>
+            <w:szCs w:val="28"/>
+            <w:lang w:val="en-US"/>
+          </w:rPr>
+          <w:t>https://docs.djangoproject.com/en/5.1/</w:t>
+        </w:r>
+      </w:hyperlink>
+      <w:r>
+        <w:rPr>
+          <w:color w:val="0D0D0D" w:themeColor="text1" w:themeTint="F2"/>
+          <w:sz w:val="28"/>
+          <w:szCs w:val="28"/>
+          <w:lang w:val="en-US"/>
+        </w:rPr>
+        <w:t xml:space="preserve"> (</w:t>
+      </w:r>
+      <w:r>
+        <w:rPr>
+          <w:color w:val="0D0D0D" w:themeColor="text1" w:themeTint="F2"/>
+          <w:sz w:val="28"/>
+          <w:szCs w:val="28"/>
+        </w:rPr>
+        <w:t xml:space="preserve">дата обращения: </w:t>
+      </w:r>
+      <w:r>
+        <w:rPr>
+          <w:color w:val="0D0D0D" w:themeColor="text1" w:themeTint="F2"/>
+          <w:sz w:val="28"/>
+          <w:szCs w:val="28"/>
+        </w:rPr>
+        <w:t>03.05</w:t>
+      </w:r>
+      <w:r>
+        <w:rPr>
+          <w:color w:val="0D0D0D" w:themeColor="text1" w:themeTint="F2"/>
+          <w:sz w:val="28"/>
+          <w:szCs w:val="28"/>
+        </w:rPr>
+        <w:t>.2024</w:t>
+      </w:r>
+      <w:r>
+        <w:rPr>
+          <w:color w:val="0D0D0D" w:themeColor="text1" w:themeTint="F2"/>
+          <w:sz w:val="28"/>
+          <w:szCs w:val="28"/>
+          <w:lang w:val="en-US"/>
+        </w:rPr>
+        <w:t>)</w:t>
+      </w:r>
+    </w:p>
+    <w:p>
+      <w:pPr>
+        <w:spacing w:line="360" w:lineRule="auto"/>
+        <w:ind w:firstLine="709"/>
+        <w:jc w:val="both"/>
+        <w:rPr>
+          <w:color w:val="0D0D0D" w:themeColor="text1" w:themeTint="F2"/>
+          <w:sz w:val="28"/>
+          <w:szCs w:val="28"/>
+        </w:rPr>
+      </w:pPr>
+    </w:p>
     <w:sectPr>
-      <w:footerReference w:type="default" r:id="rId27"/>
+      <w:footerReference w:type="default" r:id="rId29"/>
       <w:pgSz w:w="11906" w:h="16838"/>
       <w:pgMar w:top="1134" w:right="850" w:bottom="1134" w:left="1701" w:header="709" w:footer="709" w:gutter="0"/>
       <w:cols w:space="708"/>
@@ -12247,6 +13079,7 @@
         <w:docPartUnique/>
       </w:docPartObj>
     </w:sdtPr>
+    <w:sdtEndPr/>
     <w:sdtContent>
       <w:p>
         <w:pPr>
@@ -12357,7 +13190,7 @@
             <w:sz w:val="28"/>
             <w:szCs w:val="28"/>
           </w:rPr>
-          <w:t>14</w:t>
+          <w:t>18</w:t>
         </w:r>
         <w:r>
           <w:rPr>
@@ -13481,7 +14314,7 @@
 </file>
 
 <file path=customXml/itemProps1.xml><?xml version="1.0" encoding="utf-8"?>
-<ds:datastoreItem xmlns:ds="http://schemas.openxmlformats.org/officeDocument/2006/customXml" ds:itemID="{DC17B2E2-AA84-4229-92F1-77D8B274C9AA}">
+<ds:datastoreItem xmlns:ds="http://schemas.openxmlformats.org/officeDocument/2006/customXml" ds:itemID="{65DABF75-4F4D-4EEE-9B89-5E543E2759D8}">
   <ds:schemaRefs>
     <ds:schemaRef ds:uri="http://schemas.openxmlformats.org/officeDocument/2006/bibliography"/>
   </ds:schemaRefs>

--- a/papers/Вавакин_Курсовая_Работа_2.docx
+++ b/papers/Вавакин_Курсовая_Работа_2.docx
@@ -1420,31 +1420,7 @@
               <w:sz w:val="28"/>
               <w:szCs w:val="28"/>
             </w:rPr>
-            <w:t>1.3</w:t>
-          </w:r>
-          <w:r>
-            <w:rPr>
-              <w:color w:val="0D0D0D" w:themeColor="text1" w:themeTint="F2"/>
-              <w:sz w:val="28"/>
-              <w:szCs w:val="28"/>
-            </w:rPr>
-            <w:t>.1</w:t>
-          </w:r>
-          <w:r>
-            <w:rPr>
-              <w:color w:val="0D0D0D" w:themeColor="text1" w:themeTint="F2"/>
-              <w:sz w:val="28"/>
-              <w:szCs w:val="28"/>
-            </w:rPr>
-            <w:t xml:space="preserve"> </w:t>
-          </w:r>
-          <w:r>
-            <w:rPr>
-              <w:color w:val="0D0D0D" w:themeColor="text1" w:themeTint="F2"/>
-              <w:sz w:val="28"/>
-              <w:szCs w:val="28"/>
-            </w:rPr>
-            <w:t>Универсальные облачные сервисы</w:t>
+            <w:t>1.3.1 Универсальные облачные сервисы</w:t>
           </w:r>
           <w:r>
             <w:rPr>
@@ -1480,31 +1456,7 @@
               <w:sz w:val="28"/>
               <w:szCs w:val="28"/>
             </w:rPr>
-            <w:t>1.3</w:t>
-          </w:r>
-          <w:r>
-            <w:rPr>
-              <w:color w:val="0D0D0D" w:themeColor="text1" w:themeTint="F2"/>
-              <w:sz w:val="28"/>
-              <w:szCs w:val="28"/>
-            </w:rPr>
-            <w:t>.2</w:t>
-          </w:r>
-          <w:r>
-            <w:rPr>
-              <w:color w:val="0D0D0D" w:themeColor="text1" w:themeTint="F2"/>
-              <w:sz w:val="28"/>
-              <w:szCs w:val="28"/>
-            </w:rPr>
-            <w:t xml:space="preserve"> </w:t>
-          </w:r>
-          <w:r>
-            <w:rPr>
-              <w:color w:val="0D0D0D" w:themeColor="text1" w:themeTint="F2"/>
-              <w:sz w:val="28"/>
-              <w:szCs w:val="28"/>
-            </w:rPr>
-            <w:t xml:space="preserve">Коммерческие системы </w:t>
+            <w:t xml:space="preserve">1.3.2 Коммерческие системы </w:t>
           </w:r>
           <w:r>
             <w:rPr>
@@ -1548,23 +1500,7 @@
               <w:sz w:val="28"/>
               <w:szCs w:val="28"/>
             </w:rPr>
-            <w:t>1.3</w:t>
-          </w:r>
-          <w:r>
-            <w:rPr>
-              <w:color w:val="0D0D0D" w:themeColor="text1" w:themeTint="F2"/>
-              <w:sz w:val="28"/>
-              <w:szCs w:val="28"/>
-            </w:rPr>
-            <w:t>.3</w:t>
-          </w:r>
-          <w:r>
-            <w:rPr>
-              <w:color w:val="0D0D0D" w:themeColor="text1" w:themeTint="F2"/>
-              <w:sz w:val="28"/>
-              <w:szCs w:val="28"/>
-            </w:rPr>
-            <w:t xml:space="preserve"> </w:t>
+            <w:t xml:space="preserve">1.3.3 </w:t>
           </w:r>
           <w:r>
             <w:rPr>
@@ -7239,17 +7175,33 @@
           <w:color w:val="0D0D0D" w:themeColor="text1" w:themeTint="F2"/>
           <w:sz w:val="28"/>
           <w:szCs w:val="28"/>
-          <w:lang w:val="en-US"/>
-        </w:rPr>
-        <w:t xml:space="preserve">– </w:t>
-      </w:r>
-      <w:r>
-        <w:rPr>
-          <w:color w:val="0D0D0D" w:themeColor="text1" w:themeTint="F2"/>
-          <w:sz w:val="28"/>
-          <w:szCs w:val="28"/>
-        </w:rPr>
-        <w:t>а также встроенная система аутентификации и авторизации, обработка форм, валидация данных, механизмы кэширования, миграции баз данных</w:t>
+        </w:rPr>
+        <w:t xml:space="preserve">Кроме того, в возможности </w:t>
+      </w:r>
+      <w:r>
+        <w:rPr>
+          <w:color w:val="0D0D0D" w:themeColor="text1" w:themeTint="F2"/>
+          <w:sz w:val="28"/>
+          <w:szCs w:val="28"/>
+          <w:lang w:val="en-US"/>
+        </w:rPr>
+        <w:t xml:space="preserve">Django </w:t>
+      </w:r>
+      <w:r>
+        <w:rPr>
+          <w:color w:val="0D0D0D" w:themeColor="text1" w:themeTint="F2"/>
+          <w:sz w:val="28"/>
+          <w:szCs w:val="28"/>
+        </w:rPr>
+        <w:t>входят</w:t>
+      </w:r>
+      <w:r>
+        <w:rPr>
+          <w:color w:val="0D0D0D" w:themeColor="text1" w:themeTint="F2"/>
+          <w:sz w:val="28"/>
+          <w:szCs w:val="28"/>
+        </w:rPr>
+        <w:t xml:space="preserve"> встроенная система аутентификации и авторизации, обработка форм, валидация данных, механизмы кэширования, миграции баз данных</w:t>
       </w:r>
       <w:r>
         <w:rPr>
@@ -7384,110 +7336,491 @@
           <w:szCs w:val="28"/>
         </w:rPr>
       </w:pPr>
+    </w:p>
+    <w:p>
+      <w:pPr>
+        <w:spacing w:line="360" w:lineRule="auto"/>
+        <w:ind w:firstLine="709"/>
+        <w:jc w:val="both"/>
+        <w:rPr>
+          <w:b/>
+          <w:color w:val="0D0D0D" w:themeColor="text1" w:themeTint="F2"/>
+          <w:sz w:val="28"/>
+          <w:szCs w:val="28"/>
+          <w:lang w:val="en-US"/>
+        </w:rPr>
+      </w:pPr>
+      <w:r>
+        <w:rPr>
+          <w:b/>
+          <w:color w:val="0D0D0D" w:themeColor="text1" w:themeTint="F2"/>
+          <w:sz w:val="28"/>
+          <w:szCs w:val="28"/>
+          <w:lang w:val="en-US"/>
+        </w:rPr>
+        <w:t xml:space="preserve">2.3 </w:t>
+      </w:r>
+      <w:r>
+        <w:rPr>
+          <w:b/>
+          <w:color w:val="0D0D0D" w:themeColor="text1" w:themeTint="F2"/>
+          <w:sz w:val="28"/>
+          <w:szCs w:val="28"/>
+        </w:rPr>
+        <w:t>СУБД</w:t>
+      </w:r>
+    </w:p>
+    <w:p>
+      <w:pPr>
+        <w:spacing w:line="360" w:lineRule="auto"/>
+        <w:ind w:firstLine="709"/>
+        <w:jc w:val="both"/>
+        <w:rPr>
+          <w:color w:val="0D0D0D" w:themeColor="text1" w:themeTint="F2"/>
+          <w:sz w:val="28"/>
+          <w:szCs w:val="28"/>
+          <w:lang w:val="en-US"/>
+        </w:rPr>
+      </w:pPr>
+    </w:p>
+    <w:p>
+      <w:pPr>
+        <w:spacing w:line="360" w:lineRule="auto"/>
+        <w:ind w:firstLine="709"/>
+        <w:jc w:val="both"/>
+        <w:rPr>
+          <w:color w:val="0D0D0D" w:themeColor="text1" w:themeTint="F2"/>
+          <w:sz w:val="28"/>
+          <w:szCs w:val="28"/>
+        </w:rPr>
+      </w:pPr>
+      <w:r>
+        <w:rPr>
+          <w:color w:val="0D0D0D" w:themeColor="text1" w:themeTint="F2"/>
+          <w:sz w:val="28"/>
+          <w:szCs w:val="28"/>
+          <w:lang w:val="en-US"/>
+        </w:rPr>
+        <w:t xml:space="preserve">Django </w:t>
+      </w:r>
+      <w:r>
+        <w:rPr>
+          <w:color w:val="0D0D0D" w:themeColor="text1" w:themeTint="F2"/>
+          <w:sz w:val="28"/>
+          <w:szCs w:val="28"/>
+        </w:rPr>
+        <w:t>по умолчанию использует интегрированную</w:t>
+      </w:r>
+      <w:r>
+        <w:rPr>
+          <w:color w:val="0D0D0D" w:themeColor="text1" w:themeTint="F2"/>
+          <w:sz w:val="28"/>
+          <w:szCs w:val="28"/>
+        </w:rPr>
+        <w:t xml:space="preserve"> СУБД </w:t>
+      </w:r>
+      <w:r>
+        <w:rPr>
+          <w:color w:val="0D0D0D" w:themeColor="text1" w:themeTint="F2"/>
+          <w:sz w:val="28"/>
+          <w:szCs w:val="28"/>
+          <w:lang w:val="en-US"/>
+        </w:rPr>
+        <w:t>SQLite</w:t>
+      </w:r>
+      <w:r>
+        <w:rPr>
+          <w:color w:val="0D0D0D" w:themeColor="text1" w:themeTint="F2"/>
+          <w:sz w:val="28"/>
+          <w:szCs w:val="28"/>
+          <w:lang w:val="en-US"/>
+        </w:rPr>
+        <w:t xml:space="preserve"> [</w:t>
+      </w:r>
+      <w:r>
+        <w:rPr>
+          <w:color w:val="0D0D0D" w:themeColor="text1" w:themeTint="F2"/>
+          <w:sz w:val="28"/>
+          <w:szCs w:val="28"/>
+        </w:rPr>
+        <w:t>5</w:t>
+      </w:r>
+      <w:r>
+        <w:rPr>
+          <w:color w:val="0D0D0D" w:themeColor="text1" w:themeTint="F2"/>
+          <w:sz w:val="28"/>
+          <w:szCs w:val="28"/>
+          <w:lang w:val="en-US"/>
+        </w:rPr>
+        <w:t>]</w:t>
+      </w:r>
+      <w:r>
+        <w:rPr>
+          <w:color w:val="0D0D0D" w:themeColor="text1" w:themeTint="F2"/>
+          <w:sz w:val="28"/>
+          <w:szCs w:val="28"/>
+          <w:lang w:val="en-US"/>
+        </w:rPr>
+        <w:t xml:space="preserve">. </w:t>
+      </w:r>
+      <w:r>
+        <w:rPr>
+          <w:color w:val="0D0D0D" w:themeColor="text1" w:themeTint="F2"/>
+          <w:sz w:val="28"/>
+          <w:szCs w:val="28"/>
+        </w:rPr>
+        <w:t>Ее главное преимущество – отсутствие необходимости настройки отдельного сервера: все данные хранятся в едином файле, что упрощает развертывание локальной среды</w:t>
+      </w:r>
+      <w:r>
+        <w:rPr>
+          <w:color w:val="0D0D0D" w:themeColor="text1" w:themeTint="F2"/>
+          <w:sz w:val="28"/>
+          <w:szCs w:val="28"/>
+        </w:rPr>
+        <w:t>.</w:t>
+      </w:r>
+    </w:p>
+    <w:p>
+      <w:pPr>
+        <w:spacing w:line="360" w:lineRule="auto"/>
+        <w:ind w:firstLine="709"/>
+        <w:jc w:val="both"/>
+        <w:rPr>
+          <w:color w:val="0D0D0D" w:themeColor="text1" w:themeTint="F2"/>
+          <w:sz w:val="28"/>
+          <w:szCs w:val="28"/>
+        </w:rPr>
+      </w:pPr>
+      <w:r>
+        <w:rPr>
+          <w:color w:val="0D0D0D" w:themeColor="text1" w:themeTint="F2"/>
+          <w:sz w:val="28"/>
+          <w:szCs w:val="28"/>
+          <w:lang w:val="en-US"/>
+        </w:rPr>
+        <w:lastRenderedPageBreak/>
+        <w:t xml:space="preserve">SQLite </w:t>
+      </w:r>
+      <w:r>
+        <w:rPr>
+          <w:color w:val="0D0D0D" w:themeColor="text1" w:themeTint="F2"/>
+          <w:sz w:val="28"/>
+          <w:szCs w:val="28"/>
+        </w:rPr>
+        <w:t xml:space="preserve">поддерживает транзакции, следующие набору требований </w:t>
+      </w:r>
+      <w:r>
+        <w:rPr>
+          <w:color w:val="0D0D0D" w:themeColor="text1" w:themeTint="F2"/>
+          <w:sz w:val="28"/>
+          <w:szCs w:val="28"/>
+          <w:lang w:val="en-US"/>
+        </w:rPr>
+        <w:t>ACID</w:t>
+      </w:r>
+      <w:r>
+        <w:rPr>
+          <w:color w:val="0D0D0D" w:themeColor="text1" w:themeTint="F2"/>
+          <w:sz w:val="28"/>
+          <w:szCs w:val="28"/>
+        </w:rPr>
+        <w:t>, который включает в себя атомарность, согласованность, изолированность и долговечность. Это гарантирует целостность данных при одновременном доступе нескольких пользователей.</w:t>
+      </w:r>
+    </w:p>
+    <w:p>
+      <w:pPr>
+        <w:spacing w:line="360" w:lineRule="auto"/>
+        <w:ind w:firstLine="709"/>
+        <w:jc w:val="both"/>
+        <w:rPr>
+          <w:color w:val="0D0D0D" w:themeColor="text1" w:themeTint="F2"/>
+          <w:sz w:val="28"/>
+          <w:szCs w:val="28"/>
+          <w:lang w:val="en-US"/>
+        </w:rPr>
+      </w:pPr>
+      <w:r>
+        <w:rPr>
+          <w:color w:val="0D0D0D" w:themeColor="text1" w:themeTint="F2"/>
+          <w:sz w:val="28"/>
+          <w:szCs w:val="28"/>
+        </w:rPr>
+        <w:t xml:space="preserve">«Встраиваемость» </w:t>
+      </w:r>
+      <w:r>
+        <w:rPr>
+          <w:color w:val="0D0D0D" w:themeColor="text1" w:themeTint="F2"/>
+          <w:sz w:val="28"/>
+          <w:szCs w:val="28"/>
+          <w:lang w:val="en-US"/>
+        </w:rPr>
+        <w:t xml:space="preserve">SQLite </w:t>
+      </w:r>
+      <w:r>
+        <w:rPr>
+          <w:color w:val="0D0D0D" w:themeColor="text1" w:themeTint="F2"/>
+          <w:sz w:val="28"/>
+          <w:szCs w:val="28"/>
+        </w:rPr>
+        <w:t xml:space="preserve">означает, что она не использует парадигмы «клиент-сервер», а движок </w:t>
+      </w:r>
+      <w:r>
+        <w:rPr>
+          <w:color w:val="0D0D0D" w:themeColor="text1" w:themeTint="F2"/>
+          <w:sz w:val="28"/>
+          <w:szCs w:val="28"/>
+          <w:lang w:val="en-US"/>
+        </w:rPr>
+        <w:t xml:space="preserve">SQLite </w:t>
+      </w:r>
+      <w:r>
+        <w:rPr>
+          <w:color w:val="0D0D0D" w:themeColor="text1" w:themeTint="F2"/>
+          <w:sz w:val="28"/>
+          <w:szCs w:val="28"/>
+        </w:rPr>
+        <w:t>представляет собой библиотеку, становящ</w:t>
+      </w:r>
+      <w:r>
+        <w:rPr>
+          <w:color w:val="0D0D0D" w:themeColor="text1" w:themeTint="F2"/>
+          <w:sz w:val="28"/>
+          <w:szCs w:val="28"/>
+        </w:rPr>
+        <w:t>ую</w:t>
+      </w:r>
+      <w:r>
+        <w:rPr>
+          <w:color w:val="0D0D0D" w:themeColor="text1" w:themeTint="F2"/>
+          <w:sz w:val="28"/>
+          <w:szCs w:val="28"/>
+        </w:rPr>
+        <w:t xml:space="preserve">ся составной частью программы в результате компоновки. Таким образом, протоколом обмена выступают вызовы </w:t>
+      </w:r>
+      <w:r>
+        <w:rPr>
+          <w:color w:val="0D0D0D" w:themeColor="text1" w:themeTint="F2"/>
+          <w:sz w:val="28"/>
+          <w:szCs w:val="28"/>
+          <w:lang w:val="en-US"/>
+        </w:rPr>
+        <w:t xml:space="preserve">API </w:t>
+      </w:r>
+      <w:r>
+        <w:rPr>
+          <w:color w:val="0D0D0D" w:themeColor="text1" w:themeTint="F2"/>
+          <w:sz w:val="28"/>
+          <w:szCs w:val="28"/>
+        </w:rPr>
+        <w:t xml:space="preserve">библиотеки </w:t>
+      </w:r>
+      <w:r>
+        <w:rPr>
+          <w:color w:val="0D0D0D" w:themeColor="text1" w:themeTint="F2"/>
+          <w:sz w:val="28"/>
+          <w:szCs w:val="28"/>
+          <w:lang w:val="en-US"/>
+        </w:rPr>
+        <w:t>SQLite.</w:t>
+      </w:r>
+    </w:p>
+    <w:p>
+      <w:pPr>
+        <w:spacing w:line="360" w:lineRule="auto"/>
+        <w:ind w:firstLine="709"/>
+        <w:jc w:val="both"/>
+        <w:rPr>
+          <w:color w:val="0D0D0D" w:themeColor="text1" w:themeTint="F2"/>
+          <w:sz w:val="28"/>
+          <w:szCs w:val="28"/>
+        </w:rPr>
+      </w:pPr>
+      <w:r>
+        <w:rPr>
+          <w:color w:val="0D0D0D" w:themeColor="text1" w:themeTint="F2"/>
+          <w:sz w:val="28"/>
+          <w:szCs w:val="28"/>
+          <w:lang w:val="en-US"/>
+        </w:rPr>
+        <w:t xml:space="preserve">SQLite </w:t>
+      </w:r>
+      <w:r>
+        <w:rPr>
+          <w:color w:val="0D0D0D" w:themeColor="text1" w:themeTint="F2"/>
+          <w:sz w:val="28"/>
+          <w:szCs w:val="28"/>
+        </w:rPr>
+        <w:t>обладает низкой масштабируемостью</w:t>
+      </w:r>
+      <w:r>
+        <w:rPr>
+          <w:color w:val="0D0D0D" w:themeColor="text1" w:themeTint="F2"/>
+          <w:sz w:val="28"/>
+          <w:szCs w:val="28"/>
+        </w:rPr>
+        <w:t xml:space="preserve"> и обычно не подходит для эксплуатации в условиях высокой нагрузки и больших объемов данных, однако эта СУБД</w:t>
+      </w:r>
+      <w:r>
+        <w:rPr>
+          <w:color w:val="0D0D0D" w:themeColor="text1" w:themeTint="F2"/>
+          <w:sz w:val="28"/>
+          <w:szCs w:val="28"/>
+        </w:rPr>
+        <w:t xml:space="preserve"> отлично подходит для задач разработки и небольших проектов.</w:t>
+      </w:r>
+    </w:p>
+    <w:p>
+      <w:pPr>
+        <w:spacing w:line="360" w:lineRule="auto"/>
+        <w:ind w:firstLine="709"/>
+        <w:jc w:val="both"/>
+        <w:rPr>
+          <w:color w:val="0D0D0D" w:themeColor="text1" w:themeTint="F2"/>
+          <w:sz w:val="28"/>
+          <w:szCs w:val="28"/>
+        </w:rPr>
+      </w:pPr>
+      <w:r>
+        <w:rPr>
+          <w:color w:val="0D0D0D" w:themeColor="text1" w:themeTint="F2"/>
+          <w:sz w:val="28"/>
+          <w:szCs w:val="28"/>
+        </w:rPr>
+        <w:t xml:space="preserve">Благодаря </w:t>
+      </w:r>
+      <w:r>
+        <w:rPr>
+          <w:color w:val="0D0D0D" w:themeColor="text1" w:themeTint="F2"/>
+          <w:sz w:val="28"/>
+          <w:szCs w:val="28"/>
+        </w:rPr>
+        <w:t>абстракции уровня базы данных, предоставляемой</w:t>
+      </w:r>
+      <w:r>
+        <w:rPr>
+          <w:color w:val="0D0D0D" w:themeColor="text1" w:themeTint="F2"/>
+          <w:sz w:val="28"/>
+          <w:szCs w:val="28"/>
+          <w:lang w:val="en-US"/>
+        </w:rPr>
+        <w:t xml:space="preserve"> </w:t>
+      </w:r>
+      <w:r>
+        <w:rPr>
+          <w:color w:val="0D0D0D" w:themeColor="text1" w:themeTint="F2"/>
+          <w:sz w:val="28"/>
+          <w:szCs w:val="28"/>
+        </w:rPr>
+        <w:t xml:space="preserve">объектно-реляционной моделью </w:t>
+      </w:r>
+      <w:r>
+        <w:rPr>
+          <w:color w:val="0D0D0D" w:themeColor="text1" w:themeTint="F2"/>
+          <w:sz w:val="28"/>
+          <w:szCs w:val="28"/>
+          <w:lang w:val="en-US"/>
+        </w:rPr>
+        <w:t>Django</w:t>
+      </w:r>
+      <w:r>
+        <w:rPr>
+          <w:color w:val="0D0D0D" w:themeColor="text1" w:themeTint="F2"/>
+          <w:sz w:val="28"/>
+          <w:szCs w:val="28"/>
+          <w:lang w:val="en-US"/>
+        </w:rPr>
+        <w:t xml:space="preserve">, </w:t>
+      </w:r>
+      <w:r>
+        <w:rPr>
+          <w:color w:val="0D0D0D" w:themeColor="text1" w:themeTint="F2"/>
+          <w:sz w:val="28"/>
+          <w:szCs w:val="28"/>
+        </w:rPr>
+        <w:t>переход с текущей базы данных на более масштабируемую потребует лишь изменения настроек подключения в файле конфигурации, без необходимости переписывания запросов</w:t>
+      </w:r>
+      <w:r>
+        <w:rPr>
+          <w:color w:val="0D0D0D" w:themeColor="text1" w:themeTint="F2"/>
+          <w:sz w:val="28"/>
+          <w:szCs w:val="28"/>
+          <w:lang w:val="en-US"/>
+        </w:rPr>
+        <w:t>.</w:t>
+      </w:r>
+      <w:r>
+        <w:rPr>
+          <w:color w:val="0D0D0D" w:themeColor="text1" w:themeTint="F2"/>
+          <w:sz w:val="28"/>
+          <w:szCs w:val="28"/>
+        </w:rPr>
+        <w:t xml:space="preserve"> Это позволяет масштабировать систему поэтапно</w:t>
+      </w:r>
+      <w:r>
+        <w:rPr>
+          <w:color w:val="0D0D0D" w:themeColor="text1" w:themeTint="F2"/>
+          <w:sz w:val="28"/>
+          <w:szCs w:val="28"/>
+          <w:lang w:val="en-US"/>
+        </w:rPr>
+        <w:t xml:space="preserve">, </w:t>
+      </w:r>
+      <w:r>
+        <w:rPr>
+          <w:color w:val="0D0D0D" w:themeColor="text1" w:themeTint="F2"/>
+          <w:sz w:val="28"/>
+          <w:szCs w:val="28"/>
+        </w:rPr>
+        <w:t>начиная с малого числа пользователей и расширяя функционал по мере роста потребностей.</w:t>
+      </w:r>
+    </w:p>
+    <w:p>
+      <w:pPr>
+        <w:spacing w:line="360" w:lineRule="auto"/>
+        <w:ind w:firstLine="709"/>
+        <w:jc w:val="both"/>
+        <w:rPr>
+          <w:color w:val="0D0D0D" w:themeColor="text1" w:themeTint="F2"/>
+          <w:sz w:val="28"/>
+          <w:szCs w:val="28"/>
+        </w:rPr>
+      </w:pPr>
+      <w:r>
+        <w:rPr>
+          <w:color w:val="0D0D0D" w:themeColor="text1" w:themeTint="F2"/>
+          <w:sz w:val="28"/>
+          <w:szCs w:val="28"/>
+        </w:rPr>
+        <w:t xml:space="preserve">Одной из предпочтительных СУБД для разрабатываемой системы может быть </w:t>
+      </w:r>
+      <w:r>
+        <w:rPr>
+          <w:color w:val="0D0D0D" w:themeColor="text1" w:themeTint="F2"/>
+          <w:sz w:val="28"/>
+          <w:szCs w:val="28"/>
+          <w:lang w:val="en-US"/>
+        </w:rPr>
+        <w:t>PostgreSQL</w:t>
+      </w:r>
+      <w:r>
+        <w:rPr>
+          <w:color w:val="0D0D0D" w:themeColor="text1" w:themeTint="F2"/>
+          <w:sz w:val="28"/>
+          <w:szCs w:val="28"/>
+          <w:lang w:val="en-US"/>
+        </w:rPr>
+        <w:t xml:space="preserve"> [</w:t>
+      </w:r>
+      <w:r>
+        <w:rPr>
+          <w:color w:val="0D0D0D" w:themeColor="text1" w:themeTint="F2"/>
+          <w:sz w:val="28"/>
+          <w:szCs w:val="28"/>
+        </w:rPr>
+        <w:t>6</w:t>
+      </w:r>
       <w:bookmarkStart w:id="0" w:name="_GoBack"/>
       <w:bookmarkEnd w:id="0"/>
-    </w:p>
-    <w:p>
-      <w:pPr>
-        <w:spacing w:line="360" w:lineRule="auto"/>
-        <w:ind w:firstLine="709"/>
-        <w:jc w:val="both"/>
-        <w:rPr>
-          <w:b/>
-          <w:color w:val="0D0D0D" w:themeColor="text1" w:themeTint="F2"/>
-          <w:sz w:val="28"/>
-          <w:szCs w:val="28"/>
-          <w:lang w:val="en-US"/>
-        </w:rPr>
-      </w:pPr>
-      <w:r>
-        <w:rPr>
-          <w:b/>
-          <w:color w:val="0D0D0D" w:themeColor="text1" w:themeTint="F2"/>
-          <w:sz w:val="28"/>
-          <w:szCs w:val="28"/>
-          <w:lang w:val="en-US"/>
-        </w:rPr>
-        <w:t xml:space="preserve">2.3 </w:t>
-      </w:r>
-      <w:r>
-        <w:rPr>
-          <w:b/>
-          <w:color w:val="0D0D0D" w:themeColor="text1" w:themeTint="F2"/>
-          <w:sz w:val="28"/>
-          <w:szCs w:val="28"/>
-        </w:rPr>
-        <w:t>СУБД</w:t>
-      </w:r>
-    </w:p>
-    <w:p>
-      <w:pPr>
-        <w:spacing w:line="360" w:lineRule="auto"/>
-        <w:ind w:firstLine="709"/>
-        <w:jc w:val="both"/>
-        <w:rPr>
-          <w:color w:val="0D0D0D" w:themeColor="text1" w:themeTint="F2"/>
-          <w:sz w:val="28"/>
-          <w:szCs w:val="28"/>
-          <w:lang w:val="en-US"/>
-        </w:rPr>
-      </w:pPr>
-    </w:p>
-    <w:p>
-      <w:pPr>
-        <w:spacing w:line="360" w:lineRule="auto"/>
-        <w:ind w:firstLine="709"/>
-        <w:jc w:val="both"/>
-        <w:rPr>
-          <w:color w:val="0D0D0D" w:themeColor="text1" w:themeTint="F2"/>
-          <w:sz w:val="28"/>
-          <w:szCs w:val="28"/>
-        </w:rPr>
-      </w:pPr>
-      <w:r>
-        <w:rPr>
-          <w:color w:val="0D0D0D" w:themeColor="text1" w:themeTint="F2"/>
-          <w:sz w:val="28"/>
-          <w:szCs w:val="28"/>
-          <w:lang w:val="en-US"/>
-        </w:rPr>
-        <w:t xml:space="preserve">Django </w:t>
-      </w:r>
-      <w:r>
-        <w:rPr>
-          <w:color w:val="0D0D0D" w:themeColor="text1" w:themeTint="F2"/>
-          <w:sz w:val="28"/>
-          <w:szCs w:val="28"/>
-        </w:rPr>
-        <w:t xml:space="preserve">использует встраиваемую СУБД </w:t>
-      </w:r>
-      <w:r>
-        <w:rPr>
-          <w:color w:val="0D0D0D" w:themeColor="text1" w:themeTint="F2"/>
-          <w:sz w:val="28"/>
-          <w:szCs w:val="28"/>
-          <w:lang w:val="en-US"/>
-        </w:rPr>
-        <w:t>SQLite</w:t>
-      </w:r>
-      <w:r>
-        <w:rPr>
-          <w:color w:val="0D0D0D" w:themeColor="text1" w:themeTint="F2"/>
-          <w:sz w:val="28"/>
-          <w:szCs w:val="28"/>
-          <w:lang w:val="en-US"/>
-        </w:rPr>
-        <w:t xml:space="preserve"> [1</w:t>
-      </w:r>
-      <w:r>
-        <w:rPr>
-          <w:color w:val="0D0D0D" w:themeColor="text1" w:themeTint="F2"/>
-          <w:sz w:val="28"/>
-          <w:szCs w:val="28"/>
-          <w:lang w:val="en-US"/>
-        </w:rPr>
-        <w:t>0</w:t>
-      </w:r>
       <w:r>
         <w:rPr>
           <w:color w:val="0D0D0D" w:themeColor="text1" w:themeTint="F2"/>
@@ -7502,278 +7835,6 @@
           <w:color w:val="0D0D0D" w:themeColor="text1" w:themeTint="F2"/>
           <w:sz w:val="28"/>
           <w:szCs w:val="28"/>
-          <w:lang w:val="en-US"/>
-        </w:rPr>
-        <w:t xml:space="preserve">. </w:t>
-      </w:r>
-      <w:r>
-        <w:rPr>
-          <w:color w:val="0D0D0D" w:themeColor="text1" w:themeTint="F2"/>
-          <w:sz w:val="28"/>
-          <w:szCs w:val="28"/>
-        </w:rPr>
-        <w:t xml:space="preserve">Она по умолчанию встроена в </w:t>
-      </w:r>
-      <w:r>
-        <w:rPr>
-          <w:color w:val="0D0D0D" w:themeColor="text1" w:themeTint="F2"/>
-          <w:sz w:val="28"/>
-          <w:szCs w:val="28"/>
-          <w:lang w:val="en-US"/>
-        </w:rPr>
-        <w:t xml:space="preserve">Python, </w:t>
-      </w:r>
-      <w:r>
-        <w:rPr>
-          <w:color w:val="0D0D0D" w:themeColor="text1" w:themeTint="F2"/>
-          <w:sz w:val="28"/>
-          <w:szCs w:val="28"/>
-        </w:rPr>
-        <w:t>что значительно упрощает настройку и использование для разработки, поскольку исключается необходимость в установке отдельного сервера базы данных.</w:t>
-      </w:r>
-    </w:p>
-    <w:p>
-      <w:pPr>
-        <w:spacing w:line="360" w:lineRule="auto"/>
-        <w:ind w:firstLine="709"/>
-        <w:jc w:val="both"/>
-        <w:rPr>
-          <w:color w:val="0D0D0D" w:themeColor="text1" w:themeTint="F2"/>
-          <w:sz w:val="28"/>
-          <w:szCs w:val="28"/>
-          <w:lang w:val="en-US"/>
-        </w:rPr>
-      </w:pPr>
-      <w:r>
-        <w:rPr>
-          <w:color w:val="0D0D0D" w:themeColor="text1" w:themeTint="F2"/>
-          <w:sz w:val="28"/>
-          <w:szCs w:val="28"/>
-        </w:rPr>
-        <w:lastRenderedPageBreak/>
-        <w:t xml:space="preserve">«Встраиваемость» </w:t>
-      </w:r>
-      <w:r>
-        <w:rPr>
-          <w:color w:val="0D0D0D" w:themeColor="text1" w:themeTint="F2"/>
-          <w:sz w:val="28"/>
-          <w:szCs w:val="28"/>
-          <w:lang w:val="en-US"/>
-        </w:rPr>
-        <w:t xml:space="preserve">SQLite </w:t>
-      </w:r>
-      <w:r>
-        <w:rPr>
-          <w:color w:val="0D0D0D" w:themeColor="text1" w:themeTint="F2"/>
-          <w:sz w:val="28"/>
-          <w:szCs w:val="28"/>
-        </w:rPr>
-        <w:t xml:space="preserve">означает, что она не использует парадигмы «клиент-сервер», а движок </w:t>
-      </w:r>
-      <w:r>
-        <w:rPr>
-          <w:color w:val="0D0D0D" w:themeColor="text1" w:themeTint="F2"/>
-          <w:sz w:val="28"/>
-          <w:szCs w:val="28"/>
-          <w:lang w:val="en-US"/>
-        </w:rPr>
-        <w:t xml:space="preserve">SQLite </w:t>
-      </w:r>
-      <w:r>
-        <w:rPr>
-          <w:color w:val="0D0D0D" w:themeColor="text1" w:themeTint="F2"/>
-          <w:sz w:val="28"/>
-          <w:szCs w:val="28"/>
-        </w:rPr>
-        <w:t>представляет собой библиотеку, становящ</w:t>
-      </w:r>
-      <w:r>
-        <w:rPr>
-          <w:color w:val="0D0D0D" w:themeColor="text1" w:themeTint="F2"/>
-          <w:sz w:val="28"/>
-          <w:szCs w:val="28"/>
-        </w:rPr>
-        <w:t>ую</w:t>
-      </w:r>
-      <w:r>
-        <w:rPr>
-          <w:color w:val="0D0D0D" w:themeColor="text1" w:themeTint="F2"/>
-          <w:sz w:val="28"/>
-          <w:szCs w:val="28"/>
-        </w:rPr>
-        <w:t xml:space="preserve">ся составной частью программы в результате компоновки. Таким образом, протоколом обмена выступают вызовы </w:t>
-      </w:r>
-      <w:r>
-        <w:rPr>
-          <w:color w:val="0D0D0D" w:themeColor="text1" w:themeTint="F2"/>
-          <w:sz w:val="28"/>
-          <w:szCs w:val="28"/>
-          <w:lang w:val="en-US"/>
-        </w:rPr>
-        <w:t xml:space="preserve">API </w:t>
-      </w:r>
-      <w:r>
-        <w:rPr>
-          <w:color w:val="0D0D0D" w:themeColor="text1" w:themeTint="F2"/>
-          <w:sz w:val="28"/>
-          <w:szCs w:val="28"/>
-        </w:rPr>
-        <w:t xml:space="preserve">библиотеки </w:t>
-      </w:r>
-      <w:r>
-        <w:rPr>
-          <w:color w:val="0D0D0D" w:themeColor="text1" w:themeTint="F2"/>
-          <w:sz w:val="28"/>
-          <w:szCs w:val="28"/>
-          <w:lang w:val="en-US"/>
-        </w:rPr>
-        <w:t>SQLite.</w:t>
-      </w:r>
-    </w:p>
-    <w:p>
-      <w:pPr>
-        <w:spacing w:line="360" w:lineRule="auto"/>
-        <w:ind w:firstLine="709"/>
-        <w:jc w:val="both"/>
-        <w:rPr>
-          <w:color w:val="0D0D0D" w:themeColor="text1" w:themeTint="F2"/>
-          <w:sz w:val="28"/>
-          <w:szCs w:val="28"/>
-        </w:rPr>
-      </w:pPr>
-      <w:r>
-        <w:rPr>
-          <w:color w:val="0D0D0D" w:themeColor="text1" w:themeTint="F2"/>
-          <w:sz w:val="28"/>
-          <w:szCs w:val="28"/>
-          <w:lang w:val="en-US"/>
-        </w:rPr>
-        <w:t xml:space="preserve">SQLite </w:t>
-      </w:r>
-      <w:r>
-        <w:rPr>
-          <w:color w:val="0D0D0D" w:themeColor="text1" w:themeTint="F2"/>
-          <w:sz w:val="28"/>
-          <w:szCs w:val="28"/>
-        </w:rPr>
-        <w:t>обладает низкой масштабируемостью, но отлично подходит для задач разработки и небольших проектов.</w:t>
-      </w:r>
-    </w:p>
-    <w:p>
-      <w:pPr>
-        <w:spacing w:line="360" w:lineRule="auto"/>
-        <w:ind w:firstLine="709"/>
-        <w:jc w:val="both"/>
-        <w:rPr>
-          <w:color w:val="0D0D0D" w:themeColor="text1" w:themeTint="F2"/>
-          <w:sz w:val="28"/>
-          <w:szCs w:val="28"/>
-          <w:lang w:val="en-US"/>
-        </w:rPr>
-      </w:pPr>
-      <w:r>
-        <w:rPr>
-          <w:color w:val="0D0D0D" w:themeColor="text1" w:themeTint="F2"/>
-          <w:sz w:val="28"/>
-          <w:szCs w:val="28"/>
-        </w:rPr>
-        <w:t xml:space="preserve">Благодаря возможностям фреймворка </w:t>
-      </w:r>
-      <w:r>
-        <w:rPr>
-          <w:color w:val="0D0D0D" w:themeColor="text1" w:themeTint="F2"/>
-          <w:sz w:val="28"/>
-          <w:szCs w:val="28"/>
-          <w:lang w:val="en-US"/>
-        </w:rPr>
-        <w:t xml:space="preserve">Django, </w:t>
-      </w:r>
-      <w:r>
-        <w:rPr>
-          <w:color w:val="0D0D0D" w:themeColor="text1" w:themeTint="F2"/>
-          <w:sz w:val="28"/>
-          <w:szCs w:val="28"/>
-        </w:rPr>
-        <w:t>в дальнейшем при необходимости используемая база данных может быть относительно просто з</w:t>
-      </w:r>
-      <w:r>
-        <w:rPr>
-          <w:color w:val="0D0D0D" w:themeColor="text1" w:themeTint="F2"/>
-          <w:sz w:val="28"/>
-          <w:szCs w:val="28"/>
-        </w:rPr>
-        <w:t>аменена на более масштабируемую</w:t>
-      </w:r>
-      <w:r>
-        <w:rPr>
-          <w:color w:val="0D0D0D" w:themeColor="text1" w:themeTint="F2"/>
-          <w:sz w:val="28"/>
-          <w:szCs w:val="28"/>
-          <w:lang w:val="en-US"/>
-        </w:rPr>
-        <w:t xml:space="preserve">. </w:t>
-      </w:r>
-    </w:p>
-    <w:p>
-      <w:pPr>
-        <w:spacing w:line="360" w:lineRule="auto"/>
-        <w:ind w:firstLine="709"/>
-        <w:jc w:val="both"/>
-        <w:rPr>
-          <w:color w:val="0D0D0D" w:themeColor="text1" w:themeTint="F2"/>
-          <w:sz w:val="28"/>
-          <w:szCs w:val="28"/>
-        </w:rPr>
-      </w:pPr>
-      <w:r>
-        <w:rPr>
-          <w:color w:val="0D0D0D" w:themeColor="text1" w:themeTint="F2"/>
-          <w:sz w:val="28"/>
-          <w:szCs w:val="28"/>
-        </w:rPr>
-        <w:t xml:space="preserve">Одной из предпочтительных СУБД для разрабатываемой системы может быть </w:t>
-      </w:r>
-      <w:r>
-        <w:rPr>
-          <w:color w:val="0D0D0D" w:themeColor="text1" w:themeTint="F2"/>
-          <w:sz w:val="28"/>
-          <w:szCs w:val="28"/>
-          <w:lang w:val="en-US"/>
-        </w:rPr>
-        <w:t>PostgreSQL</w:t>
-      </w:r>
-      <w:r>
-        <w:rPr>
-          <w:color w:val="0D0D0D" w:themeColor="text1" w:themeTint="F2"/>
-          <w:sz w:val="28"/>
-          <w:szCs w:val="28"/>
-          <w:lang w:val="en-US"/>
-        </w:rPr>
-        <w:t xml:space="preserve"> [1</w:t>
-      </w:r>
-      <w:r>
-        <w:rPr>
-          <w:color w:val="0D0D0D" w:themeColor="text1" w:themeTint="F2"/>
-          <w:sz w:val="28"/>
-          <w:szCs w:val="28"/>
-          <w:lang w:val="en-US"/>
-        </w:rPr>
-        <w:t>1</w:t>
-      </w:r>
-      <w:r>
-        <w:rPr>
-          <w:color w:val="0D0D0D" w:themeColor="text1" w:themeTint="F2"/>
-          <w:sz w:val="28"/>
-          <w:szCs w:val="28"/>
-          <w:lang w:val="en-US"/>
-        </w:rPr>
-        <w:t>]</w:t>
-      </w:r>
-      <w:r>
-        <w:rPr>
-          <w:color w:val="0D0D0D" w:themeColor="text1" w:themeTint="F2"/>
-          <w:sz w:val="28"/>
-          <w:szCs w:val="28"/>
         </w:rPr>
         <w:t xml:space="preserve"> – свободная объектно-реляционная система управления б</w:t>
       </w:r>
@@ -7935,26 +7996,6 @@
           <w:szCs w:val="28"/>
         </w:rPr>
         <w:t>– расширяемость, выражаемая в возможности создавать пользовательские типы данных, типы индексов, модули расширения и подключать любые внешние источники данных.</w:t>
-      </w:r>
-    </w:p>
-    <w:p>
-      <w:pPr>
-        <w:spacing w:after="160" w:line="259" w:lineRule="auto"/>
-        <w:rPr>
-          <w:color w:val="0D0D0D" w:themeColor="text1" w:themeTint="F2"/>
-          <w:sz w:val="28"/>
-          <w:szCs w:val="28"/>
-          <w:lang w:val="en-US"/>
-        </w:rPr>
-      </w:pPr>
-      <w:r>
-        <w:rPr>
-          <w:color w:val="0D0D0D" w:themeColor="text1" w:themeTint="F2"/>
-          <w:sz w:val="28"/>
-          <w:szCs w:val="28"/>
-          <w:lang w:val="en-US"/>
-        </w:rPr>
-        <w:br w:type="page"/>
       </w:r>
     </w:p>
     <w:p>
@@ -12915,6 +12956,7 @@
           <w:color w:val="0D0D0D" w:themeColor="text1" w:themeTint="F2"/>
           <w:sz w:val="28"/>
           <w:szCs w:val="28"/>
+          <w:lang w:val="en-US"/>
         </w:rPr>
       </w:pPr>
       <w:r>
@@ -13033,9 +13075,242 @@
           <w:szCs w:val="28"/>
         </w:rPr>
       </w:pPr>
+      <w:r>
+        <w:rPr>
+          <w:color w:val="0D0D0D" w:themeColor="text1" w:themeTint="F2"/>
+          <w:sz w:val="28"/>
+          <w:szCs w:val="28"/>
+        </w:rPr>
+        <w:t xml:space="preserve">5. </w:t>
+      </w:r>
+      <w:r>
+        <w:rPr>
+          <w:color w:val="0D0D0D" w:themeColor="text1" w:themeTint="F2"/>
+          <w:sz w:val="28"/>
+          <w:szCs w:val="28"/>
+          <w:lang w:val="en-US"/>
+        </w:rPr>
+        <w:t>SQLite Documentation [</w:t>
+      </w:r>
+      <w:r>
+        <w:rPr>
+          <w:color w:val="0D0D0D" w:themeColor="text1" w:themeTint="F2"/>
+          <w:sz w:val="28"/>
+          <w:szCs w:val="28"/>
+        </w:rPr>
+        <w:t>Электронный ресурс</w:t>
+      </w:r>
+      <w:r>
+        <w:rPr>
+          <w:color w:val="0D0D0D" w:themeColor="text1" w:themeTint="F2"/>
+          <w:sz w:val="28"/>
+          <w:szCs w:val="28"/>
+          <w:lang w:val="en-US"/>
+        </w:rPr>
+        <w:t>]</w:t>
+      </w:r>
+      <w:r>
+        <w:rPr>
+          <w:color w:val="0D0D0D" w:themeColor="text1" w:themeTint="F2"/>
+          <w:sz w:val="28"/>
+          <w:szCs w:val="28"/>
+        </w:rPr>
+        <w:t xml:space="preserve"> – Режим доступа: </w:t>
+      </w:r>
+      <w:hyperlink r:id="rId29" w:history="1">
+        <w:r>
+          <w:rPr>
+            <w:rStyle w:val="a9"/>
+            <w:sz w:val="28"/>
+            <w:szCs w:val="28"/>
+          </w:rPr>
+          <w:t>https://www.sqlite.org/docs.html</w:t>
+        </w:r>
+      </w:hyperlink>
+      <w:r>
+        <w:rPr>
+          <w:color w:val="0D0D0D" w:themeColor="text1" w:themeTint="F2"/>
+          <w:sz w:val="28"/>
+          <w:szCs w:val="28"/>
+        </w:rPr>
+        <w:t xml:space="preserve"> </w:t>
+      </w:r>
+      <w:r>
+        <w:rPr>
+          <w:color w:val="0D0D0D" w:themeColor="text1" w:themeTint="F2"/>
+          <w:sz w:val="28"/>
+          <w:szCs w:val="28"/>
+          <w:lang w:val="en-US"/>
+        </w:rPr>
+        <w:t>(</w:t>
+      </w:r>
+      <w:r>
+        <w:rPr>
+          <w:color w:val="0D0D0D" w:themeColor="text1" w:themeTint="F2"/>
+          <w:sz w:val="28"/>
+          <w:szCs w:val="28"/>
+        </w:rPr>
+        <w:t xml:space="preserve">дата обращения: </w:t>
+      </w:r>
+      <w:r>
+        <w:rPr>
+          <w:color w:val="0D0D0D" w:themeColor="text1" w:themeTint="F2"/>
+          <w:sz w:val="28"/>
+          <w:szCs w:val="28"/>
+        </w:rPr>
+        <w:t>03.05</w:t>
+      </w:r>
+      <w:r>
+        <w:rPr>
+          <w:color w:val="0D0D0D" w:themeColor="text1" w:themeTint="F2"/>
+          <w:sz w:val="28"/>
+          <w:szCs w:val="28"/>
+        </w:rPr>
+        <w:t>.2024</w:t>
+      </w:r>
+      <w:r>
+        <w:rPr>
+          <w:color w:val="0D0D0D" w:themeColor="text1" w:themeTint="F2"/>
+          <w:sz w:val="28"/>
+          <w:szCs w:val="28"/>
+          <w:lang w:val="en-US"/>
+        </w:rPr>
+        <w:t>)</w:t>
+      </w:r>
+    </w:p>
+    <w:p>
+      <w:pPr>
+        <w:spacing w:line="360" w:lineRule="auto"/>
+        <w:ind w:firstLine="709"/>
+        <w:jc w:val="both"/>
+        <w:rPr>
+          <w:color w:val="0D0D0D" w:themeColor="text1" w:themeTint="F2"/>
+          <w:sz w:val="28"/>
+          <w:szCs w:val="28"/>
+          <w:lang w:val="en-US"/>
+        </w:rPr>
+      </w:pPr>
+      <w:r>
+        <w:rPr>
+          <w:color w:val="0D0D0D" w:themeColor="text1" w:themeTint="F2"/>
+          <w:sz w:val="28"/>
+          <w:szCs w:val="28"/>
+        </w:rPr>
+        <w:t xml:space="preserve">6. </w:t>
+      </w:r>
+      <w:r>
+        <w:rPr>
+          <w:color w:val="0D0D0D" w:themeColor="text1" w:themeTint="F2"/>
+          <w:sz w:val="28"/>
+          <w:szCs w:val="28"/>
+          <w:lang w:val="en-US"/>
+        </w:rPr>
+        <w:t>PostgreSQL: The world’s most advanced open source database [</w:t>
+      </w:r>
+      <w:r>
+        <w:rPr>
+          <w:color w:val="0D0D0D" w:themeColor="text1" w:themeTint="F2"/>
+          <w:sz w:val="28"/>
+          <w:szCs w:val="28"/>
+        </w:rPr>
+        <w:t>Электронный ресурс</w:t>
+      </w:r>
+      <w:r>
+        <w:rPr>
+          <w:color w:val="0D0D0D" w:themeColor="text1" w:themeTint="F2"/>
+          <w:sz w:val="28"/>
+          <w:szCs w:val="28"/>
+          <w:lang w:val="en-US"/>
+        </w:rPr>
+        <w:t>]</w:t>
+      </w:r>
+      <w:r>
+        <w:rPr>
+          <w:color w:val="0D0D0D" w:themeColor="text1" w:themeTint="F2"/>
+          <w:sz w:val="28"/>
+          <w:szCs w:val="28"/>
+        </w:rPr>
+        <w:t xml:space="preserve"> – Режим доступа: </w:t>
+      </w:r>
+      <w:hyperlink r:id="rId30" w:history="1">
+        <w:r>
+          <w:rPr>
+            <w:rStyle w:val="a9"/>
+            <w:sz w:val="28"/>
+            <w:szCs w:val="28"/>
+          </w:rPr>
+          <w:t>https://www.postgresql.org</w:t>
+        </w:r>
+        <w:r>
+          <w:rPr>
+            <w:rStyle w:val="a9"/>
+            <w:sz w:val="28"/>
+            <w:szCs w:val="28"/>
+            <w:lang w:val="en-US"/>
+          </w:rPr>
+          <w:t>/</w:t>
+        </w:r>
+      </w:hyperlink>
+      <w:r>
+        <w:rPr>
+          <w:color w:val="0D0D0D" w:themeColor="text1" w:themeTint="F2"/>
+          <w:sz w:val="28"/>
+          <w:szCs w:val="28"/>
+          <w:lang w:val="en-US"/>
+        </w:rPr>
+        <w:t xml:space="preserve"> </w:t>
+      </w:r>
+      <w:r>
+        <w:rPr>
+          <w:color w:val="0D0D0D" w:themeColor="text1" w:themeTint="F2"/>
+          <w:sz w:val="28"/>
+          <w:szCs w:val="28"/>
+        </w:rPr>
+        <w:t xml:space="preserve">(дата обращения: </w:t>
+      </w:r>
+      <w:r>
+        <w:rPr>
+          <w:color w:val="0D0D0D" w:themeColor="text1" w:themeTint="F2"/>
+          <w:sz w:val="28"/>
+          <w:szCs w:val="28"/>
+        </w:rPr>
+        <w:t>03.05</w:t>
+      </w:r>
+      <w:r>
+        <w:rPr>
+          <w:color w:val="0D0D0D" w:themeColor="text1" w:themeTint="F2"/>
+          <w:sz w:val="28"/>
+          <w:szCs w:val="28"/>
+        </w:rPr>
+        <w:t>.2024)</w:t>
+      </w:r>
+    </w:p>
+    <w:p>
+      <w:pPr>
+        <w:spacing w:line="360" w:lineRule="auto"/>
+        <w:ind w:firstLine="709"/>
+        <w:jc w:val="both"/>
+        <w:rPr>
+          <w:color w:val="0D0D0D" w:themeColor="text1" w:themeTint="F2"/>
+          <w:sz w:val="28"/>
+          <w:szCs w:val="28"/>
+        </w:rPr>
+      </w:pPr>
+    </w:p>
+    <w:p>
+      <w:pPr>
+        <w:spacing w:line="360" w:lineRule="auto"/>
+        <w:ind w:firstLine="709"/>
+        <w:jc w:val="both"/>
+        <w:rPr>
+          <w:color w:val="0D0D0D" w:themeColor="text1" w:themeTint="F2"/>
+          <w:sz w:val="28"/>
+          <w:szCs w:val="28"/>
+        </w:rPr>
+      </w:pPr>
     </w:p>
     <w:sectPr>
-      <w:footerReference w:type="default" r:id="rId29"/>
+      <w:footerReference w:type="default" r:id="rId31"/>
       <w:pgSz w:w="11906" w:h="16838"/>
       <w:pgMar w:top="1134" w:right="850" w:bottom="1134" w:left="1701" w:header="709" w:footer="709" w:gutter="0"/>
       <w:cols w:space="708"/>
@@ -13190,7 +13465,7 @@
             <w:sz w:val="28"/>
             <w:szCs w:val="28"/>
           </w:rPr>
-          <w:t>18</w:t>
+          <w:t>19</w:t>
         </w:r>
         <w:r>
           <w:rPr>
@@ -14314,7 +14589,7 @@
 </file>
 
 <file path=customXml/itemProps1.xml><?xml version="1.0" encoding="utf-8"?>
-<ds:datastoreItem xmlns:ds="http://schemas.openxmlformats.org/officeDocument/2006/customXml" ds:itemID="{65DABF75-4F4D-4EEE-9B89-5E543E2759D8}">
+<ds:datastoreItem xmlns:ds="http://schemas.openxmlformats.org/officeDocument/2006/customXml" ds:itemID="{BBD8BDB8-3C7E-4DBB-8E6E-5586CDBFD73B}">
   <ds:schemaRefs>
     <ds:schemaRef ds:uri="http://schemas.openxmlformats.org/officeDocument/2006/bibliography"/>
   </ds:schemaRefs>
